--- a/docs/synopsis_EchoSign.docx
+++ b/docs/synopsis_EchoSign.docx
@@ -4,13 +4,7 @@
   <w:body>
     <w:p>
       <w:pPr>
-        <w:spacing w:before="0" w:after="360" w:line="276" w:lineRule="auto"/>
-        <w:jc w:val="left"/>
-      </w:pPr>
-    </w:p>
-    <w:p>
-      <w:pPr>
-        <w:spacing w:before="0" w:after="240" w:line="276" w:lineRule="auto"/>
+        <w:spacing w:before="0" w:after="120" w:line="276" w:lineRule="auto"/>
         <w:jc w:val="center"/>
       </w:pPr>
       <w:r>
@@ -19,30 +13,14 @@
           <w:b/>
           <w:i w:val="0"/>
           <w:color w:val="000000"/>
-          <w:sz w:val="28"/>
+          <w:sz w:val="27"/>
         </w:rPr>
-        <w:t>ECHOSIGN: AN AI-POWERED AMERICAN SIGN LANGUAGE TRANSLATION SYSTEM USING DEEP CONVOLUTIONAL NEURAL NETWORKS AND REAL-TIME SPEECH SYNTHESIS</w:t>
+        <w:t>EchoSign: An Integrated AI Platform for Real-Time American Sign Language Translation, Gesture Evaluation and Speech Synthesis</w:t>
       </w:r>
     </w:p>
     <w:p>
       <w:pPr>
-        <w:spacing w:before="0" w:after="480" w:line="276" w:lineRule="auto"/>
-        <w:jc w:val="center"/>
-      </w:pPr>
-      <w:r>
-        <w:rPr>
-          <w:rFonts w:ascii="Times New Roman" w:hAnsi="Times New Roman"/>
-          <w:b/>
-          <w:i w:val="0"/>
-          <w:color w:val="000000"/>
-          <w:sz w:val="26"/>
-        </w:rPr>
-        <w:t>(ECHOSIGN)</w:t>
-      </w:r>
-    </w:p>
-    <w:p>
-      <w:pPr>
-        <w:spacing w:before="0" w:after="360" w:line="276" w:lineRule="auto"/>
+        <w:spacing w:before="0" w:after="120" w:line="276" w:lineRule="auto"/>
         <w:jc w:val="center"/>
       </w:pPr>
       <w:r>
@@ -51,78 +29,54 @@
           <w:b w:val="0"/>
           <w:i/>
           <w:color w:val="000000"/>
-          <w:sz w:val="22"/>
+          <w:sz w:val="21"/>
         </w:rPr>
         <w:t>Report submitted in partial fulfillment of the requirement for the degree of</w:t>
       </w:r>
     </w:p>
     <w:p>
       <w:pPr>
-        <w:spacing w:before="0" w:after="80" w:line="276" w:lineRule="auto"/>
+        <w:spacing w:before="40" w:after="120"/>
         <w:jc w:val="center"/>
       </w:pPr>
       <w:r>
-        <w:rPr>
-          <w:rFonts w:ascii="Times New Roman" w:hAnsi="Times New Roman"/>
-          <w:b/>
-          <w:i w:val="0"/>
-          <w:color w:val="000000"/>
-          <w:sz w:val="26"/>
-        </w:rPr>
-        <w:t>B. Tech.</w:t>
+        <w:drawing>
+          <wp:inline xmlns:a="http://schemas.openxmlformats.org/drawingml/2006/main" xmlns:pic="http://schemas.openxmlformats.org/drawingml/2006/picture">
+            <wp:extent cx="1645920" cy="851338"/>
+            <wp:docPr id="1" name="Picture 1"/>
+            <wp:cNvGraphicFramePr>
+              <a:graphicFrameLocks noChangeAspect="1"/>
+            </wp:cNvGraphicFramePr>
+            <a:graphic>
+              <a:graphicData uri="http://schemas.openxmlformats.org/drawingml/2006/picture">
+                <pic:pic>
+                  <pic:nvPicPr>
+                    <pic:cNvPr id="0" name="mpec_logo.jpg"/>
+                    <pic:cNvPicPr/>
+                  </pic:nvPicPr>
+                  <pic:blipFill>
+                    <a:blip r:embed="rId9"/>
+                    <a:stretch>
+                      <a:fillRect/>
+                    </a:stretch>
+                  </pic:blipFill>
+                  <pic:spPr>
+                    <a:xfrm>
+                      <a:off x="0" y="0"/>
+                      <a:ext cx="1645920" cy="851338"/>
+                    </a:xfrm>
+                    <a:prstGeom prst="rect"/>
+                  </pic:spPr>
+                </pic:pic>
+              </a:graphicData>
+            </a:graphic>
+          </wp:inline>
+        </w:drawing>
       </w:r>
     </w:p>
     <w:p>
       <w:pPr>
-        <w:spacing w:before="0" w:after="80" w:line="276" w:lineRule="auto"/>
-        <w:jc w:val="center"/>
-      </w:pPr>
-      <w:r>
-        <w:rPr>
-          <w:rFonts w:ascii="Times New Roman" w:hAnsi="Times New Roman"/>
-          <w:b w:val="0"/>
-          <w:i/>
-          <w:color w:val="000000"/>
-          <w:sz w:val="22"/>
-        </w:rPr>
-        <w:t>In</w:t>
-      </w:r>
-    </w:p>
-    <w:p>
-      <w:pPr>
-        <w:spacing w:before="0" w:after="560" w:line="276" w:lineRule="auto"/>
-        <w:jc w:val="center"/>
-      </w:pPr>
-      <w:r>
-        <w:rPr>
-          <w:rFonts w:ascii="Times New Roman" w:hAnsi="Times New Roman"/>
-          <w:b/>
-          <w:i w:val="0"/>
-          <w:color w:val="000000"/>
-          <w:sz w:val="26"/>
-        </w:rPr>
-        <w:t>Computer Science and Engineering</w:t>
-      </w:r>
-    </w:p>
-    <w:p>
-      <w:pPr>
-        <w:spacing w:before="0" w:after="80" w:line="276" w:lineRule="auto"/>
-        <w:jc w:val="center"/>
-      </w:pPr>
-      <w:r>
-        <w:rPr>
-          <w:rFonts w:ascii="Times New Roman" w:hAnsi="Times New Roman"/>
-          <w:b w:val="0"/>
-          <w:i/>
-          <w:color w:val="000000"/>
-          <w:sz w:val="22"/>
-        </w:rPr>
-        <w:t>Under the Supervision of</w:t>
-      </w:r>
-    </w:p>
-    <w:p>
-      <w:pPr>
-        <w:spacing w:before="0" w:after="40" w:line="276" w:lineRule="auto"/>
+        <w:spacing w:before="0" w:after="20" w:line="276" w:lineRule="auto"/>
         <w:jc w:val="center"/>
       </w:pPr>
       <w:r>
@@ -133,23 +87,23 @@
           <w:color w:val="000000"/>
           <w:sz w:val="24"/>
         </w:rPr>
-        <w:t>Ms. Reeta Nagar</w:t>
+        <w:t>B. Tech.</w:t>
       </w:r>
     </w:p>
     <w:p>
       <w:pPr>
-        <w:spacing w:before="0" w:after="560" w:line="276" w:lineRule="auto"/>
+        <w:spacing w:before="0" w:after="20" w:line="276" w:lineRule="auto"/>
         <w:jc w:val="center"/>
       </w:pPr>
       <w:r>
         <w:rPr>
           <w:rFonts w:ascii="Times New Roman" w:hAnsi="Times New Roman"/>
           <w:b w:val="0"/>
-          <w:i w:val="0"/>
+          <w:i/>
           <w:color w:val="000000"/>
-          <w:sz w:val="22"/>
+          <w:sz w:val="20"/>
         </w:rPr>
-        <w:t>Assistant Professor, C.S.E.</w:t>
+        <w:t>In</w:t>
       </w:r>
     </w:p>
     <w:p>
@@ -165,12 +119,44 @@
           <w:color w:val="000000"/>
           <w:sz w:val="24"/>
         </w:rPr>
-        <w:t>Submitted By:</w:t>
+        <w:t>Computer Science and Engineering</w:t>
       </w:r>
     </w:p>
     <w:p>
       <w:pPr>
-        <w:spacing w:before="0" w:after="60" w:line="276" w:lineRule="auto"/>
+        <w:spacing w:before="0" w:after="20" w:line="276" w:lineRule="auto"/>
+        <w:jc w:val="center"/>
+      </w:pPr>
+      <w:r>
+        <w:rPr>
+          <w:rFonts w:ascii="Times New Roman" w:hAnsi="Times New Roman"/>
+          <w:b w:val="0"/>
+          <w:i/>
+          <w:color w:val="000000"/>
+          <w:sz w:val="20"/>
+        </w:rPr>
+        <w:t>Under the Supervision of</w:t>
+      </w:r>
+    </w:p>
+    <w:p>
+      <w:pPr>
+        <w:spacing w:before="0" w:after="20" w:line="276" w:lineRule="auto"/>
+        <w:jc w:val="center"/>
+      </w:pPr>
+      <w:r>
+        <w:rPr>
+          <w:rFonts w:ascii="Times New Roman" w:hAnsi="Times New Roman"/>
+          <w:b/>
+          <w:i w:val="0"/>
+          <w:color w:val="000000"/>
+          <w:sz w:val="23"/>
+        </w:rPr>
+        <w:t>Ms. Rita Nagar</w:t>
+      </w:r>
+    </w:p>
+    <w:p>
+      <w:pPr>
+        <w:spacing w:before="0" w:after="160" w:line="276" w:lineRule="auto"/>
         <w:jc w:val="center"/>
       </w:pPr>
       <w:r>
@@ -179,14 +165,30 @@
           <w:b w:val="0"/>
           <w:i w:val="0"/>
           <w:color w:val="000000"/>
-          <w:sz w:val="22"/>
+          <w:sz w:val="20"/>
         </w:rPr>
-        <w:t>Nidhi Singh (2303491530068)</w:t>
+        <w:t>Assistant Professor, C.S.E.</w:t>
       </w:r>
     </w:p>
     <w:p>
       <w:pPr>
         <w:spacing w:before="0" w:after="60" w:line="276" w:lineRule="auto"/>
+        <w:jc w:val="center"/>
+      </w:pPr>
+      <w:r>
+        <w:rPr>
+          <w:rFonts w:ascii="Times New Roman" w:hAnsi="Times New Roman"/>
+          <w:b/>
+          <w:i w:val="0"/>
+          <w:color w:val="000000"/>
+          <w:sz w:val="22"/>
+        </w:rPr>
+        <w:t>Submitted By:</w:t>
+      </w:r>
+    </w:p>
+    <w:p>
+      <w:pPr>
+        <w:spacing w:before="0" w:after="30" w:line="276" w:lineRule="auto"/>
         <w:jc w:val="center"/>
       </w:pPr>
       <w:r>
@@ -195,14 +197,14 @@
           <w:b w:val="0"/>
           <w:i w:val="0"/>
           <w:color w:val="000000"/>
-          <w:sz w:val="22"/>
+          <w:sz w:val="20"/>
         </w:rPr>
-        <w:t>Yuvraj Singh (2303491530128)</w:t>
+        <w:t>Nidhi Singh (2303491530068)</w:t>
       </w:r>
     </w:p>
     <w:p>
       <w:pPr>
-        <w:spacing w:before="0" w:after="60" w:line="276" w:lineRule="auto"/>
+        <w:spacing w:before="0" w:after="30" w:line="276" w:lineRule="auto"/>
         <w:jc w:val="center"/>
       </w:pPr>
       <w:r>
@@ -211,14 +213,14 @@
           <w:b w:val="0"/>
           <w:i w:val="0"/>
           <w:color w:val="000000"/>
-          <w:sz w:val="22"/>
+          <w:sz w:val="20"/>
         </w:rPr>
-        <w:t>Rohit Kumar (2303491530090)</w:t>
+        <w:t>Yuvraj Singh (2303491530128)</w:t>
       </w:r>
     </w:p>
     <w:p>
       <w:pPr>
-        <w:spacing w:before="0" w:after="60" w:line="276" w:lineRule="auto"/>
+        <w:spacing w:before="0" w:after="30" w:line="276" w:lineRule="auto"/>
         <w:jc w:val="center"/>
       </w:pPr>
       <w:r>
@@ -227,14 +229,14 @@
           <w:b w:val="0"/>
           <w:i w:val="0"/>
           <w:color w:val="000000"/>
-          <w:sz w:val="22"/>
+          <w:sz w:val="20"/>
         </w:rPr>
-        <w:t>Prashant Kumar Singh (2303491530075)</w:t>
+        <w:t>Rohit Kumar (2303491530090)</w:t>
       </w:r>
     </w:p>
     <w:p>
       <w:pPr>
-        <w:spacing w:before="0" w:after="60" w:line="276" w:lineRule="auto"/>
+        <w:spacing w:before="0" w:after="30" w:line="276" w:lineRule="auto"/>
         <w:jc w:val="center"/>
       </w:pPr>
       <w:r>
@@ -243,20 +245,86 @@
           <w:b w:val="0"/>
           <w:i w:val="0"/>
           <w:color w:val="000000"/>
-          <w:sz w:val="22"/>
+          <w:sz w:val="20"/>
+        </w:rPr>
+        <w:t>Prashant Kumar Singh (2303491530075)</w:t>
+      </w:r>
+    </w:p>
+    <w:p>
+      <w:pPr>
+        <w:spacing w:before="0" w:after="30" w:line="276" w:lineRule="auto"/>
+        <w:jc w:val="center"/>
+      </w:pPr>
+      <w:r>
+        <w:rPr>
+          <w:rFonts w:ascii="Times New Roman" w:hAnsi="Times New Roman"/>
+          <w:b w:val="0"/>
+          <w:i w:val="0"/>
+          <w:color w:val="000000"/>
+          <w:sz w:val="20"/>
         </w:rPr>
         <w:t>Komal Goswami (2303491530061)</w:t>
       </w:r>
     </w:p>
     <w:p>
       <w:pPr>
-        <w:spacing w:before="0" w:after="640" w:line="276" w:lineRule="auto"/>
-        <w:jc w:val="left"/>
-      </w:pPr>
+        <w:spacing w:before="80" w:after="120"/>
+        <w:jc w:val="center"/>
+      </w:pPr>
+      <w:r>
+        <w:drawing>
+          <wp:inline xmlns:a="http://schemas.openxmlformats.org/drawingml/2006/main" xmlns:pic="http://schemas.openxmlformats.org/drawingml/2006/picture">
+            <wp:extent cx="1097280" cy="947030"/>
+            <wp:docPr id="2" name="Picture 2"/>
+            <wp:cNvGraphicFramePr>
+              <a:graphicFrameLocks noChangeAspect="1"/>
+            </wp:cNvGraphicFramePr>
+            <a:graphic>
+              <a:graphicData uri="http://schemas.openxmlformats.org/drawingml/2006/picture">
+                <pic:pic>
+                  <pic:nvPicPr>
+                    <pic:cNvPr id="0" name="aktu_logo.jpg"/>
+                    <pic:cNvPicPr/>
+                  </pic:nvPicPr>
+                  <pic:blipFill>
+                    <a:blip r:embed="rId10"/>
+                    <a:stretch>
+                      <a:fillRect/>
+                    </a:stretch>
+                  </pic:blipFill>
+                  <pic:spPr>
+                    <a:xfrm>
+                      <a:off x="0" y="0"/>
+                      <a:ext cx="1097280" cy="947030"/>
+                    </a:xfrm>
+                    <a:prstGeom prst="rect"/>
+                  </pic:spPr>
+                </pic:pic>
+              </a:graphicData>
+            </a:graphic>
+          </wp:inline>
+        </w:drawing>
+      </w:r>
     </w:p>
     <w:p>
       <w:pPr>
-        <w:spacing w:before="0" w:after="80" w:line="276" w:lineRule="auto"/>
+        <w:spacing w:before="0" w:after="20" w:line="276" w:lineRule="auto"/>
+        <w:jc w:val="center"/>
+      </w:pPr>
+      <w:r>
+        <w:rPr>
+          <w:rFonts w:ascii="Times New Roman" w:hAnsi="Times New Roman"/>
+          <w:b/>
+          <w:i w:val="0"/>
+          <w:color w:val="000000"/>
+          <w:sz w:val="22"/>
+        </w:rPr>
+        <w:t>Department of Computer Science &amp; Engineering</w:t>
+      </w:r>
+    </w:p>
+    <w:p>
+      <w:pPr>
+        <w:spacing w:before="0" w:after="20" w:line="276" w:lineRule="auto"/>
         <w:jc w:val="center"/>
       </w:pPr>
       <w:r>
@@ -267,12 +335,28 @@
           <w:color w:val="000000"/>
           <w:sz w:val="24"/>
         </w:rPr>
-        <w:t>Department of Computer Science &amp; Engineering</w:t>
+        <w:t>Maharana Pratap Engineering College, Kanpur</w:t>
       </w:r>
     </w:p>
     <w:p>
       <w:pPr>
-        <w:spacing w:before="0" w:after="80" w:line="276" w:lineRule="auto"/>
+        <w:spacing w:before="0" w:after="20" w:line="276" w:lineRule="auto"/>
+        <w:jc w:val="center"/>
+      </w:pPr>
+      <w:r>
+        <w:rPr>
+          <w:rFonts w:ascii="Times New Roman" w:hAnsi="Times New Roman"/>
+          <w:b w:val="0"/>
+          <w:i w:val="0"/>
+          <w:color w:val="000000"/>
+          <w:sz w:val="21"/>
+        </w:rPr>
+        <w:t>Dr. A.P.J. Abdul Kalam Technical University, Lucknow</w:t>
+      </w:r>
+    </w:p>
+    <w:p>
+      <w:pPr>
+        <w:spacing w:before="0" w:after="0" w:line="276" w:lineRule="auto"/>
         <w:jc w:val="center"/>
       </w:pPr>
       <w:r>
@@ -281,39 +365,7 @@
           <w:b/>
           <w:i w:val="0"/>
           <w:color w:val="000000"/>
-          <w:sz w:val="26"/>
-        </w:rPr>
-        <w:t>Maharana Pratap Engineering College, Kanpur</w:t>
-      </w:r>
-    </w:p>
-    <w:p>
-      <w:pPr>
-        <w:spacing w:before="0" w:after="80" w:line="276" w:lineRule="auto"/>
-        <w:jc w:val="center"/>
-      </w:pPr>
-      <w:r>
-        <w:rPr>
-          <w:rFonts w:ascii="Times New Roman" w:hAnsi="Times New Roman"/>
-          <w:b w:val="0"/>
-          <w:i w:val="0"/>
-          <w:color w:val="000000"/>
-          <w:sz w:val="24"/>
-        </w:rPr>
-        <w:t>Dr. A.P.J. Abdul Kalam Technical University, Lucknow</w:t>
-      </w:r>
-    </w:p>
-    <w:p>
-      <w:pPr>
-        <w:spacing w:before="0" w:after="0" w:line="276" w:lineRule="auto"/>
-        <w:jc w:val="center"/>
-      </w:pPr>
-      <w:r>
-        <w:rPr>
-          <w:rFonts w:ascii="Times New Roman" w:hAnsi="Times New Roman"/>
-          <w:b/>
-          <w:i w:val="0"/>
-          <w:color w:val="000000"/>
-          <w:sz w:val="22"/>
+          <w:sz w:val="21"/>
         </w:rPr>
         <w:t>Session: 2026-27</w:t>
       </w:r>
@@ -352,7 +404,7 @@
           <w:color w:val="000000"/>
           <w:sz w:val="22"/>
         </w:rPr>
-        <w:t>This is to certify that the Synopsis Report entitled “EchoSign: An AI-Powered American Sign Language Translation System Using Deep Convolutional Neural Networks and Real-Time Speech Synthesis”, which is submitted in partial fulfilment of the requirement for the award of the degree of B.Tech. in Computer Science and Engineering to MPEC Kanpur, Dr. A.P.J. Abdul Kalam Technical University, Lucknow, comprises only original work and studies carried out by the students themselves. The matter embodied in this synopsis has not been submitted for the award of any other degree.</w:t>
+        <w:t>This is to certify that the Synopsis Report entitled “EchoSign: An AI-Powered American Sign Language Translation System Using Deep Convolutional Neural Networks and Real-Time Speech Synthesis”, which is submitted in partial fulfilment of the requirement for the award of the degree of B.Tech. in Computer Science and Engineering to MPEC Kanpur, Dr. A.P.J. Abdul Kalam Technical University, Lucknow, comprises only original work and studies carried out by the students themselves. The matter embodied in this report has not been submitted for the award of any other degree.</w:t>
       </w:r>
     </w:p>
     <w:p>
@@ -467,7 +519,7 @@
               <w:rPr>
                 <w:sz w:val="22"/>
               </w:rPr>
-              <w:t>Ms. Reeta Nagar</w:t>
+              <w:t>Ms. Rita Nagar</w:t>
               <w:br/>
               <w:t>Project Guide</w:t>
               <w:br/>
@@ -7169,7 +7221,7 @@
     </w:p>
     <w:sectPr>
       <w:pgSz w:w="12240" w:h="15840"/>
-      <w:pgMar w:top="1440" w:right="1440" w:bottom="1440" w:left="1440" w:header="720" w:footer="720" w:gutter="0"/>
+      <w:pgMar w:top="1152" w:right="1440" w:bottom="1152" w:left="1440" w:header="720" w:footer="720" w:gutter="0"/>
       <w:cols w:space="720"/>
       <w:docGrid w:linePitch="360"/>
     </w:sectPr>

--- a/docs/synopsis_EchoSign.docx
+++ b/docs/synopsis_EchoSign.docx
@@ -4,7 +4,7 @@
   <w:body>
     <w:p>
       <w:pPr>
-        <w:spacing w:before="0" w:after="120" w:line="276" w:lineRule="auto"/>
+        <w:spacing w:before="0" w:after="80" w:line="276" w:lineRule="auto"/>
         <w:jc w:val="center"/>
       </w:pPr>
       <w:r>
@@ -20,7 +20,7 @@
     </w:p>
     <w:p>
       <w:pPr>
-        <w:spacing w:before="0" w:after="120" w:line="276" w:lineRule="auto"/>
+        <w:spacing w:before="0" w:after="80" w:line="276" w:lineRule="auto"/>
         <w:jc w:val="center"/>
       </w:pPr>
       <w:r>
@@ -29,20 +29,20 @@
           <w:b w:val="0"/>
           <w:i/>
           <w:color w:val="000000"/>
-          <w:sz w:val="21"/>
+          <w:sz w:val="20"/>
         </w:rPr>
         <w:t>Report submitted in partial fulfillment of the requirement for the degree of</w:t>
       </w:r>
     </w:p>
     <w:p>
       <w:pPr>
-        <w:spacing w:before="40" w:after="120"/>
+        <w:spacing w:before="40" w:after="80"/>
         <w:jc w:val="center"/>
       </w:pPr>
       <w:r>
         <w:drawing>
           <wp:inline xmlns:a="http://schemas.openxmlformats.org/drawingml/2006/main" xmlns:pic="http://schemas.openxmlformats.org/drawingml/2006/picture">
-            <wp:extent cx="1645920" cy="851338"/>
+            <wp:extent cx="1554480" cy="804041"/>
             <wp:docPr id="1" name="Picture 1"/>
             <wp:cNvGraphicFramePr>
               <a:graphicFrameLocks noChangeAspect="1"/>
@@ -63,7 +63,7 @@
                   <pic:spPr>
                     <a:xfrm>
                       <a:off x="0" y="0"/>
-                      <a:ext cx="1645920" cy="851338"/>
+                      <a:ext cx="1554480" cy="804041"/>
                     </a:xfrm>
                     <a:prstGeom prst="rect"/>
                   </pic:spPr>
@@ -101,14 +101,14 @@
           <w:b w:val="0"/>
           <w:i/>
           <w:color w:val="000000"/>
-          <w:sz w:val="20"/>
+          <w:sz w:val="19"/>
         </w:rPr>
         <w:t>In</w:t>
       </w:r>
     </w:p>
     <w:p>
       <w:pPr>
-        <w:spacing w:before="0" w:after="160" w:line="276" w:lineRule="auto"/>
+        <w:spacing w:before="0" w:after="120" w:line="276" w:lineRule="auto"/>
         <w:jc w:val="center"/>
       </w:pPr>
       <w:r>
@@ -133,7 +133,7 @@
           <w:b w:val="0"/>
           <w:i/>
           <w:color w:val="000000"/>
-          <w:sz w:val="20"/>
+          <w:sz w:val="19"/>
         </w:rPr>
         <w:t>Under the Supervision of</w:t>
       </w:r>
@@ -156,7 +156,7 @@
     </w:p>
     <w:p>
       <w:pPr>
-        <w:spacing w:before="0" w:after="160" w:line="276" w:lineRule="auto"/>
+        <w:spacing w:before="0" w:after="120" w:line="276" w:lineRule="auto"/>
         <w:jc w:val="center"/>
       </w:pPr>
       <w:r>
@@ -165,14 +165,14 @@
           <w:b w:val="0"/>
           <w:i w:val="0"/>
           <w:color w:val="000000"/>
-          <w:sz w:val="20"/>
+          <w:sz w:val="19"/>
         </w:rPr>
         <w:t>Assistant Professor, C.S.E.</w:t>
       </w:r>
     </w:p>
     <w:p>
       <w:pPr>
-        <w:spacing w:before="0" w:after="60" w:line="276" w:lineRule="auto"/>
+        <w:spacing w:before="0" w:after="40" w:line="276" w:lineRule="auto"/>
         <w:jc w:val="center"/>
       </w:pPr>
       <w:r>
@@ -181,14 +181,14 @@
           <w:b/>
           <w:i w:val="0"/>
           <w:color w:val="000000"/>
-          <w:sz w:val="22"/>
+          <w:sz w:val="21"/>
         </w:rPr>
         <w:t>Submitted By:</w:t>
       </w:r>
     </w:p>
     <w:p>
       <w:pPr>
-        <w:spacing w:before="0" w:after="30" w:line="276" w:lineRule="auto"/>
+        <w:spacing w:before="0" w:after="24" w:line="276" w:lineRule="auto"/>
         <w:jc w:val="center"/>
       </w:pPr>
       <w:r>
@@ -197,14 +197,14 @@
           <w:b w:val="0"/>
           <w:i w:val="0"/>
           <w:color w:val="000000"/>
-          <w:sz w:val="20"/>
+          <w:sz w:val="19"/>
         </w:rPr>
         <w:t>Nidhi Singh (2303491530068)</w:t>
       </w:r>
     </w:p>
     <w:p>
       <w:pPr>
-        <w:spacing w:before="0" w:after="30" w:line="276" w:lineRule="auto"/>
+        <w:spacing w:before="0" w:after="24" w:line="276" w:lineRule="auto"/>
         <w:jc w:val="center"/>
       </w:pPr>
       <w:r>
@@ -213,14 +213,14 @@
           <w:b w:val="0"/>
           <w:i w:val="0"/>
           <w:color w:val="000000"/>
-          <w:sz w:val="20"/>
+          <w:sz w:val="19"/>
         </w:rPr>
         <w:t>Yuvraj Singh (2303491530128)</w:t>
       </w:r>
     </w:p>
     <w:p>
       <w:pPr>
-        <w:spacing w:before="0" w:after="30" w:line="276" w:lineRule="auto"/>
+        <w:spacing w:before="0" w:after="24" w:line="276" w:lineRule="auto"/>
         <w:jc w:val="center"/>
       </w:pPr>
       <w:r>
@@ -229,14 +229,14 @@
           <w:b w:val="0"/>
           <w:i w:val="0"/>
           <w:color w:val="000000"/>
-          <w:sz w:val="20"/>
+          <w:sz w:val="19"/>
         </w:rPr>
         <w:t>Rohit Kumar (2303491530090)</w:t>
       </w:r>
     </w:p>
     <w:p>
       <w:pPr>
-        <w:spacing w:before="0" w:after="30" w:line="276" w:lineRule="auto"/>
+        <w:spacing w:before="0" w:after="24" w:line="276" w:lineRule="auto"/>
         <w:jc w:val="center"/>
       </w:pPr>
       <w:r>
@@ -245,14 +245,14 @@
           <w:b w:val="0"/>
           <w:i w:val="0"/>
           <w:color w:val="000000"/>
-          <w:sz w:val="20"/>
+          <w:sz w:val="19"/>
         </w:rPr>
         <w:t>Prashant Kumar Singh (2303491530075)</w:t>
       </w:r>
     </w:p>
     <w:p>
       <w:pPr>
-        <w:spacing w:before="0" w:after="30" w:line="276" w:lineRule="auto"/>
+        <w:spacing w:before="0" w:after="24" w:line="276" w:lineRule="auto"/>
         <w:jc w:val="center"/>
       </w:pPr>
       <w:r>
@@ -261,20 +261,20 @@
           <w:b w:val="0"/>
           <w:i w:val="0"/>
           <w:color w:val="000000"/>
-          <w:sz w:val="20"/>
+          <w:sz w:val="19"/>
         </w:rPr>
         <w:t>Komal Goswami (2303491530061)</w:t>
       </w:r>
     </w:p>
     <w:p>
       <w:pPr>
-        <w:spacing w:before="80" w:after="120"/>
+        <w:spacing w:before="60" w:after="80"/>
         <w:jc w:val="center"/>
       </w:pPr>
       <w:r>
         <w:drawing>
           <wp:inline xmlns:a="http://schemas.openxmlformats.org/drawingml/2006/main" xmlns:pic="http://schemas.openxmlformats.org/drawingml/2006/picture">
-            <wp:extent cx="1097280" cy="947030"/>
+            <wp:extent cx="1051560" cy="907570"/>
             <wp:docPr id="2" name="Picture 2"/>
             <wp:cNvGraphicFramePr>
               <a:graphicFrameLocks noChangeAspect="1"/>
@@ -295,7 +295,7 @@
                   <pic:spPr>
                     <a:xfrm>
                       <a:off x="0" y="0"/>
-                      <a:ext cx="1097280" cy="947030"/>
+                      <a:ext cx="1051560" cy="907570"/>
                     </a:xfrm>
                     <a:prstGeom prst="rect"/>
                   </pic:spPr>
@@ -333,7 +333,7 @@
           <w:b/>
           <w:i w:val="0"/>
           <w:color w:val="000000"/>
-          <w:sz w:val="24"/>
+          <w:sz w:val="23"/>
         </w:rPr>
         <w:t>Maharana Pratap Engineering College, Kanpur</w:t>
       </w:r>
@@ -349,7 +349,7 @@
           <w:b w:val="0"/>
           <w:i w:val="0"/>
           <w:color w:val="000000"/>
-          <w:sz w:val="21"/>
+          <w:sz w:val="20"/>
         </w:rPr>
         <w:t>Dr. A.P.J. Abdul Kalam Technical University, Lucknow</w:t>
       </w:r>
@@ -365,7 +365,7 @@
           <w:b/>
           <w:i w:val="0"/>
           <w:color w:val="000000"/>
-          <w:sz w:val="21"/>
+          <w:sz w:val="20"/>
         </w:rPr>
         <w:t>Session: 2026-27</w:t>
       </w:r>
@@ -377,7 +377,7 @@
     </w:p>
     <w:p>
       <w:pPr>
-        <w:spacing w:before="240" w:after="360" w:line="276" w:lineRule="auto"/>
+        <w:spacing w:before="200" w:after="320" w:line="276" w:lineRule="auto"/>
         <w:jc w:val="center"/>
       </w:pPr>
       <w:r>
@@ -393,7 +393,7 @@
     </w:p>
     <w:p>
       <w:pPr>
-        <w:spacing w:before="0" w:after="240" w:line="288" w:lineRule="auto"/>
+        <w:spacing w:before="0" w:after="200" w:line="288" w:lineRule="auto"/>
         <w:jc w:val="both"/>
       </w:pPr>
       <w:r>
@@ -409,7 +409,7 @@
     </w:p>
     <w:p>
       <w:pPr>
-        <w:spacing w:before="0" w:after="480" w:line="288" w:lineRule="auto"/>
+        <w:spacing w:before="0" w:after="400" w:line="288" w:lineRule="auto"/>
         <w:jc w:val="both"/>
       </w:pPr>
       <w:r>
@@ -440,9 +440,14 @@
           <w:p>
             <w:pPr>
               <w:spacing w:line="312" w:lineRule="auto"/>
+              <w:jc w:val="left"/>
             </w:pPr>
             <w:r>
               <w:rPr>
+                <w:rFonts w:ascii="Times New Roman" w:hAnsi="Times New Roman"/>
+                <w:b w:val="0"/>
+                <w:i w:val="0"/>
+                <w:color w:val="000000"/>
                 <w:sz w:val="22"/>
               </w:rPr>
               <w:t>Date: ………………</w:t>
@@ -458,11 +463,16 @@
           </w:tcPr>
           <w:p>
             <w:pPr>
-              <w:spacing w:line="312" w:lineRule="auto"/>
+              <w:spacing w:line="300" w:lineRule="auto"/>
+              <w:jc w:val="left"/>
             </w:pPr>
             <w:r>
               <w:rPr>
-                <w:sz w:val="22"/>
+                <w:rFonts w:ascii="Times New Roman" w:hAnsi="Times New Roman"/>
+                <w:b w:val="0"/>
+                <w:i w:val="0"/>
+                <w:color w:val="000000"/>
+                <w:sz w:val="21"/>
               </w:rPr>
               <w:t>Nidhi Singh (2303491530068)</w:t>
               <w:br/>
@@ -480,13 +490,13 @@
     </w:tbl>
     <w:p>
       <w:pPr>
-        <w:spacing w:before="0" w:after="720" w:line="276" w:lineRule="auto"/>
+        <w:spacing w:before="0" w:after="480" w:line="276" w:lineRule="auto"/>
         <w:jc w:val="left"/>
       </w:pPr>
     </w:p>
     <w:p>
       <w:pPr>
-        <w:spacing w:before="0" w:after="240" w:line="276" w:lineRule="auto"/>
+        <w:spacing w:before="0" w:after="200" w:line="276" w:lineRule="auto"/>
         <w:jc w:val="left"/>
       </w:pPr>
       <w:r>
@@ -515,8 +525,16 @@
             <w:tcW w:type="dxa" w:w="4680"/>
           </w:tcPr>
           <w:p>
+            <w:pPr>
+              <w:spacing w:line="300" w:lineRule="auto"/>
+              <w:jc w:val="left"/>
+            </w:pPr>
             <w:r>
               <w:rPr>
+                <w:rFonts w:ascii="Times New Roman" w:hAnsi="Times New Roman"/>
+                <w:b w:val="0"/>
+                <w:i w:val="0"/>
+                <w:color w:val="000000"/>
                 <w:sz w:val="22"/>
               </w:rPr>
               <w:t>Ms. Rita Nagar</w:t>
@@ -536,8 +554,16 @@
             <w:tcW w:type="dxa" w:w="4680"/>
           </w:tcPr>
           <w:p>
+            <w:pPr>
+              <w:spacing w:line="300" w:lineRule="auto"/>
+              <w:jc w:val="left"/>
+            </w:pPr>
             <w:r>
               <w:rPr>
+                <w:rFonts w:ascii="Times New Roman" w:hAnsi="Times New Roman"/>
+                <w:b w:val="0"/>
+                <w:i w:val="0"/>
+                <w:color w:val="000000"/>
                 <w:sz w:val="22"/>
               </w:rPr>
               <w:t>Mr. Milind Bhatt</w:t>
@@ -561,7 +587,7 @@
     </w:p>
     <w:p>
       <w:pPr>
-        <w:spacing w:before="240" w:after="360" w:line="276" w:lineRule="auto"/>
+        <w:spacing w:before="200" w:after="320" w:line="276" w:lineRule="auto"/>
         <w:jc w:val="center"/>
       </w:pPr>
       <w:r>
@@ -577,7 +603,10 @@
     </w:p>
     <w:p>
       <w:pPr>
-        <w:spacing w:before="20" w:after="40"/>
+        <w:tabs>
+          <w:tab w:pos="9360" w:val="right" w:leader="dot"/>
+        </w:tabs>
+        <w:spacing w:before="20" w:after="40" w:line="276" w:lineRule="auto"/>
       </w:pPr>
       <w:r>
         <w:rPr>
@@ -585,19 +614,12 @@
           <w:b/>
           <w:i w:val="0"/>
           <w:color w:val="000000"/>
-          <w:sz w:val="21"/>
+          <w:sz w:val="20"/>
         </w:rPr>
-        <w:t>Title</w:t>
-      </w:r>
-      <w:r>
-        <w:rPr>
-          <w:rFonts w:ascii="Times New Roman" w:hAnsi="Times New Roman"/>
-          <w:b w:val="0"/>
-          <w:i w:val="0"/>
-          <w:color w:val="787878"/>
-          <w:sz w:val="21"/>
-        </w:rPr>
-        <w:t xml:space="preserve"> ...................................................................... </w:t>
+        <w:t>Title Page</w:t>
+      </w:r>
+      <w:r>
+        <w:tab/>
       </w:r>
       <w:r>
         <w:rPr>
@@ -605,14 +627,17 @@
           <w:b/>
           <w:i w:val="0"/>
           <w:color w:val="000000"/>
-          <w:sz w:val="21"/>
+          <w:sz w:val="20"/>
         </w:rPr>
         <w:t>i</w:t>
       </w:r>
     </w:p>
     <w:p>
       <w:pPr>
-        <w:spacing w:before="20" w:after="40"/>
+        <w:tabs>
+          <w:tab w:pos="9360" w:val="right" w:leader="dot"/>
+        </w:tabs>
+        <w:spacing w:before="20" w:after="40" w:line="276" w:lineRule="auto"/>
       </w:pPr>
       <w:r>
         <w:rPr>
@@ -620,19 +645,12 @@
           <w:b/>
           <w:i w:val="0"/>
           <w:color w:val="000000"/>
-          <w:sz w:val="21"/>
+          <w:sz w:val="20"/>
         </w:rPr>
         <w:t>Declaration</w:t>
       </w:r>
       <w:r>
-        <w:rPr>
-          <w:rFonts w:ascii="Times New Roman" w:hAnsi="Times New Roman"/>
-          <w:b w:val="0"/>
-          <w:i w:val="0"/>
-          <w:color w:val="787878"/>
-          <w:sz w:val="21"/>
-        </w:rPr>
-        <w:t xml:space="preserve"> ................................................................ </w:t>
+        <w:tab/>
       </w:r>
       <w:r>
         <w:rPr>
@@ -640,14 +658,17 @@
           <w:b/>
           <w:i w:val="0"/>
           <w:color w:val="000000"/>
-          <w:sz w:val="21"/>
+          <w:sz w:val="20"/>
         </w:rPr>
         <w:t>ii</w:t>
       </w:r>
     </w:p>
     <w:p>
       <w:pPr>
-        <w:spacing w:before="20" w:after="40"/>
+        <w:tabs>
+          <w:tab w:pos="9360" w:val="right" w:leader="dot"/>
+        </w:tabs>
+        <w:spacing w:before="20" w:after="40" w:line="276" w:lineRule="auto"/>
       </w:pPr>
       <w:r>
         <w:rPr>
@@ -655,19 +676,12 @@
           <w:b/>
           <w:i w:val="0"/>
           <w:color w:val="000000"/>
-          <w:sz w:val="21"/>
+          <w:sz w:val="20"/>
         </w:rPr>
         <w:t>Table of Contents</w:t>
       </w:r>
       <w:r>
-        <w:rPr>
-          <w:rFonts w:ascii="Times New Roman" w:hAnsi="Times New Roman"/>
-          <w:b w:val="0"/>
-          <w:i w:val="0"/>
-          <w:color w:val="787878"/>
-          <w:sz w:val="21"/>
-        </w:rPr>
-        <w:t xml:space="preserve"> .......................................................... </w:t>
+        <w:tab/>
       </w:r>
       <w:r>
         <w:rPr>
@@ -675,14 +689,17 @@
           <w:b/>
           <w:i w:val="0"/>
           <w:color w:val="000000"/>
-          <w:sz w:val="21"/>
+          <w:sz w:val="20"/>
         </w:rPr>
         <w:t>iii</w:t>
       </w:r>
     </w:p>
     <w:p>
       <w:pPr>
-        <w:spacing w:before="20" w:after="40"/>
+        <w:tabs>
+          <w:tab w:pos="9360" w:val="right" w:leader="dot"/>
+        </w:tabs>
+        <w:spacing w:before="20" w:after="40" w:line="276" w:lineRule="auto"/>
       </w:pPr>
       <w:r>
         <w:rPr>
@@ -690,19 +707,12 @@
           <w:b/>
           <w:i w:val="0"/>
           <w:color w:val="000000"/>
-          <w:sz w:val="21"/>
+          <w:sz w:val="20"/>
         </w:rPr>
         <w:t>Abstract</w:t>
       </w:r>
       <w:r>
-        <w:rPr>
-          <w:rFonts w:ascii="Times New Roman" w:hAnsi="Times New Roman"/>
-          <w:b w:val="0"/>
-          <w:i w:val="0"/>
-          <w:color w:val="787878"/>
-          <w:sz w:val="21"/>
-        </w:rPr>
-        <w:t xml:space="preserve"> ................................................................... </w:t>
+        <w:tab/>
       </w:r>
       <w:r>
         <w:rPr>
@@ -710,14 +720,17 @@
           <w:b/>
           <w:i w:val="0"/>
           <w:color w:val="000000"/>
-          <w:sz w:val="21"/>
+          <w:sz w:val="20"/>
         </w:rPr>
         <w:t>iv</w:t>
       </w:r>
     </w:p>
     <w:p>
       <w:pPr>
-        <w:spacing w:before="20" w:after="40"/>
+        <w:tabs>
+          <w:tab w:pos="9360" w:val="right" w:leader="dot"/>
+        </w:tabs>
+        <w:spacing w:before="20" w:after="40" w:line="276" w:lineRule="auto"/>
       </w:pPr>
       <w:r>
         <w:rPr>
@@ -725,19 +738,12 @@
           <w:b/>
           <w:i w:val="0"/>
           <w:color w:val="000000"/>
-          <w:sz w:val="21"/>
+          <w:sz w:val="20"/>
         </w:rPr>
         <w:t>List of Acronyms, Figures and Tables</w:t>
       </w:r>
       <w:r>
-        <w:rPr>
-          <w:rFonts w:ascii="Times New Roman" w:hAnsi="Times New Roman"/>
-          <w:b w:val="0"/>
-          <w:i w:val="0"/>
-          <w:color w:val="787878"/>
-          <w:sz w:val="21"/>
-        </w:rPr>
-        <w:t xml:space="preserve"> ....................................... </w:t>
+        <w:tab/>
       </w:r>
       <w:r>
         <w:rPr>
@@ -745,14 +751,17 @@
           <w:b/>
           <w:i w:val="0"/>
           <w:color w:val="000000"/>
-          <w:sz w:val="21"/>
+          <w:sz w:val="20"/>
         </w:rPr>
         <w:t>v</w:t>
       </w:r>
     </w:p>
     <w:p>
       <w:pPr>
-        <w:spacing w:before="20" w:after="40"/>
+        <w:tabs>
+          <w:tab w:pos="9360" w:val="right" w:leader="dot"/>
+        </w:tabs>
+        <w:spacing w:before="20" w:after="40" w:line="276" w:lineRule="auto"/>
       </w:pPr>
       <w:r>
         <w:rPr>
@@ -760,19 +769,12 @@
           <w:b/>
           <w:i w:val="0"/>
           <w:color w:val="000000"/>
-          <w:sz w:val="21"/>
+          <w:sz w:val="20"/>
         </w:rPr>
         <w:t>Chapter 1 – INTRODUCTION</w:t>
       </w:r>
       <w:r>
-        <w:rPr>
-          <w:rFonts w:ascii="Times New Roman" w:hAnsi="Times New Roman"/>
-          <w:b w:val="0"/>
-          <w:i w:val="0"/>
-          <w:color w:val="787878"/>
-          <w:sz w:val="21"/>
-        </w:rPr>
-        <w:t xml:space="preserve"> ................................................... </w:t>
+        <w:tab/>
       </w:r>
       <w:r>
         <w:rPr>
@@ -780,14 +782,17 @@
           <w:b/>
           <w:i w:val="0"/>
           <w:color w:val="000000"/>
-          <w:sz w:val="21"/>
+          <w:sz w:val="20"/>
         </w:rPr>
         <w:t>1</w:t>
       </w:r>
     </w:p>
     <w:p>
       <w:pPr>
-        <w:spacing w:before="20" w:after="40"/>
+        <w:tabs>
+          <w:tab w:pos="9360" w:val="right" w:leader="dot"/>
+        </w:tabs>
+        <w:spacing w:before="20" w:after="40" w:line="276" w:lineRule="auto"/>
       </w:pPr>
       <w:r>
         <w:rPr>
@@ -795,19 +800,12 @@
           <w:b w:val="0"/>
           <w:i w:val="0"/>
           <w:color w:val="000000"/>
-          <w:sz w:val="21"/>
+          <w:sz w:val="20"/>
         </w:rPr>
         <w:t>1.1 Fundamentals of Web-Based Sign Language Translation Platforms</w:t>
       </w:r>
       <w:r>
-        <w:rPr>
-          <w:rFonts w:ascii="Times New Roman" w:hAnsi="Times New Roman"/>
-          <w:b w:val="0"/>
-          <w:i w:val="0"/>
-          <w:color w:val="787878"/>
-          <w:sz w:val="21"/>
-        </w:rPr>
-        <w:t xml:space="preserve"> .......... </w:t>
+        <w:tab/>
       </w:r>
       <w:r>
         <w:rPr>
@@ -815,14 +813,17 @@
           <w:b w:val="0"/>
           <w:i w:val="0"/>
           <w:color w:val="000000"/>
-          <w:sz w:val="21"/>
+          <w:sz w:val="20"/>
         </w:rPr>
         <w:t>1</w:t>
       </w:r>
     </w:p>
     <w:p>
       <w:pPr>
-        <w:spacing w:before="20" w:after="40"/>
+        <w:tabs>
+          <w:tab w:pos="9360" w:val="right" w:leader="dot"/>
+        </w:tabs>
+        <w:spacing w:before="20" w:after="40" w:line="276" w:lineRule="auto"/>
       </w:pPr>
       <w:r>
         <w:rPr>
@@ -830,19 +831,12 @@
           <w:b w:val="0"/>
           <w:i w:val="0"/>
           <w:color w:val="000000"/>
-          <w:sz w:val="21"/>
+          <w:sz w:val="20"/>
         </w:rPr>
         <w:t>1.2 Background Theory</w:t>
       </w:r>
       <w:r>
-        <w:rPr>
-          <w:rFonts w:ascii="Times New Roman" w:hAnsi="Times New Roman"/>
-          <w:b w:val="0"/>
-          <w:i w:val="0"/>
-          <w:color w:val="787878"/>
-          <w:sz w:val="21"/>
-        </w:rPr>
-        <w:t xml:space="preserve"> ...................................................... </w:t>
+        <w:tab/>
       </w:r>
       <w:r>
         <w:rPr>
@@ -850,14 +844,17 @@
           <w:b w:val="0"/>
           <w:i w:val="0"/>
           <w:color w:val="000000"/>
-          <w:sz w:val="21"/>
+          <w:sz w:val="20"/>
         </w:rPr>
         <w:t>1</w:t>
       </w:r>
     </w:p>
     <w:p>
       <w:pPr>
-        <w:spacing w:before="20" w:after="40"/>
+        <w:tabs>
+          <w:tab w:pos="9360" w:val="right" w:leader="dot"/>
+        </w:tabs>
+        <w:spacing w:before="20" w:after="40" w:line="276" w:lineRule="auto"/>
       </w:pPr>
       <w:r>
         <w:rPr>
@@ -865,19 +862,12 @@
           <w:b w:val="0"/>
           <w:i w:val="0"/>
           <w:color w:val="000000"/>
-          <w:sz w:val="21"/>
+          <w:sz w:val="20"/>
         </w:rPr>
         <w:t>1.3 Core Principles</w:t>
       </w:r>
       <w:r>
-        <w:rPr>
-          <w:rFonts w:ascii="Times New Roman" w:hAnsi="Times New Roman"/>
-          <w:b w:val="0"/>
-          <w:i w:val="0"/>
-          <w:color w:val="787878"/>
-          <w:sz w:val="21"/>
-        </w:rPr>
-        <w:t xml:space="preserve"> ........................................................ </w:t>
+        <w:tab/>
       </w:r>
       <w:r>
         <w:rPr>
@@ -885,14 +875,17 @@
           <w:b w:val="0"/>
           <w:i w:val="0"/>
           <w:color w:val="000000"/>
-          <w:sz w:val="21"/>
+          <w:sz w:val="20"/>
         </w:rPr>
         <w:t>2</w:t>
       </w:r>
     </w:p>
     <w:p>
       <w:pPr>
-        <w:spacing w:before="20" w:after="40"/>
+        <w:tabs>
+          <w:tab w:pos="9360" w:val="right" w:leader="dot"/>
+        </w:tabs>
+        <w:spacing w:before="20" w:after="40" w:line="276" w:lineRule="auto"/>
       </w:pPr>
       <w:r>
         <w:rPr>
@@ -900,19 +893,12 @@
           <w:b w:val="0"/>
           <w:i w:val="0"/>
           <w:color w:val="000000"/>
-          <w:sz w:val="21"/>
+          <w:sz w:val="20"/>
         </w:rPr>
         <w:t>1.4 Problems in the Current System</w:t>
       </w:r>
       <w:r>
-        <w:rPr>
-          <w:rFonts w:ascii="Times New Roman" w:hAnsi="Times New Roman"/>
-          <w:b w:val="0"/>
-          <w:i w:val="0"/>
-          <w:color w:val="787878"/>
-          <w:sz w:val="21"/>
-        </w:rPr>
-        <w:t xml:space="preserve"> ......................................... </w:t>
+        <w:tab/>
       </w:r>
       <w:r>
         <w:rPr>
@@ -920,14 +906,17 @@
           <w:b w:val="0"/>
           <w:i w:val="0"/>
           <w:color w:val="000000"/>
-          <w:sz w:val="21"/>
+          <w:sz w:val="20"/>
         </w:rPr>
         <w:t>2</w:t>
       </w:r>
     </w:p>
     <w:p>
       <w:pPr>
-        <w:spacing w:before="20" w:after="40"/>
+        <w:tabs>
+          <w:tab w:pos="9360" w:val="right" w:leader="dot"/>
+        </w:tabs>
+        <w:spacing w:before="20" w:after="40" w:line="276" w:lineRule="auto"/>
       </w:pPr>
       <w:r>
         <w:rPr>
@@ -935,19 +924,12 @@
           <w:b/>
           <w:i w:val="0"/>
           <w:color w:val="000000"/>
-          <w:sz w:val="21"/>
+          <w:sz w:val="20"/>
         </w:rPr>
         <w:t>Chapter 2 – LITERATURE SURVEY</w:t>
       </w:r>
       <w:r>
-        <w:rPr>
-          <w:rFonts w:ascii="Times New Roman" w:hAnsi="Times New Roman"/>
-          <w:b w:val="0"/>
-          <w:i w:val="0"/>
-          <w:color w:val="787878"/>
-          <w:sz w:val="21"/>
-        </w:rPr>
-        <w:t xml:space="preserve"> .............................................. </w:t>
+        <w:tab/>
       </w:r>
       <w:r>
         <w:rPr>
@@ -955,14 +937,17 @@
           <w:b/>
           <w:i w:val="0"/>
           <w:color w:val="000000"/>
-          <w:sz w:val="21"/>
+          <w:sz w:val="20"/>
         </w:rPr>
         <w:t>2</w:t>
       </w:r>
     </w:p>
     <w:p>
       <w:pPr>
-        <w:spacing w:before="20" w:after="40"/>
+        <w:tabs>
+          <w:tab w:pos="9360" w:val="right" w:leader="dot"/>
+        </w:tabs>
+        <w:spacing w:before="20" w:after="40" w:line="276" w:lineRule="auto"/>
       </w:pPr>
       <w:r>
         <w:rPr>
@@ -970,19 +955,12 @@
           <w:b w:val="0"/>
           <w:i w:val="0"/>
           <w:color w:val="000000"/>
-          <w:sz w:val="21"/>
+          <w:sz w:val="20"/>
         </w:rPr>
         <w:t>2.1 Overview of Existing Systems</w:t>
       </w:r>
       <w:r>
-        <w:rPr>
-          <w:rFonts w:ascii="Times New Roman" w:hAnsi="Times New Roman"/>
-          <w:b w:val="0"/>
-          <w:i w:val="0"/>
-          <w:color w:val="787878"/>
-          <w:sz w:val="21"/>
-        </w:rPr>
-        <w:t xml:space="preserve"> ........................................... </w:t>
+        <w:tab/>
       </w:r>
       <w:r>
         <w:rPr>
@@ -990,14 +968,17 @@
           <w:b w:val="0"/>
           <w:i w:val="0"/>
           <w:color w:val="000000"/>
-          <w:sz w:val="21"/>
+          <w:sz w:val="20"/>
         </w:rPr>
         <w:t>2</w:t>
       </w:r>
     </w:p>
     <w:p>
       <w:pPr>
-        <w:spacing w:before="20" w:after="40"/>
+        <w:tabs>
+          <w:tab w:pos="9360" w:val="right" w:leader="dot"/>
+        </w:tabs>
+        <w:spacing w:before="20" w:after="40" w:line="276" w:lineRule="auto"/>
       </w:pPr>
       <w:r>
         <w:rPr>
@@ -1005,19 +986,12 @@
           <w:b w:val="0"/>
           <w:i w:val="0"/>
           <w:color w:val="000000"/>
-          <w:sz w:val="21"/>
+          <w:sz w:val="20"/>
         </w:rPr>
         <w:t>2.2 Literature Review</w:t>
       </w:r>
       <w:r>
-        <w:rPr>
-          <w:rFonts w:ascii="Times New Roman" w:hAnsi="Times New Roman"/>
-          <w:b w:val="0"/>
-          <w:i w:val="0"/>
-          <w:color w:val="787878"/>
-          <w:sz w:val="21"/>
-        </w:rPr>
-        <w:t xml:space="preserve"> ...................................................... </w:t>
+        <w:tab/>
       </w:r>
       <w:r>
         <w:rPr>
@@ -1025,14 +999,17 @@
           <w:b w:val="0"/>
           <w:i w:val="0"/>
           <w:color w:val="000000"/>
-          <w:sz w:val="21"/>
+          <w:sz w:val="20"/>
         </w:rPr>
         <w:t>2</w:t>
       </w:r>
     </w:p>
     <w:p>
       <w:pPr>
-        <w:spacing w:before="20" w:after="40"/>
+        <w:tabs>
+          <w:tab w:pos="9360" w:val="right" w:leader="dot"/>
+        </w:tabs>
+        <w:spacing w:before="20" w:after="40" w:line="276" w:lineRule="auto"/>
       </w:pPr>
       <w:r>
         <w:rPr>
@@ -1040,19 +1017,12 @@
           <w:b w:val="0"/>
           <w:i w:val="0"/>
           <w:color w:val="000000"/>
-          <w:sz w:val="21"/>
+          <w:sz w:val="20"/>
         </w:rPr>
         <w:t>2.2.1 Technique 1: Wearable Sensor-Instrumented Data Gloves</w:t>
       </w:r>
       <w:r>
-        <w:rPr>
-          <w:rFonts w:ascii="Times New Roman" w:hAnsi="Times New Roman"/>
-          <w:b w:val="0"/>
-          <w:i w:val="0"/>
-          <w:color w:val="787878"/>
-          <w:sz w:val="21"/>
-        </w:rPr>
-        <w:t xml:space="preserve"> ................ </w:t>
+        <w:tab/>
       </w:r>
       <w:r>
         <w:rPr>
@@ -1060,14 +1030,17 @@
           <w:b w:val="0"/>
           <w:i w:val="0"/>
           <w:color w:val="000000"/>
-          <w:sz w:val="21"/>
+          <w:sz w:val="20"/>
         </w:rPr>
         <w:t>2</w:t>
       </w:r>
     </w:p>
     <w:p>
       <w:pPr>
-        <w:spacing w:before="20" w:after="40"/>
+        <w:tabs>
+          <w:tab w:pos="9360" w:val="right" w:leader="dot"/>
+        </w:tabs>
+        <w:spacing w:before="20" w:after="40" w:line="276" w:lineRule="auto"/>
       </w:pPr>
       <w:r>
         <w:rPr>
@@ -1075,19 +1048,12 @@
           <w:b w:val="0"/>
           <w:i w:val="0"/>
           <w:color w:val="000000"/>
-          <w:sz w:val="21"/>
+          <w:sz w:val="20"/>
         </w:rPr>
         <w:t>2.2.2 Technique 2: Isolated Classical Computer Vision Contours</w:t>
       </w:r>
       <w:r>
-        <w:rPr>
-          <w:rFonts w:ascii="Times New Roman" w:hAnsi="Times New Roman"/>
-          <w:b w:val="0"/>
-          <w:i w:val="0"/>
-          <w:color w:val="787878"/>
-          <w:sz w:val="21"/>
-        </w:rPr>
-        <w:t xml:space="preserve"> ............. </w:t>
+        <w:tab/>
       </w:r>
       <w:r>
         <w:rPr>
@@ -1095,14 +1061,17 @@
           <w:b w:val="0"/>
           <w:i w:val="0"/>
           <w:color w:val="000000"/>
-          <w:sz w:val="21"/>
+          <w:sz w:val="20"/>
         </w:rPr>
         <w:t>2</w:t>
       </w:r>
     </w:p>
     <w:p>
       <w:pPr>
-        <w:spacing w:before="20" w:after="40"/>
+        <w:tabs>
+          <w:tab w:pos="9360" w:val="right" w:leader="dot"/>
+        </w:tabs>
+        <w:spacing w:before="20" w:after="40" w:line="276" w:lineRule="auto"/>
       </w:pPr>
       <w:r>
         <w:rPr>
@@ -1110,19 +1079,12 @@
           <w:b w:val="0"/>
           <w:i w:val="0"/>
           <w:color w:val="000000"/>
-          <w:sz w:val="21"/>
+          <w:sz w:val="20"/>
         </w:rPr>
         <w:t>2.2.3 Technique 3: Coordinate Landmark Regressors (MediaPipe / OpenPose)</w:t>
       </w:r>
       <w:r>
-        <w:rPr>
-          <w:rFonts w:ascii="Times New Roman" w:hAnsi="Times New Roman"/>
-          <w:b w:val="0"/>
-          <w:i w:val="0"/>
-          <w:color w:val="787878"/>
-          <w:sz w:val="21"/>
-        </w:rPr>
-        <w:t xml:space="preserve"> ..... </w:t>
+        <w:tab/>
       </w:r>
       <w:r>
         <w:rPr>
@@ -1130,14 +1092,17 @@
           <w:b w:val="0"/>
           <w:i w:val="0"/>
           <w:color w:val="000000"/>
-          <w:sz w:val="21"/>
+          <w:sz w:val="20"/>
         </w:rPr>
         <w:t>3</w:t>
       </w:r>
     </w:p>
     <w:p>
       <w:pPr>
-        <w:spacing w:before="20" w:after="40"/>
+        <w:tabs>
+          <w:tab w:pos="9360" w:val="right" w:leader="dot"/>
+        </w:tabs>
+        <w:spacing w:before="20" w:after="40" w:line="276" w:lineRule="auto"/>
       </w:pPr>
       <w:r>
         <w:rPr>
@@ -1145,19 +1110,12 @@
           <w:b w:val="0"/>
           <w:i w:val="0"/>
           <w:color w:val="000000"/>
-          <w:sz w:val="21"/>
+          <w:sz w:val="20"/>
         </w:rPr>
         <w:t>2.2.4 Technique 4: Deep Convolutional Neural Networks (CNNs)</w:t>
       </w:r>
       <w:r>
-        <w:rPr>
-          <w:rFonts w:ascii="Times New Roman" w:hAnsi="Times New Roman"/>
-          <w:b w:val="0"/>
-          <w:i w:val="0"/>
-          <w:color w:val="787878"/>
-          <w:sz w:val="21"/>
-        </w:rPr>
-        <w:t xml:space="preserve"> ............... </w:t>
+        <w:tab/>
       </w:r>
       <w:r>
         <w:rPr>
@@ -1165,14 +1123,17 @@
           <w:b w:val="0"/>
           <w:i w:val="0"/>
           <w:color w:val="000000"/>
-          <w:sz w:val="21"/>
+          <w:sz w:val="20"/>
         </w:rPr>
         <w:t>3</w:t>
       </w:r>
     </w:p>
     <w:p>
       <w:pPr>
-        <w:spacing w:before="20" w:after="40"/>
+        <w:tabs>
+          <w:tab w:pos="9360" w:val="right" w:leader="dot"/>
+        </w:tabs>
+        <w:spacing w:before="20" w:after="40" w:line="276" w:lineRule="auto"/>
       </w:pPr>
       <w:r>
         <w:rPr>
@@ -1180,19 +1141,12 @@
           <w:b w:val="0"/>
           <w:i w:val="0"/>
           <w:color w:val="000000"/>
-          <w:sz w:val="21"/>
+          <w:sz w:val="20"/>
         </w:rPr>
         <w:t>2.3 Summary</w:t>
       </w:r>
       <w:r>
-        <w:rPr>
-          <w:rFonts w:ascii="Times New Roman" w:hAnsi="Times New Roman"/>
-          <w:b w:val="0"/>
-          <w:i w:val="0"/>
-          <w:color w:val="787878"/>
-          <w:sz w:val="21"/>
-        </w:rPr>
-        <w:t xml:space="preserve"> ................................................................ </w:t>
+        <w:tab/>
       </w:r>
       <w:r>
         <w:rPr>
@@ -1200,14 +1154,17 @@
           <w:b w:val="0"/>
           <w:i w:val="0"/>
           <w:color w:val="000000"/>
-          <w:sz w:val="21"/>
+          <w:sz w:val="20"/>
         </w:rPr>
         <w:t>3</w:t>
       </w:r>
     </w:p>
     <w:p>
       <w:pPr>
-        <w:spacing w:before="20" w:after="40"/>
+        <w:tabs>
+          <w:tab w:pos="9360" w:val="right" w:leader="dot"/>
+        </w:tabs>
+        <w:spacing w:before="20" w:after="40" w:line="276" w:lineRule="auto"/>
       </w:pPr>
       <w:r>
         <w:rPr>
@@ -1215,19 +1172,12 @@
           <w:b/>
           <w:i w:val="0"/>
           <w:color w:val="000000"/>
-          <w:sz w:val="21"/>
+          <w:sz w:val="20"/>
         </w:rPr>
         <w:t>Chapter 3 – INFERENCES FROM LITERATURE</w:t>
       </w:r>
       <w:r>
-        <w:rPr>
-          <w:rFonts w:ascii="Times New Roman" w:hAnsi="Times New Roman"/>
-          <w:b w:val="0"/>
-          <w:i w:val="0"/>
-          <w:color w:val="787878"/>
-          <w:sz w:val="21"/>
-        </w:rPr>
-        <w:t xml:space="preserve"> ..................................... </w:t>
+        <w:tab/>
       </w:r>
       <w:r>
         <w:rPr>
@@ -1235,14 +1185,17 @@
           <w:b/>
           <w:i w:val="0"/>
           <w:color w:val="000000"/>
-          <w:sz w:val="21"/>
+          <w:sz w:val="20"/>
         </w:rPr>
         <w:t>3</w:t>
       </w:r>
     </w:p>
     <w:p>
       <w:pPr>
-        <w:spacing w:before="20" w:after="40"/>
+        <w:tabs>
+          <w:tab w:pos="9360" w:val="right" w:leader="dot"/>
+        </w:tabs>
+        <w:spacing w:before="20" w:after="40" w:line="276" w:lineRule="auto"/>
       </w:pPr>
       <w:r>
         <w:rPr>
@@ -1250,19 +1203,12 @@
           <w:b w:val="0"/>
           <w:i w:val="0"/>
           <w:color w:val="000000"/>
-          <w:sz w:val="21"/>
+          <w:sz w:val="20"/>
         </w:rPr>
         <w:t>3.1 Inferences Drawn from Literature Survey</w:t>
       </w:r>
       <w:r>
-        <w:rPr>
-          <w:rFonts w:ascii="Times New Roman" w:hAnsi="Times New Roman"/>
-          <w:b w:val="0"/>
-          <w:i w:val="0"/>
-          <w:color w:val="787878"/>
-          <w:sz w:val="21"/>
-        </w:rPr>
-        <w:t xml:space="preserve"> ................................ </w:t>
+        <w:tab/>
       </w:r>
       <w:r>
         <w:rPr>
@@ -1270,14 +1216,17 @@
           <w:b w:val="0"/>
           <w:i w:val="0"/>
           <w:color w:val="000000"/>
-          <w:sz w:val="21"/>
+          <w:sz w:val="20"/>
         </w:rPr>
         <w:t>3</w:t>
       </w:r>
     </w:p>
     <w:p>
       <w:pPr>
-        <w:spacing w:before="20" w:after="40"/>
+        <w:tabs>
+          <w:tab w:pos="9360" w:val="right" w:leader="dot"/>
+        </w:tabs>
+        <w:spacing w:before="20" w:after="40" w:line="276" w:lineRule="auto"/>
       </w:pPr>
       <w:r>
         <w:rPr>
@@ -1285,19 +1234,12 @@
           <w:b/>
           <w:i w:val="0"/>
           <w:color w:val="000000"/>
-          <w:sz w:val="21"/>
+          <w:sz w:val="20"/>
         </w:rPr>
         <w:t>Chapter 4 – PROBLEM STATEMENT AND SOLUTION APPROACH</w:t>
       </w:r>
       <w:r>
-        <w:rPr>
-          <w:rFonts w:ascii="Times New Roman" w:hAnsi="Times New Roman"/>
-          <w:b w:val="0"/>
-          <w:i w:val="0"/>
-          <w:color w:val="787878"/>
-          <w:sz w:val="21"/>
-        </w:rPr>
-        <w:t xml:space="preserve"> ........................ </w:t>
+        <w:tab/>
       </w:r>
       <w:r>
         <w:rPr>
@@ -1305,14 +1247,17 @@
           <w:b/>
           <w:i w:val="0"/>
           <w:color w:val="000000"/>
-          <w:sz w:val="21"/>
+          <w:sz w:val="20"/>
         </w:rPr>
         <w:t>4</w:t>
       </w:r>
     </w:p>
     <w:p>
       <w:pPr>
-        <w:spacing w:before="20" w:after="40"/>
+        <w:tabs>
+          <w:tab w:pos="9360" w:val="right" w:leader="dot"/>
+        </w:tabs>
+        <w:spacing w:before="20" w:after="40" w:line="276" w:lineRule="auto"/>
       </w:pPr>
       <w:r>
         <w:rPr>
@@ -1320,19 +1265,12 @@
           <w:b/>
           <w:i w:val="0"/>
           <w:color w:val="000000"/>
-          <w:sz w:val="21"/>
+          <w:sz w:val="20"/>
         </w:rPr>
         <w:t>Problem Statement and Solution Approach</w:t>
       </w:r>
       <w:r>
-        <w:rPr>
-          <w:rFonts w:ascii="Times New Roman" w:hAnsi="Times New Roman"/>
-          <w:b w:val="0"/>
-          <w:i w:val="0"/>
-          <w:color w:val="787878"/>
-          <w:sz w:val="21"/>
-        </w:rPr>
-        <w:t xml:space="preserve"> .................................... </w:t>
+        <w:tab/>
       </w:r>
       <w:r>
         <w:rPr>
@@ -1340,14 +1278,17 @@
           <w:b/>
           <w:i w:val="0"/>
           <w:color w:val="000000"/>
-          <w:sz w:val="21"/>
+          <w:sz w:val="20"/>
         </w:rPr>
         <w:t>4</w:t>
       </w:r>
     </w:p>
     <w:p>
       <w:pPr>
-        <w:spacing w:before="20" w:after="40"/>
+        <w:tabs>
+          <w:tab w:pos="9360" w:val="right" w:leader="dot"/>
+        </w:tabs>
+        <w:spacing w:before="20" w:after="40" w:line="276" w:lineRule="auto"/>
       </w:pPr>
       <w:r>
         <w:rPr>
@@ -1355,19 +1296,12 @@
           <w:b w:val="0"/>
           <w:i w:val="0"/>
           <w:color w:val="000000"/>
-          <w:sz w:val="21"/>
+          <w:sz w:val="20"/>
         </w:rPr>
         <w:t>4.1 Proposed Work</w:t>
       </w:r>
       <w:r>
-        <w:rPr>
-          <w:rFonts w:ascii="Times New Roman" w:hAnsi="Times New Roman"/>
-          <w:b w:val="0"/>
-          <w:i w:val="0"/>
-          <w:color w:val="787878"/>
-          <w:sz w:val="21"/>
-        </w:rPr>
-        <w:t xml:space="preserve"> .......................................................... </w:t>
+        <w:tab/>
       </w:r>
       <w:r>
         <w:rPr>
@@ -1375,14 +1309,17 @@
           <w:b w:val="0"/>
           <w:i w:val="0"/>
           <w:color w:val="000000"/>
-          <w:sz w:val="21"/>
+          <w:sz w:val="20"/>
         </w:rPr>
         <w:t>4</w:t>
       </w:r>
     </w:p>
     <w:p>
       <w:pPr>
-        <w:spacing w:before="20" w:after="40"/>
+        <w:tabs>
+          <w:tab w:pos="9360" w:val="right" w:leader="dot"/>
+        </w:tabs>
+        <w:spacing w:before="20" w:after="40" w:line="276" w:lineRule="auto"/>
       </w:pPr>
       <w:r>
         <w:rPr>
@@ -1390,19 +1327,12 @@
           <w:b w:val="0"/>
           <w:i w:val="0"/>
           <w:color w:val="000000"/>
-          <w:sz w:val="21"/>
+          <w:sz w:val="20"/>
         </w:rPr>
         <w:t>4.2 Methodology</w:t>
       </w:r>
       <w:r>
-        <w:rPr>
-          <w:rFonts w:ascii="Times New Roman" w:hAnsi="Times New Roman"/>
-          <w:b w:val="0"/>
-          <w:i w:val="0"/>
-          <w:color w:val="787878"/>
-          <w:sz w:val="21"/>
-        </w:rPr>
-        <w:t xml:space="preserve"> ............................................................ </w:t>
+        <w:tab/>
       </w:r>
       <w:r>
         <w:rPr>
@@ -1410,14 +1340,17 @@
           <w:b w:val="0"/>
           <w:i w:val="0"/>
           <w:color w:val="000000"/>
-          <w:sz w:val="21"/>
+          <w:sz w:val="20"/>
         </w:rPr>
         <w:t>5</w:t>
       </w:r>
     </w:p>
     <w:p>
       <w:pPr>
-        <w:spacing w:before="20" w:after="40"/>
+        <w:tabs>
+          <w:tab w:pos="9360" w:val="right" w:leader="dot"/>
+        </w:tabs>
+        <w:spacing w:before="20" w:after="40" w:line="276" w:lineRule="auto"/>
       </w:pPr>
       <w:r>
         <w:rPr>
@@ -1425,19 +1358,12 @@
           <w:b w:val="0"/>
           <w:i w:val="0"/>
           <w:color w:val="000000"/>
-          <w:sz w:val="21"/>
+          <w:sz w:val="20"/>
         </w:rPr>
         <w:t>4.3 Performance Metrics &amp; System Verification</w:t>
       </w:r>
       <w:r>
-        <w:rPr>
-          <w:rFonts w:ascii="Times New Roman" w:hAnsi="Times New Roman"/>
-          <w:b w:val="0"/>
-          <w:i w:val="0"/>
-          <w:color w:val="787878"/>
-          <w:sz w:val="21"/>
-        </w:rPr>
-        <w:t xml:space="preserve"> .............................. </w:t>
+        <w:tab/>
       </w:r>
       <w:r>
         <w:rPr>
@@ -1445,14 +1371,17 @@
           <w:b w:val="0"/>
           <w:i w:val="0"/>
           <w:color w:val="000000"/>
-          <w:sz w:val="21"/>
+          <w:sz w:val="20"/>
         </w:rPr>
         <w:t>5</w:t>
       </w:r>
     </w:p>
     <w:p>
       <w:pPr>
-        <w:spacing w:before="20" w:after="40"/>
+        <w:tabs>
+          <w:tab w:pos="9360" w:val="right" w:leader="dot"/>
+        </w:tabs>
+        <w:spacing w:before="20" w:after="40" w:line="276" w:lineRule="auto"/>
       </w:pPr>
       <w:r>
         <w:rPr>
@@ -1460,19 +1389,12 @@
           <w:b/>
           <w:i w:val="0"/>
           <w:color w:val="000000"/>
-          <w:sz w:val="21"/>
+          <w:sz w:val="20"/>
         </w:rPr>
         <w:t>Chapter 5 – SYSTEM ARCHITECTURE &amp; IMPLEMENTATION DETAILS</w:t>
       </w:r>
       <w:r>
-        <w:rPr>
-          <w:rFonts w:ascii="Times New Roman" w:hAnsi="Times New Roman"/>
-          <w:b w:val="0"/>
-          <w:i w:val="0"/>
-          <w:color w:val="787878"/>
-          <w:sz w:val="21"/>
-        </w:rPr>
-        <w:t xml:space="preserve"> ................... </w:t>
+        <w:tab/>
       </w:r>
       <w:r>
         <w:rPr>
@@ -1480,14 +1402,17 @@
           <w:b/>
           <w:i w:val="0"/>
           <w:color w:val="000000"/>
-          <w:sz w:val="21"/>
+          <w:sz w:val="20"/>
         </w:rPr>
         <w:t>6</w:t>
       </w:r>
     </w:p>
     <w:p>
       <w:pPr>
-        <w:spacing w:before="20" w:after="40"/>
+        <w:tabs>
+          <w:tab w:pos="9360" w:val="right" w:leader="dot"/>
+        </w:tabs>
+        <w:spacing w:before="20" w:after="40" w:line="276" w:lineRule="auto"/>
       </w:pPr>
       <w:r>
         <w:rPr>
@@ -1495,19 +1420,12 @@
           <w:b w:val="0"/>
           <w:i w:val="0"/>
           <w:color w:val="000000"/>
-          <w:sz w:val="21"/>
+          <w:sz w:val="20"/>
         </w:rPr>
         <w:t>5.1 Data Flow Diagrams &amp; Subsystem Architecture</w:t>
       </w:r>
       <w:r>
-        <w:rPr>
-          <w:rFonts w:ascii="Times New Roman" w:hAnsi="Times New Roman"/>
-          <w:b w:val="0"/>
-          <w:i w:val="0"/>
-          <w:color w:val="787878"/>
-          <w:sz w:val="21"/>
-        </w:rPr>
-        <w:t xml:space="preserve"> ............................ </w:t>
+        <w:tab/>
       </w:r>
       <w:r>
         <w:rPr>
@@ -1515,14 +1433,17 @@
           <w:b w:val="0"/>
           <w:i w:val="0"/>
           <w:color w:val="000000"/>
-          <w:sz w:val="21"/>
+          <w:sz w:val="20"/>
         </w:rPr>
         <w:t>6</w:t>
       </w:r>
     </w:p>
     <w:p>
       <w:pPr>
-        <w:spacing w:before="20" w:after="40"/>
+        <w:tabs>
+          <w:tab w:pos="9360" w:val="right" w:leader="dot"/>
+        </w:tabs>
+        <w:spacing w:before="20" w:after="40" w:line="276" w:lineRule="auto"/>
       </w:pPr>
       <w:r>
         <w:rPr>
@@ -1530,19 +1451,12 @@
           <w:b w:val="0"/>
           <w:i w:val="0"/>
           <w:color w:val="000000"/>
-          <w:sz w:val="21"/>
+          <w:sz w:val="20"/>
         </w:rPr>
         <w:t>5.2 Database Schemas &amp; REST API Specifications</w:t>
       </w:r>
       <w:r>
-        <w:rPr>
-          <w:rFonts w:ascii="Times New Roman" w:hAnsi="Times New Roman"/>
-          <w:b w:val="0"/>
-          <w:i w:val="0"/>
-          <w:color w:val="787878"/>
-          <w:sz w:val="21"/>
-        </w:rPr>
-        <w:t xml:space="preserve"> ............................. </w:t>
+        <w:tab/>
       </w:r>
       <w:r>
         <w:rPr>
@@ -1550,14 +1464,17 @@
           <w:b w:val="0"/>
           <w:i w:val="0"/>
           <w:color w:val="000000"/>
-          <w:sz w:val="21"/>
+          <w:sz w:val="20"/>
         </w:rPr>
         <w:t>7</w:t>
       </w:r>
     </w:p>
     <w:p>
       <w:pPr>
-        <w:spacing w:before="20" w:after="40"/>
+        <w:tabs>
+          <w:tab w:pos="9360" w:val="right" w:leader="dot"/>
+        </w:tabs>
+        <w:spacing w:before="20" w:after="40" w:line="276" w:lineRule="auto"/>
       </w:pPr>
       <w:r>
         <w:rPr>
@@ -1565,19 +1482,12 @@
           <w:b w:val="0"/>
           <w:i w:val="0"/>
           <w:color w:val="000000"/>
-          <w:sz w:val="21"/>
+          <w:sz w:val="20"/>
         </w:rPr>
         <w:t>5.3 Deep CNN Architecture &amp; Speech Synthesis Implementation</w:t>
       </w:r>
       <w:r>
-        <w:rPr>
-          <w:rFonts w:ascii="Times New Roman" w:hAnsi="Times New Roman"/>
-          <w:b w:val="0"/>
-          <w:i w:val="0"/>
-          <w:color w:val="787878"/>
-          <w:sz w:val="21"/>
-        </w:rPr>
-        <w:t xml:space="preserve"> ................ </w:t>
+        <w:tab/>
       </w:r>
       <w:r>
         <w:rPr>
@@ -1585,14 +1495,17 @@
           <w:b w:val="0"/>
           <w:i w:val="0"/>
           <w:color w:val="000000"/>
-          <w:sz w:val="21"/>
+          <w:sz w:val="20"/>
         </w:rPr>
         <w:t>8</w:t>
       </w:r>
     </w:p>
     <w:p>
       <w:pPr>
-        <w:spacing w:before="20" w:after="40"/>
+        <w:tabs>
+          <w:tab w:pos="9360" w:val="right" w:leader="dot"/>
+        </w:tabs>
+        <w:spacing w:before="20" w:after="40" w:line="276" w:lineRule="auto"/>
       </w:pPr>
       <w:r>
         <w:rPr>
@@ -1600,19 +1513,12 @@
           <w:b w:val="0"/>
           <w:i w:val="0"/>
           <w:color w:val="000000"/>
-          <w:sz w:val="21"/>
+          <w:sz w:val="20"/>
         </w:rPr>
         <w:t>5.4 Software Testing Matrix &amp; Execution Verification</w:t>
       </w:r>
       <w:r>
-        <w:rPr>
-          <w:rFonts w:ascii="Times New Roman" w:hAnsi="Times New Roman"/>
-          <w:b w:val="0"/>
-          <w:i w:val="0"/>
-          <w:color w:val="787878"/>
-          <w:sz w:val="21"/>
-        </w:rPr>
-        <w:t xml:space="preserve"> ....................... </w:t>
+        <w:tab/>
       </w:r>
       <w:r>
         <w:rPr>
@@ -1620,14 +1526,17 @@
           <w:b w:val="0"/>
           <w:i w:val="0"/>
           <w:color w:val="000000"/>
-          <w:sz w:val="21"/>
+          <w:sz w:val="20"/>
         </w:rPr>
         <w:t>9</w:t>
       </w:r>
     </w:p>
     <w:p>
       <w:pPr>
-        <w:spacing w:before="20" w:after="40"/>
+        <w:tabs>
+          <w:tab w:pos="9360" w:val="right" w:leader="dot"/>
+        </w:tabs>
+        <w:spacing w:before="20" w:after="40" w:line="276" w:lineRule="auto"/>
       </w:pPr>
       <w:r>
         <w:rPr>
@@ -1635,19 +1544,12 @@
           <w:b/>
           <w:i w:val="0"/>
           <w:color w:val="000000"/>
-          <w:sz w:val="21"/>
+          <w:sz w:val="20"/>
         </w:rPr>
         <w:t>Conclusion</w:t>
       </w:r>
       <w:r>
-        <w:rPr>
-          <w:rFonts w:ascii="Times New Roman" w:hAnsi="Times New Roman"/>
-          <w:b w:val="0"/>
-          <w:i w:val="0"/>
-          <w:color w:val="787878"/>
-          <w:sz w:val="21"/>
-        </w:rPr>
-        <w:t xml:space="preserve"> ................................................................. </w:t>
+        <w:tab/>
       </w:r>
       <w:r>
         <w:rPr>
@@ -1655,14 +1557,17 @@
           <w:b/>
           <w:i w:val="0"/>
           <w:color w:val="000000"/>
-          <w:sz w:val="21"/>
+          <w:sz w:val="20"/>
         </w:rPr>
         <w:t>10</w:t>
       </w:r>
     </w:p>
     <w:p>
       <w:pPr>
-        <w:spacing w:before="20" w:after="40"/>
+        <w:tabs>
+          <w:tab w:pos="9360" w:val="right" w:leader="dot"/>
+        </w:tabs>
+        <w:spacing w:before="20" w:after="40" w:line="276" w:lineRule="auto"/>
       </w:pPr>
       <w:r>
         <w:rPr>
@@ -1670,19 +1575,12 @@
           <w:b/>
           <w:i w:val="0"/>
           <w:color w:val="000000"/>
-          <w:sz w:val="21"/>
+          <w:sz w:val="20"/>
         </w:rPr>
         <w:t>REFERENCES</w:t>
       </w:r>
       <w:r>
-        <w:rPr>
-          <w:rFonts w:ascii="Times New Roman" w:hAnsi="Times New Roman"/>
-          <w:b w:val="0"/>
-          <w:i w:val="0"/>
-          <w:color w:val="787878"/>
-          <w:sz w:val="21"/>
-        </w:rPr>
-        <w:t xml:space="preserve"> ................................................................. </w:t>
+        <w:tab/>
       </w:r>
       <w:r>
         <w:rPr>
@@ -1690,7 +1588,7 @@
           <w:b/>
           <w:i w:val="0"/>
           <w:color w:val="000000"/>
-          <w:sz w:val="21"/>
+          <w:sz w:val="20"/>
         </w:rPr>
         <w:t>10</w:t>
       </w:r>
@@ -1702,7 +1600,7 @@
     </w:p>
     <w:p>
       <w:pPr>
-        <w:spacing w:before="240" w:after="360" w:line="276" w:lineRule="auto"/>
+        <w:spacing w:before="200" w:after="280" w:line="276" w:lineRule="auto"/>
         <w:jc w:val="center"/>
       </w:pPr>
       <w:r>
@@ -1718,7 +1616,7 @@
     </w:p>
     <w:p>
       <w:pPr>
-        <w:spacing w:before="0" w:after="200" w:line="288" w:lineRule="auto"/>
+        <w:spacing w:before="0" w:after="160" w:line="288" w:lineRule="auto"/>
         <w:jc w:val="both"/>
       </w:pPr>
       <w:r>
@@ -1734,7 +1632,7 @@
     </w:p>
     <w:p>
       <w:pPr>
-        <w:spacing w:before="0" w:after="200" w:line="288" w:lineRule="auto"/>
+        <w:spacing w:before="0" w:after="160" w:line="288" w:lineRule="auto"/>
         <w:jc w:val="both"/>
       </w:pPr>
       <w:r>
@@ -1750,7 +1648,7 @@
     </w:p>
     <w:p>
       <w:pPr>
-        <w:spacing w:before="0" w:after="200" w:line="288" w:lineRule="auto"/>
+        <w:spacing w:before="0" w:after="160" w:line="288" w:lineRule="auto"/>
         <w:jc w:val="both"/>
       </w:pPr>
       <w:r>
@@ -1766,7 +1664,7 @@
     </w:p>
     <w:p>
       <w:pPr>
-        <w:spacing w:before="0" w:after="280" w:line="288" w:lineRule="auto"/>
+        <w:spacing w:before="0" w:after="240" w:line="288" w:lineRule="auto"/>
         <w:jc w:val="both"/>
       </w:pPr>
       <w:r>
@@ -1809,7 +1707,7 @@
     </w:p>
     <w:p>
       <w:pPr>
-        <w:spacing w:before="120" w:after="160" w:line="276" w:lineRule="auto"/>
+        <w:spacing w:before="80" w:after="120" w:line="276" w:lineRule="auto"/>
         <w:jc w:val="left"/>
       </w:pPr>
       <w:r>
@@ -1848,8 +1746,18 @@
           <w:tcPr>
             <w:tcW w:type="dxa" w:w="2340"/>
             <w:shd w:fill="1F497D"/>
+            <w:tcMar>
+              <w:top w:w="100" w:type="dxa"/>
+              <w:bottom w:w="100" w:type="dxa"/>
+              <w:left w:w="120" w:type="dxa"/>
+              <w:right w:w="120" w:type="dxa"/>
+            </w:tcMar>
           </w:tcPr>
           <w:p>
+            <w:pPr>
+              <w:spacing w:before="0" w:after="0"/>
+              <w:jc w:val="left"/>
+            </w:pPr>
             <w:r>
               <w:rPr>
                 <w:rFonts w:ascii="Times New Roman" w:hAnsi="Times New Roman"/>
@@ -1866,8 +1774,18 @@
           <w:tcPr>
             <w:tcW w:type="dxa" w:w="2340"/>
             <w:shd w:fill="1F497D"/>
+            <w:tcMar>
+              <w:top w:w="100" w:type="dxa"/>
+              <w:bottom w:w="100" w:type="dxa"/>
+              <w:left w:w="120" w:type="dxa"/>
+              <w:right w:w="120" w:type="dxa"/>
+            </w:tcMar>
           </w:tcPr>
           <w:p>
+            <w:pPr>
+              <w:spacing w:before="0" w:after="0"/>
+              <w:jc w:val="left"/>
+            </w:pPr>
             <w:r>
               <w:rPr>
                 <w:rFonts w:ascii="Times New Roman" w:hAnsi="Times New Roman"/>
@@ -1884,8 +1802,18 @@
           <w:tcPr>
             <w:tcW w:type="dxa" w:w="2340"/>
             <w:shd w:fill="1F497D"/>
+            <w:tcMar>
+              <w:top w:w="100" w:type="dxa"/>
+              <w:bottom w:w="100" w:type="dxa"/>
+              <w:left w:w="120" w:type="dxa"/>
+              <w:right w:w="120" w:type="dxa"/>
+            </w:tcMar>
           </w:tcPr>
           <w:p>
+            <w:pPr>
+              <w:spacing w:before="0" w:after="0"/>
+              <w:jc w:val="left"/>
+            </w:pPr>
             <w:r>
               <w:rPr>
                 <w:rFonts w:ascii="Times New Roman" w:hAnsi="Times New Roman"/>
@@ -1902,8 +1830,18 @@
           <w:tcPr>
             <w:tcW w:type="dxa" w:w="2340"/>
             <w:shd w:fill="1F497D"/>
+            <w:tcMar>
+              <w:top w:w="100" w:type="dxa"/>
+              <w:bottom w:w="100" w:type="dxa"/>
+              <w:left w:w="120" w:type="dxa"/>
+              <w:right w:w="120" w:type="dxa"/>
+            </w:tcMar>
           </w:tcPr>
           <w:p>
+            <w:pPr>
+              <w:spacing w:before="0" w:after="0"/>
+              <w:jc w:val="left"/>
+            </w:pPr>
             <w:r>
               <w:rPr>
                 <w:rFonts w:ascii="Times New Roman" w:hAnsi="Times New Roman"/>
@@ -1921,10 +1859,17 @@
         <w:tc>
           <w:tcPr>
             <w:tcW w:type="dxa" w:w="2340"/>
+            <w:tcMar>
+              <w:top w:w="70" w:type="dxa"/>
+              <w:bottom w:w="70" w:type="dxa"/>
+              <w:left w:w="120" w:type="dxa"/>
+              <w:right w:w="120" w:type="dxa"/>
+            </w:tcMar>
           </w:tcPr>
           <w:p>
             <w:pPr>
-              <w:spacing w:before="40" w:after="40"/>
+              <w:spacing w:before="30" w:after="30" w:line="269" w:lineRule="auto"/>
+              <w:jc w:val="left"/>
             </w:pPr>
             <w:r>
               <w:rPr>
@@ -1941,10 +1886,17 @@
         <w:tc>
           <w:tcPr>
             <w:tcW w:type="dxa" w:w="2340"/>
+            <w:tcMar>
+              <w:top w:w="70" w:type="dxa"/>
+              <w:bottom w:w="70" w:type="dxa"/>
+              <w:left w:w="120" w:type="dxa"/>
+              <w:right w:w="120" w:type="dxa"/>
+            </w:tcMar>
           </w:tcPr>
           <w:p>
             <w:pPr>
-              <w:spacing w:before="40" w:after="40"/>
+              <w:spacing w:before="30" w:after="30" w:line="269" w:lineRule="auto"/>
+              <w:jc w:val="left"/>
             </w:pPr>
             <w:r>
               <w:rPr>
@@ -1961,10 +1913,17 @@
         <w:tc>
           <w:tcPr>
             <w:tcW w:type="dxa" w:w="2340"/>
+            <w:tcMar>
+              <w:top w:w="70" w:type="dxa"/>
+              <w:bottom w:w="70" w:type="dxa"/>
+              <w:left w:w="120" w:type="dxa"/>
+              <w:right w:w="120" w:type="dxa"/>
+            </w:tcMar>
           </w:tcPr>
           <w:p>
             <w:pPr>
-              <w:spacing w:before="40" w:after="40"/>
+              <w:spacing w:before="30" w:after="30" w:line="269" w:lineRule="auto"/>
+              <w:jc w:val="left"/>
             </w:pPr>
             <w:r>
               <w:rPr>
@@ -1981,10 +1940,17 @@
         <w:tc>
           <w:tcPr>
             <w:tcW w:type="dxa" w:w="2340"/>
+            <w:tcMar>
+              <w:top w:w="70" w:type="dxa"/>
+              <w:bottom w:w="70" w:type="dxa"/>
+              <w:left w:w="120" w:type="dxa"/>
+              <w:right w:w="120" w:type="dxa"/>
+            </w:tcMar>
           </w:tcPr>
           <w:p>
             <w:pPr>
-              <w:spacing w:before="40" w:after="40"/>
+              <w:spacing w:before="30" w:after="30" w:line="269" w:lineRule="auto"/>
+              <w:jc w:val="left"/>
             </w:pPr>
             <w:r>
               <w:rPr>
@@ -2003,10 +1969,17 @@
         <w:tc>
           <w:tcPr>
             <w:tcW w:type="dxa" w:w="2340"/>
+            <w:tcMar>
+              <w:top w:w="70" w:type="dxa"/>
+              <w:bottom w:w="70" w:type="dxa"/>
+              <w:left w:w="120" w:type="dxa"/>
+              <w:right w:w="120" w:type="dxa"/>
+            </w:tcMar>
           </w:tcPr>
           <w:p>
             <w:pPr>
-              <w:spacing w:before="40" w:after="40"/>
+              <w:spacing w:before="30" w:after="30" w:line="269" w:lineRule="auto"/>
+              <w:jc w:val="left"/>
             </w:pPr>
             <w:r>
               <w:rPr>
@@ -2023,10 +1996,17 @@
         <w:tc>
           <w:tcPr>
             <w:tcW w:type="dxa" w:w="2340"/>
+            <w:tcMar>
+              <w:top w:w="70" w:type="dxa"/>
+              <w:bottom w:w="70" w:type="dxa"/>
+              <w:left w:w="120" w:type="dxa"/>
+              <w:right w:w="120" w:type="dxa"/>
+            </w:tcMar>
           </w:tcPr>
           <w:p>
             <w:pPr>
-              <w:spacing w:before="40" w:after="40"/>
+              <w:spacing w:before="30" w:after="30" w:line="269" w:lineRule="auto"/>
+              <w:jc w:val="left"/>
             </w:pPr>
             <w:r>
               <w:rPr>
@@ -2043,10 +2023,17 @@
         <w:tc>
           <w:tcPr>
             <w:tcW w:type="dxa" w:w="2340"/>
+            <w:tcMar>
+              <w:top w:w="70" w:type="dxa"/>
+              <w:bottom w:w="70" w:type="dxa"/>
+              <w:left w:w="120" w:type="dxa"/>
+              <w:right w:w="120" w:type="dxa"/>
+            </w:tcMar>
           </w:tcPr>
           <w:p>
             <w:pPr>
-              <w:spacing w:before="40" w:after="40"/>
+              <w:spacing w:before="30" w:after="30" w:line="269" w:lineRule="auto"/>
+              <w:jc w:val="left"/>
             </w:pPr>
             <w:r>
               <w:rPr>
@@ -2063,10 +2050,17 @@
         <w:tc>
           <w:tcPr>
             <w:tcW w:type="dxa" w:w="2340"/>
+            <w:tcMar>
+              <w:top w:w="70" w:type="dxa"/>
+              <w:bottom w:w="70" w:type="dxa"/>
+              <w:left w:w="120" w:type="dxa"/>
+              <w:right w:w="120" w:type="dxa"/>
+            </w:tcMar>
           </w:tcPr>
           <w:p>
             <w:pPr>
-              <w:spacing w:before="40" w:after="40"/>
+              <w:spacing w:before="30" w:after="30" w:line="269" w:lineRule="auto"/>
+              <w:jc w:val="left"/>
             </w:pPr>
             <w:r>
               <w:rPr>
@@ -2085,10 +2079,17 @@
         <w:tc>
           <w:tcPr>
             <w:tcW w:type="dxa" w:w="2340"/>
+            <w:tcMar>
+              <w:top w:w="70" w:type="dxa"/>
+              <w:bottom w:w="70" w:type="dxa"/>
+              <w:left w:w="120" w:type="dxa"/>
+              <w:right w:w="120" w:type="dxa"/>
+            </w:tcMar>
           </w:tcPr>
           <w:p>
             <w:pPr>
-              <w:spacing w:before="40" w:after="40"/>
+              <w:spacing w:before="30" w:after="30" w:line="269" w:lineRule="auto"/>
+              <w:jc w:val="left"/>
             </w:pPr>
             <w:r>
               <w:rPr>
@@ -2105,10 +2106,17 @@
         <w:tc>
           <w:tcPr>
             <w:tcW w:type="dxa" w:w="2340"/>
+            <w:tcMar>
+              <w:top w:w="70" w:type="dxa"/>
+              <w:bottom w:w="70" w:type="dxa"/>
+              <w:left w:w="120" w:type="dxa"/>
+              <w:right w:w="120" w:type="dxa"/>
+            </w:tcMar>
           </w:tcPr>
           <w:p>
             <w:pPr>
-              <w:spacing w:before="40" w:after="40"/>
+              <w:spacing w:before="30" w:after="30" w:line="269" w:lineRule="auto"/>
+              <w:jc w:val="left"/>
             </w:pPr>
             <w:r>
               <w:rPr>
@@ -2125,10 +2133,17 @@
         <w:tc>
           <w:tcPr>
             <w:tcW w:type="dxa" w:w="2340"/>
+            <w:tcMar>
+              <w:top w:w="70" w:type="dxa"/>
+              <w:bottom w:w="70" w:type="dxa"/>
+              <w:left w:w="120" w:type="dxa"/>
+              <w:right w:w="120" w:type="dxa"/>
+            </w:tcMar>
           </w:tcPr>
           <w:p>
             <w:pPr>
-              <w:spacing w:before="40" w:after="40"/>
+              <w:spacing w:before="30" w:after="30" w:line="269" w:lineRule="auto"/>
+              <w:jc w:val="left"/>
             </w:pPr>
             <w:r>
               <w:rPr>
@@ -2145,10 +2160,17 @@
         <w:tc>
           <w:tcPr>
             <w:tcW w:type="dxa" w:w="2340"/>
+            <w:tcMar>
+              <w:top w:w="70" w:type="dxa"/>
+              <w:bottom w:w="70" w:type="dxa"/>
+              <w:left w:w="120" w:type="dxa"/>
+              <w:right w:w="120" w:type="dxa"/>
+            </w:tcMar>
           </w:tcPr>
           <w:p>
             <w:pPr>
-              <w:spacing w:before="40" w:after="40"/>
+              <w:spacing w:before="30" w:after="30" w:line="269" w:lineRule="auto"/>
+              <w:jc w:val="left"/>
             </w:pPr>
             <w:r>
               <w:rPr>
@@ -2167,10 +2189,17 @@
         <w:tc>
           <w:tcPr>
             <w:tcW w:type="dxa" w:w="2340"/>
+            <w:tcMar>
+              <w:top w:w="70" w:type="dxa"/>
+              <w:bottom w:w="70" w:type="dxa"/>
+              <w:left w:w="120" w:type="dxa"/>
+              <w:right w:w="120" w:type="dxa"/>
+            </w:tcMar>
           </w:tcPr>
           <w:p>
             <w:pPr>
-              <w:spacing w:before="40" w:after="40"/>
+              <w:spacing w:before="30" w:after="30" w:line="269" w:lineRule="auto"/>
+              <w:jc w:val="left"/>
             </w:pPr>
             <w:r>
               <w:rPr>
@@ -2187,10 +2216,17 @@
         <w:tc>
           <w:tcPr>
             <w:tcW w:type="dxa" w:w="2340"/>
+            <w:tcMar>
+              <w:top w:w="70" w:type="dxa"/>
+              <w:bottom w:w="70" w:type="dxa"/>
+              <w:left w:w="120" w:type="dxa"/>
+              <w:right w:w="120" w:type="dxa"/>
+            </w:tcMar>
           </w:tcPr>
           <w:p>
             <w:pPr>
-              <w:spacing w:before="40" w:after="40"/>
+              <w:spacing w:before="30" w:after="30" w:line="269" w:lineRule="auto"/>
+              <w:jc w:val="left"/>
             </w:pPr>
             <w:r>
               <w:rPr>
@@ -2207,10 +2243,17 @@
         <w:tc>
           <w:tcPr>
             <w:tcW w:type="dxa" w:w="2340"/>
+            <w:tcMar>
+              <w:top w:w="70" w:type="dxa"/>
+              <w:bottom w:w="70" w:type="dxa"/>
+              <w:left w:w="120" w:type="dxa"/>
+              <w:right w:w="120" w:type="dxa"/>
+            </w:tcMar>
           </w:tcPr>
           <w:p>
             <w:pPr>
-              <w:spacing w:before="40" w:after="40"/>
+              <w:spacing w:before="30" w:after="30" w:line="269" w:lineRule="auto"/>
+              <w:jc w:val="left"/>
             </w:pPr>
             <w:r>
               <w:rPr>
@@ -2227,10 +2270,17 @@
         <w:tc>
           <w:tcPr>
             <w:tcW w:type="dxa" w:w="2340"/>
+            <w:tcMar>
+              <w:top w:w="70" w:type="dxa"/>
+              <w:bottom w:w="70" w:type="dxa"/>
+              <w:left w:w="120" w:type="dxa"/>
+              <w:right w:w="120" w:type="dxa"/>
+            </w:tcMar>
           </w:tcPr>
           <w:p>
             <w:pPr>
-              <w:spacing w:before="40" w:after="40"/>
+              <w:spacing w:before="30" w:after="30" w:line="269" w:lineRule="auto"/>
+              <w:jc w:val="left"/>
             </w:pPr>
             <w:r>
               <w:rPr>
@@ -2249,10 +2299,17 @@
         <w:tc>
           <w:tcPr>
             <w:tcW w:type="dxa" w:w="2340"/>
+            <w:tcMar>
+              <w:top w:w="70" w:type="dxa"/>
+              <w:bottom w:w="70" w:type="dxa"/>
+              <w:left w:w="120" w:type="dxa"/>
+              <w:right w:w="120" w:type="dxa"/>
+            </w:tcMar>
           </w:tcPr>
           <w:p>
             <w:pPr>
-              <w:spacing w:before="40" w:after="40"/>
+              <w:spacing w:before="30" w:after="30" w:line="269" w:lineRule="auto"/>
+              <w:jc w:val="left"/>
             </w:pPr>
             <w:r>
               <w:rPr>
@@ -2269,10 +2326,17 @@
         <w:tc>
           <w:tcPr>
             <w:tcW w:type="dxa" w:w="2340"/>
+            <w:tcMar>
+              <w:top w:w="70" w:type="dxa"/>
+              <w:bottom w:w="70" w:type="dxa"/>
+              <w:left w:w="120" w:type="dxa"/>
+              <w:right w:w="120" w:type="dxa"/>
+            </w:tcMar>
           </w:tcPr>
           <w:p>
             <w:pPr>
-              <w:spacing w:before="40" w:after="40"/>
+              <w:spacing w:before="30" w:after="30" w:line="269" w:lineRule="auto"/>
+              <w:jc w:val="left"/>
             </w:pPr>
             <w:r>
               <w:rPr>
@@ -2289,10 +2353,17 @@
         <w:tc>
           <w:tcPr>
             <w:tcW w:type="dxa" w:w="2340"/>
+            <w:tcMar>
+              <w:top w:w="70" w:type="dxa"/>
+              <w:bottom w:w="70" w:type="dxa"/>
+              <w:left w:w="120" w:type="dxa"/>
+              <w:right w:w="120" w:type="dxa"/>
+            </w:tcMar>
           </w:tcPr>
           <w:p>
             <w:pPr>
-              <w:spacing w:before="40" w:after="40"/>
+              <w:spacing w:before="30" w:after="30" w:line="269" w:lineRule="auto"/>
+              <w:jc w:val="left"/>
             </w:pPr>
             <w:r>
               <w:rPr>
@@ -2309,10 +2380,17 @@
         <w:tc>
           <w:tcPr>
             <w:tcW w:type="dxa" w:w="2340"/>
+            <w:tcMar>
+              <w:top w:w="70" w:type="dxa"/>
+              <w:bottom w:w="70" w:type="dxa"/>
+              <w:left w:w="120" w:type="dxa"/>
+              <w:right w:w="120" w:type="dxa"/>
+            </w:tcMar>
           </w:tcPr>
           <w:p>
             <w:pPr>
-              <w:spacing w:before="40" w:after="40"/>
+              <w:spacing w:before="30" w:after="30" w:line="269" w:lineRule="auto"/>
+              <w:jc w:val="left"/>
             </w:pPr>
             <w:r>
               <w:rPr>
@@ -2330,7 +2408,7 @@
     </w:tbl>
     <w:p>
       <w:pPr>
-        <w:spacing w:before="0" w:after="240" w:line="276" w:lineRule="auto"/>
+        <w:spacing w:before="0" w:after="200" w:line="276" w:lineRule="auto"/>
         <w:jc w:val="left"/>
       </w:pPr>
     </w:p>
@@ -2352,23 +2430,171 @@
     </w:p>
     <w:p>
       <w:pPr>
-        <w:spacing w:before="0" w:after="240" w:line="288" w:lineRule="auto"/>
+        <w:spacing w:before="0" w:after="40"/>
+        <w:ind w:left="360"/>
         <w:jc w:val="left"/>
       </w:pPr>
+      <w:r>
+        <w:rPr>
+          <w:rFonts w:ascii="Times New Roman" w:hAnsi="Times New Roman"/>
+          <w:b/>
+          <w:i w:val="0"/>
+          <w:color w:val="000000"/>
+          <w:sz w:val="20"/>
+        </w:rPr>
+        <w:t xml:space="preserve">•  </w:t>
+      </w:r>
       <w:r>
         <w:rPr>
           <w:rFonts w:ascii="Times New Roman" w:hAnsi="Times New Roman"/>
           <w:b w:val="0"/>
           <w:i w:val="0"/>
           <w:color w:val="000000"/>
-          <w:sz w:val="19"/>
+          <w:sz w:val="20"/>
         </w:rPr>
-        <w:t>Fig. 4.1 End-to-End Three-Tier Architecture of EchoSign Platform    Fig. 4.2 Confusion Matrix across 29 ASL Classes</w:t>
-        <w:br/>
-        <w:t>Fig. 4.3 Training Convergence &amp; Loss Minimization Curve    Fig. 4.4 Bilinear Interpolation Resampling Grid</w:t>
-        <w:br/>
-        <w:t>Fig. 5.1 Level 1 Data Flow Diagram (DFD) of EchoSign Subsystems    Fig. 5.2 ROI Canvas Frame Ingestion Workflow</w:t>
-      </w:r>
+        <w:t>Fig. 1.1: End-to-End Three-Tier Architecture of EchoSign Platform</w:t>
+      </w:r>
+    </w:p>
+    <w:p>
+      <w:pPr>
+        <w:spacing w:before="0" w:after="40"/>
+        <w:ind w:left="360"/>
+        <w:jc w:val="left"/>
+      </w:pPr>
+      <w:r>
+        <w:rPr>
+          <w:rFonts w:ascii="Times New Roman" w:hAnsi="Times New Roman"/>
+          <w:b/>
+          <w:i w:val="0"/>
+          <w:color w:val="000000"/>
+          <w:sz w:val="20"/>
+        </w:rPr>
+        <w:t xml:space="preserve">•  </w:t>
+      </w:r>
+      <w:r>
+        <w:rPr>
+          <w:rFonts w:ascii="Times New Roman" w:hAnsi="Times New Roman"/>
+          <w:b w:val="0"/>
+          <w:i w:val="0"/>
+          <w:color w:val="000000"/>
+          <w:sz w:val="20"/>
+        </w:rPr>
+        <w:t>Fig. 1.2: Confusion Matrix across 29 ASL Classes (Held-Out Test Set)</w:t>
+      </w:r>
+    </w:p>
+    <w:p>
+      <w:pPr>
+        <w:spacing w:before="0" w:after="40"/>
+        <w:ind w:left="360"/>
+        <w:jc w:val="left"/>
+      </w:pPr>
+      <w:r>
+        <w:rPr>
+          <w:rFonts w:ascii="Times New Roman" w:hAnsi="Times New Roman"/>
+          <w:b/>
+          <w:i w:val="0"/>
+          <w:color w:val="000000"/>
+          <w:sz w:val="20"/>
+        </w:rPr>
+        <w:t xml:space="preserve">•  </w:t>
+      </w:r>
+      <w:r>
+        <w:rPr>
+          <w:rFonts w:ascii="Times New Roman" w:hAnsi="Times New Roman"/>
+          <w:b w:val="0"/>
+          <w:i w:val="0"/>
+          <w:color w:val="000000"/>
+          <w:sz w:val="20"/>
+        </w:rPr>
+        <w:t>Fig. 1.3: Training Convergence &amp; Loss Minimization Curves across 14 Epochs</w:t>
+      </w:r>
+    </w:p>
+    <w:p>
+      <w:pPr>
+        <w:spacing w:before="0" w:after="40"/>
+        <w:ind w:left="360"/>
+        <w:jc w:val="left"/>
+      </w:pPr>
+      <w:r>
+        <w:rPr>
+          <w:rFonts w:ascii="Times New Roman" w:hAnsi="Times New Roman"/>
+          <w:b/>
+          <w:i w:val="0"/>
+          <w:color w:val="000000"/>
+          <w:sz w:val="20"/>
+        </w:rPr>
+        <w:t xml:space="preserve">•  </w:t>
+      </w:r>
+      <w:r>
+        <w:rPr>
+          <w:rFonts w:ascii="Times New Roman" w:hAnsi="Times New Roman"/>
+          <w:b w:val="0"/>
+          <w:i w:val="0"/>
+          <w:color w:val="000000"/>
+          <w:sz w:val="20"/>
+        </w:rPr>
+        <w:t>Fig. 1.4: Bilinear Interpolation Resampling Grid and Fractional Offsets</w:t>
+      </w:r>
+    </w:p>
+    <w:p>
+      <w:pPr>
+        <w:spacing w:before="0" w:after="40"/>
+        <w:ind w:left="360"/>
+        <w:jc w:val="left"/>
+      </w:pPr>
+      <w:r>
+        <w:rPr>
+          <w:rFonts w:ascii="Times New Roman" w:hAnsi="Times New Roman"/>
+          <w:b/>
+          <w:i w:val="0"/>
+          <w:color w:val="000000"/>
+          <w:sz w:val="20"/>
+        </w:rPr>
+        <w:t xml:space="preserve">•  </w:t>
+      </w:r>
+      <w:r>
+        <w:rPr>
+          <w:rFonts w:ascii="Times New Roman" w:hAnsi="Times New Roman"/>
+          <w:b w:val="0"/>
+          <w:i w:val="0"/>
+          <w:color w:val="000000"/>
+          <w:sz w:val="20"/>
+        </w:rPr>
+        <w:t>Fig. 1.5: Level 1 Data Flow Diagram (DFD) of EchoSign Subsystems</w:t>
+      </w:r>
+    </w:p>
+    <w:p>
+      <w:pPr>
+        <w:spacing w:before="0" w:after="40"/>
+        <w:ind w:left="360"/>
+        <w:jc w:val="left"/>
+      </w:pPr>
+      <w:r>
+        <w:rPr>
+          <w:rFonts w:ascii="Times New Roman" w:hAnsi="Times New Roman"/>
+          <w:b/>
+          <w:i w:val="0"/>
+          <w:color w:val="000000"/>
+          <w:sz w:val="20"/>
+        </w:rPr>
+        <w:t xml:space="preserve">•  </w:t>
+      </w:r>
+      <w:r>
+        <w:rPr>
+          <w:rFonts w:ascii="Times New Roman" w:hAnsi="Times New Roman"/>
+          <w:b w:val="0"/>
+          <w:i w:val="0"/>
+          <w:color w:val="000000"/>
+          <w:sz w:val="20"/>
+        </w:rPr>
+        <w:t>Fig. 1.6: ROI Canvas Frame Ingestion and Client Debounce Workflow</w:t>
+      </w:r>
+    </w:p>
+    <w:p>
+      <w:pPr>
+        <w:spacing w:before="0" w:after="200" w:line="276" w:lineRule="auto"/>
+        <w:jc w:val="left"/>
+      </w:pPr>
     </w:p>
     <w:p>
       <w:pPr>
@@ -2388,32 +2614,174 @@
     </w:p>
     <w:p>
       <w:pPr>
-        <w:spacing w:before="0" w:after="0" w:line="288" w:lineRule="auto"/>
+        <w:spacing w:before="0" w:after="40"/>
+        <w:ind w:left="360"/>
         <w:jc w:val="left"/>
       </w:pPr>
+      <w:r>
+        <w:rPr>
+          <w:rFonts w:ascii="Times New Roman" w:hAnsi="Times New Roman"/>
+          <w:b/>
+          <w:i w:val="0"/>
+          <w:color w:val="000000"/>
+          <w:sz w:val="20"/>
+        </w:rPr>
+        <w:t xml:space="preserve">•  </w:t>
+      </w:r>
       <w:r>
         <w:rPr>
           <w:rFonts w:ascii="Times New Roman" w:hAnsi="Times New Roman"/>
           <w:b w:val="0"/>
           <w:i w:val="0"/>
           <w:color w:val="000000"/>
-          <w:sz w:val="19"/>
+          <w:sz w:val="20"/>
         </w:rPr>
-        <w:t>Table 2.1 Comparative Summary of Existing Gesture Portals vs. EchoSign    Table 4.1 Performance across Candidate Classification Thresholds</w:t>
-        <w:br/>
-        <w:t>Table 4.2 Latency Accounting across Pipeline Stages vs the 50 ms SLA    Table 5.1 Preprocessing Specifications and Input Constraints</w:t>
-        <w:br/>
-        <w:t>Table 5.2 RESTful API Route Specifications and Contract Definitions    Table 5.3 Automated Test Suite Verification Results (8/8 Passed)</w:t>
+        <w:t>Table 2.1: Comparative Summary of Existing Gesture Portals vs. EchoSign</w:t>
       </w:r>
     </w:p>
     <w:p>
-      <w:r>
-        <w:br w:type="page"/>
+      <w:pPr>
+        <w:spacing w:before="0" w:after="40"/>
+        <w:ind w:left="360"/>
+        <w:jc w:val="left"/>
+      </w:pPr>
+      <w:r>
+        <w:rPr>
+          <w:rFonts w:ascii="Times New Roman" w:hAnsi="Times New Roman"/>
+          <w:b/>
+          <w:i w:val="0"/>
+          <w:color w:val="000000"/>
+          <w:sz w:val="20"/>
+        </w:rPr>
+        <w:t xml:space="preserve">•  </w:t>
+      </w:r>
+      <w:r>
+        <w:rPr>
+          <w:rFonts w:ascii="Times New Roman" w:hAnsi="Times New Roman"/>
+          <w:b w:val="0"/>
+          <w:i w:val="0"/>
+          <w:color w:val="000000"/>
+          <w:sz w:val="20"/>
+        </w:rPr>
+        <w:t>Table 4.1: Performance across Candidate Classification Thresholds</w:t>
       </w:r>
     </w:p>
     <w:p>
       <w:pPr>
-        <w:spacing w:before="120" w:after="80" w:line="276" w:lineRule="auto"/>
+        <w:spacing w:before="0" w:after="40"/>
+        <w:ind w:left="360"/>
+        <w:jc w:val="left"/>
+      </w:pPr>
+      <w:r>
+        <w:rPr>
+          <w:rFonts w:ascii="Times New Roman" w:hAnsi="Times New Roman"/>
+          <w:b/>
+          <w:i w:val="0"/>
+          <w:color w:val="000000"/>
+          <w:sz w:val="20"/>
+        </w:rPr>
+        <w:t xml:space="preserve">•  </w:t>
+      </w:r>
+      <w:r>
+        <w:rPr>
+          <w:rFonts w:ascii="Times New Roman" w:hAnsi="Times New Roman"/>
+          <w:b w:val="0"/>
+          <w:i w:val="0"/>
+          <w:color w:val="000000"/>
+          <w:sz w:val="20"/>
+        </w:rPr>
+        <w:t>Table 4.2: Latency Accounting across Pipeline Stages vs the 50 ms SLA</w:t>
+      </w:r>
+    </w:p>
+    <w:p>
+      <w:pPr>
+        <w:spacing w:before="0" w:after="40"/>
+        <w:ind w:left="360"/>
+        <w:jc w:val="left"/>
+      </w:pPr>
+      <w:r>
+        <w:rPr>
+          <w:rFonts w:ascii="Times New Roman" w:hAnsi="Times New Roman"/>
+          <w:b/>
+          <w:i w:val="0"/>
+          <w:color w:val="000000"/>
+          <w:sz w:val="20"/>
+        </w:rPr>
+        <w:t xml:space="preserve">•  </w:t>
+      </w:r>
+      <w:r>
+        <w:rPr>
+          <w:rFonts w:ascii="Times New Roman" w:hAnsi="Times New Roman"/>
+          <w:b w:val="0"/>
+          <w:i w:val="0"/>
+          <w:color w:val="000000"/>
+          <w:sz w:val="20"/>
+        </w:rPr>
+        <w:t>Table 5.1: Pipeline Preprocessing Schemas, Types and Constraints</w:t>
+      </w:r>
+    </w:p>
+    <w:p>
+      <w:pPr>
+        <w:spacing w:before="0" w:after="40"/>
+        <w:ind w:left="360"/>
+        <w:jc w:val="left"/>
+      </w:pPr>
+      <w:r>
+        <w:rPr>
+          <w:rFonts w:ascii="Times New Roman" w:hAnsi="Times New Roman"/>
+          <w:b/>
+          <w:i w:val="0"/>
+          <w:color w:val="000000"/>
+          <w:sz w:val="20"/>
+        </w:rPr>
+        <w:t xml:space="preserve">•  </w:t>
+      </w:r>
+      <w:r>
+        <w:rPr>
+          <w:rFonts w:ascii="Times New Roman" w:hAnsi="Times New Roman"/>
+          <w:b w:val="0"/>
+          <w:i w:val="0"/>
+          <w:color w:val="000000"/>
+          <w:sz w:val="20"/>
+        </w:rPr>
+        <w:t>Table 5.2: RESTful API Route Specifications and Contract Definitions</w:t>
+      </w:r>
+    </w:p>
+    <w:p>
+      <w:pPr>
+        <w:spacing w:before="0" w:after="40"/>
+        <w:ind w:left="360"/>
+        <w:jc w:val="left"/>
+      </w:pPr>
+      <w:r>
+        <w:rPr>
+          <w:rFonts w:ascii="Times New Roman" w:hAnsi="Times New Roman"/>
+          <w:b/>
+          <w:i w:val="0"/>
+          <w:color w:val="000000"/>
+          <w:sz w:val="20"/>
+        </w:rPr>
+        <w:t xml:space="preserve">•  </w:t>
+      </w:r>
+      <w:r>
+        <w:rPr>
+          <w:rFonts w:ascii="Times New Roman" w:hAnsi="Times New Roman"/>
+          <w:b w:val="0"/>
+          <w:i w:val="0"/>
+          <w:color w:val="000000"/>
+          <w:sz w:val="20"/>
+        </w:rPr>
+        <w:t>Table 5.3: Automated Test Suite Verification Results (8/8 Passed)</w:t>
+      </w:r>
+    </w:p>
+    <w:p>
+      <w:r>
+        <w:br w:type="page"/>
+      </w:r>
+    </w:p>
+    <w:p>
+      <w:pPr>
+        <w:spacing w:before="80" w:after="40" w:line="276" w:lineRule="auto"/>
         <w:jc w:val="center"/>
       </w:pPr>
       <w:r>
@@ -2429,7 +2797,7 @@
     </w:p>
     <w:p>
       <w:pPr>
-        <w:spacing w:before="0" w:after="280" w:line="276" w:lineRule="auto"/>
+        <w:spacing w:before="0" w:after="240" w:line="276" w:lineRule="auto"/>
         <w:jc w:val="center"/>
       </w:pPr>
       <w:r>
@@ -2445,7 +2813,7 @@
     </w:p>
     <w:p>
       <w:pPr>
-        <w:spacing w:before="0" w:after="120" w:line="276" w:lineRule="auto"/>
+        <w:spacing w:before="0" w:after="80" w:line="276" w:lineRule="auto"/>
         <w:jc w:val="left"/>
       </w:pPr>
       <w:r>
@@ -2461,7 +2829,7 @@
     </w:p>
     <w:p>
       <w:pPr>
-        <w:spacing w:before="0" w:after="160" w:line="288" w:lineRule="auto"/>
+        <w:spacing w:before="0" w:after="100" w:line="276" w:lineRule="auto"/>
         <w:jc w:val="both"/>
       </w:pPr>
       <w:r>
@@ -2477,7 +2845,9 @@
     </w:p>
     <w:p>
       <w:pPr>
-        <w:spacing w:before="20" w:after="80" w:line="276" w:lineRule="auto"/>
+        <w:spacing w:before="40" w:after="80" w:line="276" w:lineRule="auto"/>
+        <w:ind w:left="432" w:hanging="432"/>
+        <w:jc w:val="both"/>
       </w:pPr>
       <w:r>
         <w:rPr>
@@ -2485,9 +2855,19 @@
           <w:b/>
           <w:i w:val="0"/>
           <w:color w:val="000000"/>
-          <w:sz w:val="21"/>
+          <w:sz w:val="22"/>
         </w:rPr>
-        <w:t xml:space="preserve">1. Digital Accessibility Gap: </w:t>
+        <w:t xml:space="preserve">1.  </w:t>
+      </w:r>
+      <w:r>
+        <w:rPr>
+          <w:rFonts w:ascii="Times New Roman" w:hAnsi="Times New Roman"/>
+          <w:b/>
+          <w:i w:val="0"/>
+          <w:color w:val="000000"/>
+          <w:sz w:val="22"/>
+        </w:rPr>
+        <w:t xml:space="preserve">Digital Accessibility Gap: </w:t>
       </w:r>
       <w:r>
         <w:rPr>
@@ -2495,14 +2875,16 @@
           <w:b w:val="0"/>
           <w:i w:val="0"/>
           <w:color w:val="000000"/>
-          <w:sz w:val="21"/>
+          <w:sz w:val="22"/>
         </w:rPr>
         <w:t>Deaf and hard-of-hearing individuals encounter persistent barriers during spontaneous public interactions. Commercial translation services require human interpreters with high scheduling delays. A dedicated web portal serves as an immediate, private translation bridge.</w:t>
       </w:r>
     </w:p>
     <w:p>
       <w:pPr>
-        <w:spacing w:before="20" w:after="80" w:line="276" w:lineRule="auto"/>
+        <w:spacing w:before="40" w:after="80" w:line="276" w:lineRule="auto"/>
+        <w:ind w:left="432" w:hanging="432"/>
+        <w:jc w:val="both"/>
       </w:pPr>
       <w:r>
         <w:rPr>
@@ -2510,9 +2892,19 @@
           <w:b/>
           <w:i w:val="0"/>
           <w:color w:val="000000"/>
-          <w:sz w:val="21"/>
+          <w:sz w:val="22"/>
         </w:rPr>
-        <w:t xml:space="preserve">2. The Preprocessing Domain Gap: </w:t>
+        <w:t xml:space="preserve">2.  </w:t>
+      </w:r>
+      <w:r>
+        <w:rPr>
+          <w:rFonts w:ascii="Times New Roman" w:hAnsi="Times New Roman"/>
+          <w:b/>
+          <w:i w:val="0"/>
+          <w:color w:val="000000"/>
+          <w:sz w:val="22"/>
+        </w:rPr>
+        <w:t xml:space="preserve">The Preprocessing Domain Gap: </w:t>
       </w:r>
       <w:r>
         <w:rPr>
@@ -2520,14 +2912,16 @@
           <w:b w:val="0"/>
           <w:i w:val="0"/>
           <w:color w:val="000000"/>
-          <w:sz w:val="21"/>
+          <w:sz w:val="22"/>
         </w:rPr>
         <w:t>Computer vision models frequently suffer severe accuracy drops when deployed to production. Standard training pipelines resize images using OpenCV area interpolation, while web applications decode base64 payloads using Pillow bilinear resampling. Preserving mathematical parity is essential for high-accuracy recognition.</w:t>
       </w:r>
     </w:p>
     <w:p>
       <w:pPr>
-        <w:spacing w:before="20" w:after="80" w:line="276" w:lineRule="auto"/>
+        <w:spacing w:before="40" w:after="80" w:line="276" w:lineRule="auto"/>
+        <w:ind w:left="432" w:hanging="432"/>
+        <w:jc w:val="both"/>
       </w:pPr>
       <w:r>
         <w:rPr>
@@ -2535,9 +2929,19 @@
           <w:b/>
           <w:i w:val="0"/>
           <w:color w:val="000000"/>
-          <w:sz w:val="21"/>
+          <w:sz w:val="22"/>
         </w:rPr>
-        <w:t xml:space="preserve">3. The Latency Dilemma: </w:t>
+        <w:t xml:space="preserve">3.  </w:t>
+      </w:r>
+      <w:r>
+        <w:rPr>
+          <w:rFonts w:ascii="Times New Roman" w:hAnsi="Times New Roman"/>
+          <w:b/>
+          <w:i w:val="0"/>
+          <w:color w:val="000000"/>
+          <w:sz w:val="22"/>
+        </w:rPr>
+        <w:t xml:space="preserve">The Latency Dilemma: </w:t>
       </w:r>
       <w:r>
         <w:rPr>
@@ -2545,14 +2949,16 @@
           <w:b w:val="0"/>
           <w:i w:val="0"/>
           <w:color w:val="000000"/>
-          <w:sz w:val="21"/>
+          <w:sz w:val="22"/>
         </w:rPr>
         <w:t>Interactive communication tools require immediate responsiveness under strict sub-50 millisecond service level agreements (SLAs). Heavyweight neural networks running on server GPUs introduce cost and latency. The architecture must utilize quantized lightweight models executable on consumer CPU threads.</w:t>
       </w:r>
     </w:p>
     <w:p>
       <w:pPr>
-        <w:spacing w:before="20" w:after="80" w:line="276" w:lineRule="auto"/>
+        <w:spacing w:before="40" w:after="80" w:line="276" w:lineRule="auto"/>
+        <w:ind w:left="432" w:hanging="432"/>
+        <w:jc w:val="both"/>
       </w:pPr>
       <w:r>
         <w:rPr>
@@ -2560,9 +2966,19 @@
           <w:b/>
           <w:i w:val="0"/>
           <w:color w:val="000000"/>
-          <w:sz w:val="21"/>
+          <w:sz w:val="22"/>
         </w:rPr>
-        <w:t xml:space="preserve">4. Hands-On Verification and Feedback: </w:t>
+        <w:t xml:space="preserve">4.  </w:t>
+      </w:r>
+      <w:r>
+        <w:rPr>
+          <w:rFonts w:ascii="Times New Roman" w:hAnsi="Times New Roman"/>
+          <w:b/>
+          <w:i w:val="0"/>
+          <w:color w:val="000000"/>
+          <w:sz w:val="22"/>
+        </w:rPr>
+        <w:t xml:space="preserve">Hands-On Verification and Feedback: </w:t>
       </w:r>
       <w:r>
         <w:rPr>
@@ -2570,14 +2986,16 @@
           <w:b w:val="0"/>
           <w:i w:val="0"/>
           <w:color w:val="000000"/>
-          <w:sz w:val="21"/>
+          <w:sz w:val="22"/>
         </w:rPr>
         <w:t>Static letter classification must be paired with temporal debouncing. EchoSign integrates a 2-frame stability filter directly into the browser, ensuring deliberate character entry while filtering transitional finger motion.</w:t>
       </w:r>
     </w:p>
     <w:p>
       <w:pPr>
-        <w:spacing w:before="20" w:after="80" w:line="276" w:lineRule="auto"/>
+        <w:spacing w:before="40" w:after="80" w:line="276" w:lineRule="auto"/>
+        <w:ind w:left="432" w:hanging="432"/>
+        <w:jc w:val="both"/>
       </w:pPr>
       <w:r>
         <w:rPr>
@@ -2585,9 +3003,19 @@
           <w:b/>
           <w:i w:val="0"/>
           <w:color w:val="000000"/>
-          <w:sz w:val="21"/>
+          <w:sz w:val="22"/>
         </w:rPr>
-        <w:t xml:space="preserve">5. Scalability and High Availability: </w:t>
+        <w:t xml:space="preserve">5.  </w:t>
+      </w:r>
+      <w:r>
+        <w:rPr>
+          <w:rFonts w:ascii="Times New Roman" w:hAnsi="Times New Roman"/>
+          <w:b/>
+          <w:i w:val="0"/>
+          <w:color w:val="000000"/>
+          <w:sz w:val="22"/>
+        </w:rPr>
+        <w:t xml:space="preserve">Scalability and High Availability: </w:t>
       </w:r>
       <w:r>
         <w:rPr>
@@ -2595,14 +3023,14 @@
           <w:b w:val="0"/>
           <w:i w:val="0"/>
           <w:color w:val="000000"/>
-          <w:sz w:val="21"/>
+          <w:sz w:val="22"/>
         </w:rPr>
         <w:t>The web service utilizes a stateless REST API layer hosted on serverless cloud infrastructure, guaranteeing zero cold-start crashes and uninterrupted access across diverse mobile and desktop devices.</w:t>
       </w:r>
     </w:p>
     <w:p>
       <w:pPr>
-        <w:spacing w:before="160" w:after="120" w:line="276" w:lineRule="auto"/>
+        <w:spacing w:before="120" w:after="80" w:line="276" w:lineRule="auto"/>
         <w:jc w:val="left"/>
       </w:pPr>
       <w:r>
@@ -2618,7 +3046,7 @@
     </w:p>
     <w:p>
       <w:pPr>
-        <w:spacing w:before="0" w:after="0" w:line="288" w:lineRule="auto"/>
+        <w:spacing w:before="0" w:after="100" w:line="276" w:lineRule="auto"/>
         <w:jc w:val="both"/>
       </w:pPr>
       <w:r>
@@ -2630,22 +3058,34 @@
           <w:sz w:val="22"/>
         </w:rPr>
         <w:t>The system rests on principles from convolutional computer vision, discrete tensor downsampling, aspect ratio preservation, and client-side speech synthesis state machines.</w:t>
-        <w:br/>
-        <w:t>A. Aspect Ratio Geometry: Non-uniform scaling of widescreen webcam frames distorts finger aspect ratios. Center-square cropping extracts min(W, H) from the frame, preserving natural anatomical angles.</w:t>
-        <w:br/>
-        <w:t>B. Convolutional Invariance: Sequential 3x3 convolution banks extract spatial hierarchical features, while max-pooling layers provide translation invariance against minor hand shifts.</w:t>
       </w:r>
     </w:p>
     <w:p>
-      <w:r>
-        <w:br w:type="page"/>
-      </w:r>
-    </w:p>
-    <w:p>
-      <w:pPr>
-        <w:spacing w:before="0" w:after="160" w:line="288" w:lineRule="auto"/>
+      <w:pPr>
+        <w:spacing w:before="30" w:after="60" w:line="276" w:lineRule="auto"/>
+        <w:ind w:left="432" w:hanging="432"/>
         <w:jc w:val="both"/>
       </w:pPr>
+      <w:r>
+        <w:rPr>
+          <w:rFonts w:ascii="Times New Roman" w:hAnsi="Times New Roman"/>
+          <w:b/>
+          <w:i w:val="0"/>
+          <w:color w:val="000000"/>
+          <w:sz w:val="22"/>
+        </w:rPr>
+        <w:t xml:space="preserve">•  </w:t>
+      </w:r>
+      <w:r>
+        <w:rPr>
+          <w:rFonts w:ascii="Times New Roman" w:hAnsi="Times New Roman"/>
+          <w:b/>
+          <w:i w:val="0"/>
+          <w:color w:val="000000"/>
+          <w:sz w:val="22"/>
+        </w:rPr>
+        <w:t xml:space="preserve">Aspect Ratio Geometry: </w:t>
+      </w:r>
       <w:r>
         <w:rPr>
           <w:rFonts w:ascii="Times New Roman" w:hAnsi="Times New Roman"/>
@@ -2654,12 +3094,86 @@
           <w:color w:val="000000"/>
           <w:sz w:val="22"/>
         </w:rPr>
-        <w:t>C. Quantization Theory: Converting 32-bit floating-point weights to IEEE 754 16-bit half-precision preserves the dynamic range required by convolutional filters while reducing model size by 84%, fitting within strict cloud execution ceilings.</w:t>
+        <w:t>Non-uniform scaling of widescreen webcam frames distorts finger aspect ratios. Center-square cropping extracts min(W, H) from the frame, preserving natural anatomical angles.</w:t>
       </w:r>
     </w:p>
     <w:p>
       <w:pPr>
-        <w:spacing w:before="0" w:after="80" w:line="276" w:lineRule="auto"/>
+        <w:spacing w:before="30" w:after="60" w:line="276" w:lineRule="auto"/>
+        <w:ind w:left="432" w:hanging="432"/>
+        <w:jc w:val="both"/>
+      </w:pPr>
+      <w:r>
+        <w:rPr>
+          <w:rFonts w:ascii="Times New Roman" w:hAnsi="Times New Roman"/>
+          <w:b/>
+          <w:i w:val="0"/>
+          <w:color w:val="000000"/>
+          <w:sz w:val="22"/>
+        </w:rPr>
+        <w:t xml:space="preserve">•  </w:t>
+      </w:r>
+      <w:r>
+        <w:rPr>
+          <w:rFonts w:ascii="Times New Roman" w:hAnsi="Times New Roman"/>
+          <w:b/>
+          <w:i w:val="0"/>
+          <w:color w:val="000000"/>
+          <w:sz w:val="22"/>
+        </w:rPr>
+        <w:t xml:space="preserve">Convolutional Invariance: </w:t>
+      </w:r>
+      <w:r>
+        <w:rPr>
+          <w:rFonts w:ascii="Times New Roman" w:hAnsi="Times New Roman"/>
+          <w:b w:val="0"/>
+          <w:i w:val="0"/>
+          <w:color w:val="000000"/>
+          <w:sz w:val="22"/>
+        </w:rPr>
+        <w:t>Sequential 3x3 convolution banks extract spatial hierarchical features, while max-pooling layers provide translation invariance against minor hand shifts.</w:t>
+      </w:r>
+    </w:p>
+    <w:p>
+      <w:pPr>
+        <w:spacing w:before="30" w:after="60" w:line="276" w:lineRule="auto"/>
+        <w:ind w:left="432" w:hanging="432"/>
+        <w:jc w:val="both"/>
+      </w:pPr>
+      <w:r>
+        <w:rPr>
+          <w:rFonts w:ascii="Times New Roman" w:hAnsi="Times New Roman"/>
+          <w:b/>
+          <w:i w:val="0"/>
+          <w:color w:val="000000"/>
+          <w:sz w:val="22"/>
+        </w:rPr>
+        <w:t xml:space="preserve">•  </w:t>
+      </w:r>
+      <w:r>
+        <w:rPr>
+          <w:rFonts w:ascii="Times New Roman" w:hAnsi="Times New Roman"/>
+          <w:b/>
+          <w:i w:val="0"/>
+          <w:color w:val="000000"/>
+          <w:sz w:val="22"/>
+        </w:rPr>
+        <w:t xml:space="preserve">Quantization Theory: </w:t>
+      </w:r>
+      <w:r>
+        <w:rPr>
+          <w:rFonts w:ascii="Times New Roman" w:hAnsi="Times New Roman"/>
+          <w:b w:val="0"/>
+          <w:i w:val="0"/>
+          <w:color w:val="000000"/>
+          <w:sz w:val="22"/>
+        </w:rPr>
+        <w:t>Converting 32-bit floating-point weights to IEEE 754 16-bit half-precision preserves the dynamic range required by convolutional filters while reducing model size by 84%, fitting within strict cloud execution ceilings.</w:t>
+      </w:r>
+    </w:p>
+    <w:p>
+      <w:pPr>
+        <w:spacing w:before="120" w:after="80" w:line="276" w:lineRule="auto"/>
         <w:jc w:val="left"/>
       </w:pPr>
       <w:r>
@@ -2675,66 +3189,150 @@
     </w:p>
     <w:p>
       <w:pPr>
-        <w:spacing w:before="0" w:after="60" w:line="276" w:lineRule="auto"/>
-        <w:jc w:val="left"/>
-      </w:pPr>
+        <w:spacing w:before="30" w:after="60" w:line="276" w:lineRule="auto"/>
+        <w:ind w:left="432" w:hanging="432"/>
+        <w:jc w:val="both"/>
+      </w:pPr>
+      <w:r>
+        <w:rPr>
+          <w:rFonts w:ascii="Times New Roman" w:hAnsi="Times New Roman"/>
+          <w:b/>
+          <w:i w:val="0"/>
+          <w:color w:val="000000"/>
+          <w:sz w:val="22"/>
+        </w:rPr>
+        <w:t xml:space="preserve">•  </w:t>
+      </w:r>
+      <w:r>
+        <w:rPr>
+          <w:rFonts w:ascii="Times New Roman" w:hAnsi="Times New Roman"/>
+          <w:b/>
+          <w:i w:val="0"/>
+          <w:color w:val="000000"/>
+          <w:sz w:val="22"/>
+        </w:rPr>
+        <w:t xml:space="preserve">Decoupled Ingestion &amp; Persistence: </w:t>
+      </w:r>
       <w:r>
         <w:rPr>
           <w:rFonts w:ascii="Times New Roman" w:hAnsi="Times New Roman"/>
           <w:b w:val="0"/>
           <w:i w:val="0"/>
           <w:color w:val="000000"/>
-          <w:sz w:val="21"/>
+          <w:sz w:val="22"/>
         </w:rPr>
-        <w:t>• Decoupled Ingestion &amp; Persistence: Frame capture is isolated from server storage, ensuring complete user privacy with zero frame logging.</w:t>
+        <w:t>Frame capture is isolated from server storage, ensuring complete user privacy with zero frame logging.</w:t>
       </w:r>
     </w:p>
     <w:p>
       <w:pPr>
-        <w:spacing w:before="0" w:after="60" w:line="276" w:lineRule="auto"/>
-        <w:jc w:val="left"/>
-      </w:pPr>
+        <w:spacing w:before="30" w:after="60" w:line="276" w:lineRule="auto"/>
+        <w:ind w:left="432" w:hanging="432"/>
+        <w:jc w:val="both"/>
+      </w:pPr>
+      <w:r>
+        <w:rPr>
+          <w:rFonts w:ascii="Times New Roman" w:hAnsi="Times New Roman"/>
+          <w:b/>
+          <w:i w:val="0"/>
+          <w:color w:val="000000"/>
+          <w:sz w:val="22"/>
+        </w:rPr>
+        <w:t xml:space="preserve">•  </w:t>
+      </w:r>
+      <w:r>
+        <w:rPr>
+          <w:rFonts w:ascii="Times New Roman" w:hAnsi="Times New Roman"/>
+          <w:b/>
+          <w:i w:val="0"/>
+          <w:color w:val="000000"/>
+          <w:sz w:val="22"/>
+        </w:rPr>
+        <w:t xml:space="preserve">Real-Time O(1) Lexical Lookup: </w:t>
+      </w:r>
       <w:r>
         <w:rPr>
           <w:rFonts w:ascii="Times New Roman" w:hAnsi="Times New Roman"/>
           <w:b w:val="0"/>
           <w:i w:val="0"/>
           <w:color w:val="000000"/>
-          <w:sz w:val="21"/>
+          <w:sz w:val="22"/>
         </w:rPr>
-        <w:t>• Real-Time O(1) Lexical Lookup: Predicted category indices map instantly to English meanings and descriptions using in-memory hash maps.</w:t>
+        <w:t>Predicted category indices map instantly to English meanings and descriptions using in-memory hash maps.</w:t>
       </w:r>
     </w:p>
     <w:p>
       <w:pPr>
-        <w:spacing w:before="0" w:after="60" w:line="276" w:lineRule="auto"/>
-        <w:jc w:val="left"/>
-      </w:pPr>
+        <w:spacing w:before="30" w:after="60" w:line="276" w:lineRule="auto"/>
+        <w:ind w:left="432" w:hanging="432"/>
+        <w:jc w:val="both"/>
+      </w:pPr>
+      <w:r>
+        <w:rPr>
+          <w:rFonts w:ascii="Times New Roman" w:hAnsi="Times New Roman"/>
+          <w:b/>
+          <w:i w:val="0"/>
+          <w:color w:val="000000"/>
+          <w:sz w:val="22"/>
+        </w:rPr>
+        <w:t xml:space="preserve">•  </w:t>
+      </w:r>
+      <w:r>
+        <w:rPr>
+          <w:rFonts w:ascii="Times New Roman" w:hAnsi="Times New Roman"/>
+          <w:b/>
+          <w:i w:val="0"/>
+          <w:color w:val="000000"/>
+          <w:sz w:val="22"/>
+        </w:rPr>
+        <w:t xml:space="preserve">Preprocessing Parity by Design: </w:t>
+      </w:r>
       <w:r>
         <w:rPr>
           <w:rFonts w:ascii="Times New Roman" w:hAnsi="Times New Roman"/>
           <w:b w:val="0"/>
           <w:i w:val="0"/>
           <w:color w:val="000000"/>
-          <w:sz w:val="21"/>
+          <w:sz w:val="22"/>
         </w:rPr>
-        <w:t>• Preprocessing Parity by Design: Bilinear interpolation and center-square cropping are identical across training and production.</w:t>
+        <w:t>Bilinear interpolation and center-square cropping are identical across training and production.</w:t>
       </w:r>
     </w:p>
     <w:p>
       <w:pPr>
-        <w:spacing w:before="0" w:after="60" w:line="276" w:lineRule="auto"/>
-        <w:jc w:val="left"/>
-      </w:pPr>
+        <w:spacing w:before="30" w:after="60" w:line="276" w:lineRule="auto"/>
+        <w:ind w:left="432" w:hanging="432"/>
+        <w:jc w:val="both"/>
+      </w:pPr>
+      <w:r>
+        <w:rPr>
+          <w:rFonts w:ascii="Times New Roman" w:hAnsi="Times New Roman"/>
+          <w:b/>
+          <w:i w:val="0"/>
+          <w:color w:val="000000"/>
+          <w:sz w:val="22"/>
+        </w:rPr>
+        <w:t xml:space="preserve">•  </w:t>
+      </w:r>
+      <w:r>
+        <w:rPr>
+          <w:rFonts w:ascii="Times New Roman" w:hAnsi="Times New Roman"/>
+          <w:b/>
+          <w:i w:val="0"/>
+          <w:color w:val="000000"/>
+          <w:sz w:val="22"/>
+        </w:rPr>
+        <w:t xml:space="preserve">Zero Peripheral Cost: </w:t>
+      </w:r>
       <w:r>
         <w:rPr>
           <w:rFonts w:ascii="Times New Roman" w:hAnsi="Times New Roman"/>
           <w:b w:val="0"/>
           <w:i w:val="0"/>
           <w:color w:val="000000"/>
-          <w:sz w:val="21"/>
+          <w:sz w:val="22"/>
         </w:rPr>
-        <w:t>• Zero Peripheral Cost: Standard consumer webcams replace expensive proprietary flex-sensor data gloves.</w:t>
+        <w:t>Standard consumer webcams replace expensive proprietary flex-sensor data gloves.</w:t>
       </w:r>
     </w:p>
     <w:p>
@@ -2755,55 +3353,123 @@
     </w:p>
     <w:p>
       <w:pPr>
-        <w:spacing w:before="0" w:after="60" w:line="276" w:lineRule="auto"/>
-        <w:jc w:val="left"/>
-      </w:pPr>
+        <w:spacing w:before="30" w:after="60" w:line="276" w:lineRule="auto"/>
+        <w:ind w:left="432" w:hanging="432"/>
+        <w:jc w:val="both"/>
+      </w:pPr>
+      <w:r>
+        <w:rPr>
+          <w:rFonts w:ascii="Times New Roman" w:hAnsi="Times New Roman"/>
+          <w:b/>
+          <w:i w:val="0"/>
+          <w:color w:val="000000"/>
+          <w:sz w:val="22"/>
+        </w:rPr>
+        <w:t xml:space="preserve">•  </w:t>
+      </w:r>
+      <w:r>
+        <w:rPr>
+          <w:rFonts w:ascii="Times New Roman" w:hAnsi="Times New Roman"/>
+          <w:b/>
+          <w:i w:val="0"/>
+          <w:color w:val="000000"/>
+          <w:sz w:val="22"/>
+        </w:rPr>
+        <w:t xml:space="preserve">Intrusive Sensor Burden: </w:t>
+      </w:r>
       <w:r>
         <w:rPr>
           <w:rFonts w:ascii="Times New Roman" w:hAnsi="Times New Roman"/>
           <w:b w:val="0"/>
           <w:i w:val="0"/>
           <w:color w:val="000000"/>
-          <w:sz w:val="21"/>
+          <w:sz w:val="22"/>
         </w:rPr>
-        <w:t>• Intrusive Sensor Burden: Traditional glove devices require physical wiring, regular battery charging, and frequent recalibration.</w:t>
+        <w:t>Traditional glove devices require physical wiring, regular battery charging, and frequent recalibration.</w:t>
       </w:r>
     </w:p>
     <w:p>
       <w:pPr>
-        <w:spacing w:before="0" w:after="60" w:line="276" w:lineRule="auto"/>
-        <w:jc w:val="left"/>
-      </w:pPr>
+        <w:spacing w:before="30" w:after="60" w:line="276" w:lineRule="auto"/>
+        <w:ind w:left="432" w:hanging="432"/>
+        <w:jc w:val="both"/>
+      </w:pPr>
+      <w:r>
+        <w:rPr>
+          <w:rFonts w:ascii="Times New Roman" w:hAnsi="Times New Roman"/>
+          <w:b/>
+          <w:i w:val="0"/>
+          <w:color w:val="000000"/>
+          <w:sz w:val="22"/>
+        </w:rPr>
+        <w:t xml:space="preserve">•  </w:t>
+      </w:r>
+      <w:r>
+        <w:rPr>
+          <w:rFonts w:ascii="Times New Roman" w:hAnsi="Times New Roman"/>
+          <w:b/>
+          <w:i w:val="0"/>
+          <w:color w:val="000000"/>
+          <w:sz w:val="22"/>
+        </w:rPr>
+        <w:t xml:space="preserve">High Accuracy Degradation: </w:t>
+      </w:r>
       <w:r>
         <w:rPr>
           <w:rFonts w:ascii="Times New Roman" w:hAnsi="Times New Roman"/>
           <w:b w:val="0"/>
           <w:i w:val="0"/>
           <w:color w:val="000000"/>
-          <w:sz w:val="21"/>
+          <w:sz w:val="22"/>
         </w:rPr>
-        <w:t>• High Accuracy Degradation: Existing academic prototypes trained on clean datasets fail under webcam lighting shifts and aspect distortion.</w:t>
+        <w:t>Existing academic prototypes trained on clean datasets fail under webcam lighting shifts and aspect distortion.</w:t>
       </w:r>
     </w:p>
     <w:p>
       <w:pPr>
-        <w:spacing w:before="0" w:after="60" w:line="276" w:lineRule="auto"/>
-        <w:jc w:val="left"/>
-      </w:pPr>
+        <w:spacing w:before="30" w:after="60" w:line="276" w:lineRule="auto"/>
+        <w:ind w:left="432" w:hanging="432"/>
+        <w:jc w:val="both"/>
+      </w:pPr>
+      <w:r>
+        <w:rPr>
+          <w:rFonts w:ascii="Times New Roman" w:hAnsi="Times New Roman"/>
+          <w:b/>
+          <w:i w:val="0"/>
+          <w:color w:val="000000"/>
+          <w:sz w:val="22"/>
+        </w:rPr>
+        <w:t xml:space="preserve">•  </w:t>
+      </w:r>
+      <w:r>
+        <w:rPr>
+          <w:rFonts w:ascii="Times New Roman" w:hAnsi="Times New Roman"/>
+          <w:b/>
+          <w:i w:val="0"/>
+          <w:color w:val="000000"/>
+          <w:sz w:val="22"/>
+        </w:rPr>
+        <w:t xml:space="preserve">Latency &amp; Package Bloat: </w:t>
+      </w:r>
       <w:r>
         <w:rPr>
           <w:rFonts w:ascii="Times New Roman" w:hAnsi="Times New Roman"/>
           <w:b w:val="0"/>
           <w:i w:val="0"/>
           <w:color w:val="000000"/>
-          <w:sz w:val="21"/>
+          <w:sz w:val="22"/>
         </w:rPr>
-        <w:t>• Latency &amp; Package Bloat: Bulky deep models exceed serverless container size limits, leading to execution timeouts.</w:t>
+        <w:t>Bulky deep models exceed serverless container size limits, leading to execution timeouts.</w:t>
       </w:r>
     </w:p>
     <w:p>
-      <w:pPr>
-        <w:spacing w:before="200" w:after="80" w:line="276" w:lineRule="auto"/>
+      <w:r>
+        <w:br w:type="page"/>
+      </w:r>
+    </w:p>
+    <w:p>
+      <w:pPr>
+        <w:spacing w:before="80" w:after="40" w:line="276" w:lineRule="auto"/>
         <w:jc w:val="center"/>
       </w:pPr>
       <w:r>
@@ -2851,7 +3517,7 @@
     </w:p>
     <w:p>
       <w:pPr>
-        <w:spacing w:before="0" w:after="160" w:line="288" w:lineRule="auto"/>
+        <w:spacing w:before="0" w:after="100" w:line="276" w:lineRule="auto"/>
         <w:jc w:val="both"/>
       </w:pPr>
       <w:r>
@@ -2867,7 +3533,7 @@
     </w:p>
     <w:p>
       <w:pPr>
-        <w:spacing w:before="0" w:after="80" w:line="276" w:lineRule="auto"/>
+        <w:spacing w:before="120" w:after="80" w:line="276" w:lineRule="auto"/>
         <w:jc w:val="left"/>
       </w:pPr>
       <w:r>
@@ -2883,8 +3549,9 @@
     </w:p>
     <w:p>
       <w:pPr>
-        <w:spacing w:before="0" w:after="40" w:line="276" w:lineRule="auto"/>
-        <w:jc w:val="left"/>
+        <w:spacing w:before="40" w:after="80" w:line="276" w:lineRule="auto"/>
+        <w:ind w:left="432" w:hanging="432"/>
+        <w:jc w:val="both"/>
       </w:pPr>
       <w:r>
         <w:rPr>
@@ -2894,30 +3561,8 @@
           <w:color w:val="000000"/>
           <w:sz w:val="22"/>
         </w:rPr>
-        <w:t>2.2.1 Technique 1: Wearable Sensor-Instrumented Data Gloves</w:t>
-      </w:r>
-    </w:p>
-    <w:p>
-      <w:pPr>
-        <w:spacing w:before="0" w:after="120" w:line="276" w:lineRule="auto"/>
-        <w:jc w:val="left"/>
-      </w:pPr>
-      <w:r>
-        <w:rPr>
-          <w:rFonts w:ascii="Times New Roman" w:hAnsi="Times New Roman"/>
-          <w:b w:val="0"/>
-          <w:i w:val="0"/>
-          <w:color w:val="000000"/>
-          <w:sz w:val="21"/>
-        </w:rPr>
-        <w:t>Reference: CyberGlove &amp; SmartGlove Systems (IEEE Sensors Journal, 2018). Method/Technique: Resistive bend sensors on digits with wrist IMUs. Functionality: High-precision joint angle tracking. Limitations: Cost-prohibitive, physically cumbersome, and socially stigmatizing for everyday use.</w:t>
-      </w:r>
-    </w:p>
-    <w:p>
-      <w:pPr>
-        <w:spacing w:before="0" w:after="40" w:line="276" w:lineRule="auto"/>
-        <w:jc w:val="left"/>
-      </w:pPr>
+        <w:t xml:space="preserve">2.  </w:t>
+      </w:r>
       <w:r>
         <w:rPr>
           <w:rFonts w:ascii="Times New Roman" w:hAnsi="Times New Roman"/>
@@ -2926,34 +3571,40 @@
           <w:color w:val="000000"/>
           <w:sz w:val="22"/>
         </w:rPr>
-        <w:t>2.2.2 Technique 2: Isolated Classical Computer Vision Contours</w:t>
-      </w:r>
-    </w:p>
-    <w:p>
-      <w:pPr>
-        <w:spacing w:before="0" w:after="0" w:line="276" w:lineRule="auto"/>
-        <w:jc w:val="left"/>
-      </w:pPr>
+        <w:t xml:space="preserve">2.1 Technique 1: </w:t>
+      </w:r>
       <w:r>
         <w:rPr>
           <w:rFonts w:ascii="Times New Roman" w:hAnsi="Times New Roman"/>
           <w:b w:val="0"/>
           <w:i w:val="0"/>
           <w:color w:val="000000"/>
-          <w:sz w:val="21"/>
+          <w:sz w:val="22"/>
         </w:rPr>
-        <w:t>Reference: YCbCr Skin Segmentation &amp; Hu Moments (AI Review, 2015). Method/Technique: Color thresholding with SVM classification. Functionality: Contactless gesture detection. Limitations: Extremely sensitive to illumination shifts, skin tone diversity, and background clutter.</w:t>
+        <w:t>Wearable Sensor-Instrumented Data Gloves</w:t>
       </w:r>
     </w:p>
     <w:p>
-      <w:r>
-        <w:br w:type="page"/>
+      <w:pPr>
+        <w:spacing w:before="0" w:after="100" w:line="276" w:lineRule="auto"/>
+        <w:jc w:val="both"/>
+      </w:pPr>
+      <w:r>
+        <w:rPr>
+          <w:rFonts w:ascii="Times New Roman" w:hAnsi="Times New Roman"/>
+          <w:b w:val="0"/>
+          <w:i w:val="0"/>
+          <w:color w:val="000000"/>
+          <w:sz w:val="22"/>
+        </w:rPr>
+        <w:t>Reference: CyberGlove &amp; SmartGlove Systems (IEEE Sensors Journal, 2018). Method: Resistive bend sensors on digits with wrist IMUs. Functionality: High-precision joint angle tracking. Limitations: Cost-prohibitive, physically cumbersome, and socially stigmatizing for everyday use.</w:t>
       </w:r>
     </w:p>
     <w:p>
       <w:pPr>
-        <w:spacing w:before="0" w:after="40" w:line="276" w:lineRule="auto"/>
-        <w:jc w:val="left"/>
+        <w:spacing w:before="40" w:after="80" w:line="276" w:lineRule="auto"/>
+        <w:ind w:left="432" w:hanging="432"/>
+        <w:jc w:val="both"/>
       </w:pPr>
       <w:r>
         <w:rPr>
@@ -2963,30 +3614,8 @@
           <w:color w:val="000000"/>
           <w:sz w:val="22"/>
         </w:rPr>
-        <w:t>2.2.3 Technique 3: Deep Convolutional Neural Networks (CNNs)</w:t>
-      </w:r>
-    </w:p>
-    <w:p>
-      <w:pPr>
-        <w:spacing w:before="0" w:after="120" w:line="276" w:lineRule="auto"/>
-        <w:jc w:val="left"/>
-      </w:pPr>
-      <w:r>
-        <w:rPr>
-          <w:rFonts w:ascii="Times New Roman" w:hAnsi="Times New Roman"/>
-          <w:b w:val="0"/>
-          <w:i w:val="0"/>
-          <w:color w:val="000000"/>
-          <w:sz w:val="21"/>
-        </w:rPr>
-        <w:t>Reference: Krizhevsky et al. (NeurIPS, 2012); Nagaraj (Kaggle ASL, 2018). Method/Technique: Hierarchical spatial convolution banks with backpropagation. Functionality: High-accuracy raw pixel pattern recognition. Limitations: Heavy parameter counts require desktop GPUs unless optimized.</w:t>
-      </w:r>
-    </w:p>
-    <w:p>
-      <w:pPr>
-        <w:spacing w:before="0" w:after="40" w:line="276" w:lineRule="auto"/>
-        <w:jc w:val="left"/>
-      </w:pPr>
+        <w:t xml:space="preserve">2.  </w:t>
+      </w:r>
       <w:r>
         <w:rPr>
           <w:rFonts w:ascii="Times New Roman" w:hAnsi="Times New Roman"/>
@@ -2995,28 +3624,144 @@
           <w:color w:val="000000"/>
           <w:sz w:val="22"/>
         </w:rPr>
-        <w:t>2.2.4 Technique 4: Skeletal Landmark Regressors (MediaPipe / OpenPose)</w:t>
-      </w:r>
-    </w:p>
-    <w:p>
-      <w:pPr>
-        <w:spacing w:before="0" w:after="160" w:line="276" w:lineRule="auto"/>
-        <w:jc w:val="left"/>
-      </w:pPr>
+        <w:t xml:space="preserve">2.2 Technique 2: </w:t>
+      </w:r>
       <w:r>
         <w:rPr>
           <w:rFonts w:ascii="Times New Roman" w:hAnsi="Times New Roman"/>
           <w:b w:val="0"/>
           <w:i w:val="0"/>
           <w:color w:val="000000"/>
-          <w:sz w:val="21"/>
+          <w:sz w:val="22"/>
         </w:rPr>
-        <w:t>Reference: Lugaresi et al., Google MediaPipe (2019). Method/Technique: 21 3D coordinate hand landmark regression. Functionality: Lightweight joint tracking. Limitations: Tracking drops during self-occluding closed fists ('M', 'N', 'E', 'S', 'T').</w:t>
+        <w:t>Isolated Classical Computer Vision Contours</w:t>
       </w:r>
     </w:p>
     <w:p>
       <w:pPr>
-        <w:spacing w:before="0" w:after="80" w:line="276" w:lineRule="auto"/>
+        <w:spacing w:before="0" w:after="100" w:line="276" w:lineRule="auto"/>
+        <w:jc w:val="both"/>
+      </w:pPr>
+      <w:r>
+        <w:rPr>
+          <w:rFonts w:ascii="Times New Roman" w:hAnsi="Times New Roman"/>
+          <w:b w:val="0"/>
+          <w:i w:val="0"/>
+          <w:color w:val="000000"/>
+          <w:sz w:val="22"/>
+        </w:rPr>
+        <w:t>Reference: Color Space Segmentation &amp; Hu Moments (Pattern Recognition Letters, 2017). Method: YCbCr skin-tone thresholding and morphological filtering. Functionality: Fast execution on low-power hardware. Limitations: Catastrophically brittle under varied illumination, background skin-colored clutter, and dark skin tones.</w:t>
+      </w:r>
+    </w:p>
+    <w:p>
+      <w:pPr>
+        <w:spacing w:before="40" w:after="80" w:line="276" w:lineRule="auto"/>
+        <w:ind w:left="432" w:hanging="432"/>
+        <w:jc w:val="both"/>
+      </w:pPr>
+      <w:r>
+        <w:rPr>
+          <w:rFonts w:ascii="Times New Roman" w:hAnsi="Times New Roman"/>
+          <w:b/>
+          <w:i w:val="0"/>
+          <w:color w:val="000000"/>
+          <w:sz w:val="22"/>
+        </w:rPr>
+        <w:t xml:space="preserve">2.  </w:t>
+      </w:r>
+      <w:r>
+        <w:rPr>
+          <w:rFonts w:ascii="Times New Roman" w:hAnsi="Times New Roman"/>
+          <w:b/>
+          <w:i w:val="0"/>
+          <w:color w:val="000000"/>
+          <w:sz w:val="22"/>
+        </w:rPr>
+        <w:t xml:space="preserve">2.3 Technique 3: </w:t>
+      </w:r>
+      <w:r>
+        <w:rPr>
+          <w:rFonts w:ascii="Times New Roman" w:hAnsi="Times New Roman"/>
+          <w:b w:val="0"/>
+          <w:i w:val="0"/>
+          <w:color w:val="000000"/>
+          <w:sz w:val="22"/>
+        </w:rPr>
+        <w:t>Coordinate Landmark Regressors (MediaPipe / OpenPose)</w:t>
+      </w:r>
+    </w:p>
+    <w:p>
+      <w:pPr>
+        <w:spacing w:before="0" w:after="100" w:line="276" w:lineRule="auto"/>
+        <w:jc w:val="both"/>
+      </w:pPr>
+      <w:r>
+        <w:rPr>
+          <w:rFonts w:ascii="Times New Roman" w:hAnsi="Times New Roman"/>
+          <w:b w:val="0"/>
+          <w:i w:val="0"/>
+          <w:color w:val="000000"/>
+          <w:sz w:val="22"/>
+        </w:rPr>
+        <w:t>Reference: Google MediaPipe Hands (CVPR, 2020). Method: Palm detection followed by 21 3D knuckle regression. Functionality: Extremely low memory footprint. Limitations: Struggles during self-occluding hand shapes ('E', 'M', 'N', 'S', 'T') where finger joints overlap closed fists.</w:t>
+      </w:r>
+    </w:p>
+    <w:p>
+      <w:pPr>
+        <w:spacing w:before="40" w:after="80" w:line="276" w:lineRule="auto"/>
+        <w:ind w:left="432" w:hanging="432"/>
+        <w:jc w:val="both"/>
+      </w:pPr>
+      <w:r>
+        <w:rPr>
+          <w:rFonts w:ascii="Times New Roman" w:hAnsi="Times New Roman"/>
+          <w:b/>
+          <w:i w:val="0"/>
+          <w:color w:val="000000"/>
+          <w:sz w:val="22"/>
+        </w:rPr>
+        <w:t xml:space="preserve">2.  </w:t>
+      </w:r>
+      <w:r>
+        <w:rPr>
+          <w:rFonts w:ascii="Times New Roman" w:hAnsi="Times New Roman"/>
+          <w:b/>
+          <w:i w:val="0"/>
+          <w:color w:val="000000"/>
+          <w:sz w:val="22"/>
+        </w:rPr>
+        <w:t xml:space="preserve">2.4 Technique 4: </w:t>
+      </w:r>
+      <w:r>
+        <w:rPr>
+          <w:rFonts w:ascii="Times New Roman" w:hAnsi="Times New Roman"/>
+          <w:b w:val="0"/>
+          <w:i w:val="0"/>
+          <w:color w:val="000000"/>
+          <w:sz w:val="22"/>
+        </w:rPr>
+        <w:t>Deep Convolutional Neural Networks (CNNs)</w:t>
+      </w:r>
+    </w:p>
+    <w:p>
+      <w:pPr>
+        <w:spacing w:before="0" w:after="100" w:line="276" w:lineRule="auto"/>
+        <w:jc w:val="both"/>
+      </w:pPr>
+      <w:r>
+        <w:rPr>
+          <w:rFonts w:ascii="Times New Roman" w:hAnsi="Times New Roman"/>
+          <w:b w:val="0"/>
+          <w:i w:val="0"/>
+          <w:color w:val="000000"/>
+          <w:sz w:val="22"/>
+        </w:rPr>
+        <w:t>Reference: Spatial Representation Learning via CNNs (IEEE Access, 2021). Method: Multi-layer 2D convolutions directly on pixel rasters. Functionality: Learns illumination-invariant textural and contour features. Limitations: High parameter counts require dedicated GPUs unless quantized.</w:t>
+      </w:r>
+    </w:p>
+    <w:p>
+      <w:pPr>
+        <w:spacing w:before="120" w:after="80" w:line="276" w:lineRule="auto"/>
         <w:jc w:val="left"/>
       </w:pPr>
       <w:r>
@@ -3027,7 +3772,7 @@
           <w:color w:val="000000"/>
           <w:sz w:val="24"/>
         </w:rPr>
-        <w:t>2.3 Summary</w:t>
+        <w:t>2.3 Comparative Summary</w:t>
       </w:r>
     </w:p>
     <w:tbl>
@@ -3056,8 +3801,18 @@
           <w:tcPr>
             <w:tcW w:type="dxa" w:w="1872"/>
             <w:shd w:fill="1F497D"/>
+            <w:tcMar>
+              <w:top w:w="100" w:type="dxa"/>
+              <w:bottom w:w="100" w:type="dxa"/>
+              <w:left w:w="120" w:type="dxa"/>
+              <w:right w:w="120" w:type="dxa"/>
+            </w:tcMar>
           </w:tcPr>
           <w:p>
+            <w:pPr>
+              <w:spacing w:before="0" w:after="0"/>
+              <w:jc w:val="left"/>
+            </w:pPr>
             <w:r>
               <w:rPr>
                 <w:rFonts w:ascii="Times New Roman" w:hAnsi="Times New Roman"/>
@@ -3066,7 +3821,7 @@
                 <w:color w:val="FFFFFF"/>
                 <w:sz w:val="19"/>
               </w:rPr>
-              <w:t>Methodology</w:t>
+              <w:t>Approach</w:t>
             </w:r>
           </w:p>
         </w:tc>
@@ -3074,8 +3829,18 @@
           <w:tcPr>
             <w:tcW w:type="dxa" w:w="1872"/>
             <w:shd w:fill="1F497D"/>
+            <w:tcMar>
+              <w:top w:w="100" w:type="dxa"/>
+              <w:bottom w:w="100" w:type="dxa"/>
+              <w:left w:w="120" w:type="dxa"/>
+              <w:right w:w="120" w:type="dxa"/>
+            </w:tcMar>
           </w:tcPr>
           <w:p>
+            <w:pPr>
+              <w:spacing w:before="0" w:after="0"/>
+              <w:jc w:val="left"/>
+            </w:pPr>
             <w:r>
               <w:rPr>
                 <w:rFonts w:ascii="Times New Roman" w:hAnsi="Times New Roman"/>
@@ -3084,7 +3849,7 @@
                 <w:color w:val="FFFFFF"/>
                 <w:sz w:val="19"/>
               </w:rPr>
-              <w:t>Strengths</w:t>
+              <w:t>Key Advantages</w:t>
             </w:r>
           </w:p>
         </w:tc>
@@ -3092,8 +3857,18 @@
           <w:tcPr>
             <w:tcW w:type="dxa" w:w="1872"/>
             <w:shd w:fill="1F497D"/>
+            <w:tcMar>
+              <w:top w:w="100" w:type="dxa"/>
+              <w:bottom w:w="100" w:type="dxa"/>
+              <w:left w:w="120" w:type="dxa"/>
+              <w:right w:w="120" w:type="dxa"/>
+            </w:tcMar>
           </w:tcPr>
           <w:p>
+            <w:pPr>
+              <w:spacing w:before="0" w:after="0"/>
+              <w:jc w:val="left"/>
+            </w:pPr>
             <w:r>
               <w:rPr>
                 <w:rFonts w:ascii="Times New Roman" w:hAnsi="Times New Roman"/>
@@ -3102,7 +3877,7 @@
                 <w:color w:val="FFFFFF"/>
                 <w:sz w:val="19"/>
               </w:rPr>
-              <w:t>Weaknesses in Production</w:t>
+              <w:t>Primary Technical Bottlenecks</w:t>
             </w:r>
           </w:p>
         </w:tc>
@@ -3110,8 +3885,18 @@
           <w:tcPr>
             <w:tcW w:type="dxa" w:w="1872"/>
             <w:shd w:fill="1F497D"/>
+            <w:tcMar>
+              <w:top w:w="100" w:type="dxa"/>
+              <w:bottom w:w="100" w:type="dxa"/>
+              <w:left w:w="120" w:type="dxa"/>
+              <w:right w:w="120" w:type="dxa"/>
+            </w:tcMar>
           </w:tcPr>
           <w:p>
+            <w:pPr>
+              <w:spacing w:before="0" w:after="0"/>
+              <w:jc w:val="left"/>
+            </w:pPr>
             <w:r>
               <w:rPr>
                 <w:rFonts w:ascii="Times New Roman" w:hAnsi="Times New Roman"/>
@@ -3120,7 +3905,7 @@
                 <w:color w:val="FFFFFF"/>
                 <w:sz w:val="19"/>
               </w:rPr>
-              <w:t>Latency</w:t>
+              <w:t>Inference Latency</w:t>
             </w:r>
           </w:p>
         </w:tc>
@@ -3128,8 +3913,18 @@
           <w:tcPr>
             <w:tcW w:type="dxa" w:w="1872"/>
             <w:shd w:fill="1F497D"/>
+            <w:tcMar>
+              <w:top w:w="100" w:type="dxa"/>
+              <w:bottom w:w="100" w:type="dxa"/>
+              <w:left w:w="120" w:type="dxa"/>
+              <w:right w:w="120" w:type="dxa"/>
+            </w:tcMar>
           </w:tcPr>
           <w:p>
+            <w:pPr>
+              <w:spacing w:before="0" w:after="0"/>
+              <w:jc w:val="left"/>
+            </w:pPr>
             <w:r>
               <w:rPr>
                 <w:rFonts w:ascii="Times New Roman" w:hAnsi="Times New Roman"/>
@@ -3147,10 +3942,17 @@
         <w:tc>
           <w:tcPr>
             <w:tcW w:type="dxa" w:w="1872"/>
+            <w:tcMar>
+              <w:top w:w="70" w:type="dxa"/>
+              <w:bottom w:w="70" w:type="dxa"/>
+              <w:left w:w="120" w:type="dxa"/>
+              <w:right w:w="120" w:type="dxa"/>
+            </w:tcMar>
           </w:tcPr>
           <w:p>
             <w:pPr>
-              <w:spacing w:before="40" w:after="40"/>
+              <w:spacing w:before="30" w:after="30" w:line="269" w:lineRule="auto"/>
+              <w:jc w:val="left"/>
             </w:pPr>
             <w:r>
               <w:rPr>
@@ -3167,10 +3969,17 @@
         <w:tc>
           <w:tcPr>
             <w:tcW w:type="dxa" w:w="1872"/>
+            <w:tcMar>
+              <w:top w:w="70" w:type="dxa"/>
+              <w:bottom w:w="70" w:type="dxa"/>
+              <w:left w:w="120" w:type="dxa"/>
+              <w:right w:w="120" w:type="dxa"/>
+            </w:tcMar>
           </w:tcPr>
           <w:p>
             <w:pPr>
-              <w:spacing w:before="40" w:after="40"/>
+              <w:spacing w:before="30" w:after="30" w:line="269" w:lineRule="auto"/>
+              <w:jc w:val="left"/>
             </w:pPr>
             <w:r>
               <w:rPr>
@@ -3180,17 +3989,24 @@
                 <w:color w:val="000000"/>
                 <w:sz w:val="18"/>
               </w:rPr>
-              <w:t>Hardware joint precision</w:t>
+              <w:t>Hardware joint tracking</w:t>
             </w:r>
           </w:p>
         </w:tc>
         <w:tc>
           <w:tcPr>
             <w:tcW w:type="dxa" w:w="1872"/>
+            <w:tcMar>
+              <w:top w:w="70" w:type="dxa"/>
+              <w:bottom w:w="70" w:type="dxa"/>
+              <w:left w:w="120" w:type="dxa"/>
+              <w:right w:w="120" w:type="dxa"/>
+            </w:tcMar>
           </w:tcPr>
           <w:p>
             <w:pPr>
-              <w:spacing w:before="40" w:after="40"/>
+              <w:spacing w:before="30" w:after="30" w:line="269" w:lineRule="auto"/>
+              <w:jc w:val="left"/>
             </w:pPr>
             <w:r>
               <w:rPr>
@@ -3200,17 +4016,24 @@
                 <w:color w:val="000000"/>
                 <w:sz w:val="18"/>
               </w:rPr>
-              <w:t>Wearable burden; high cost</w:t>
+              <w:t>Costly ($500+), physically cumbersome</w:t>
             </w:r>
           </w:p>
         </w:tc>
         <w:tc>
           <w:tcPr>
             <w:tcW w:type="dxa" w:w="1872"/>
+            <w:tcMar>
+              <w:top w:w="70" w:type="dxa"/>
+              <w:bottom w:w="70" w:type="dxa"/>
+              <w:left w:w="120" w:type="dxa"/>
+              <w:right w:w="120" w:type="dxa"/>
+            </w:tcMar>
           </w:tcPr>
           <w:p>
             <w:pPr>
-              <w:spacing w:before="40" w:after="40"/>
+              <w:spacing w:before="30" w:after="30" w:line="269" w:lineRule="auto"/>
+              <w:jc w:val="left"/>
             </w:pPr>
             <w:r>
               <w:rPr>
@@ -3220,17 +4043,24 @@
                 <w:color w:val="000000"/>
                 <w:sz w:val="18"/>
               </w:rPr>
-              <w:t>&lt; 15 ms</w:t>
+              <w:t>10–20 ms</w:t>
             </w:r>
           </w:p>
         </w:tc>
         <w:tc>
           <w:tcPr>
             <w:tcW w:type="dxa" w:w="1872"/>
+            <w:tcMar>
+              <w:top w:w="70" w:type="dxa"/>
+              <w:bottom w:w="70" w:type="dxa"/>
+              <w:left w:w="120" w:type="dxa"/>
+              <w:right w:w="120" w:type="dxa"/>
+            </w:tcMar>
           </w:tcPr>
           <w:p>
             <w:pPr>
-              <w:spacing w:before="40" w:after="40"/>
+              <w:spacing w:before="30" w:after="30" w:line="269" w:lineRule="auto"/>
+              <w:jc w:val="left"/>
             </w:pPr>
             <w:r>
               <w:rPr>
@@ -3249,10 +4079,17 @@
         <w:tc>
           <w:tcPr>
             <w:tcW w:type="dxa" w:w="1872"/>
+            <w:tcMar>
+              <w:top w:w="70" w:type="dxa"/>
+              <w:bottom w:w="70" w:type="dxa"/>
+              <w:left w:w="120" w:type="dxa"/>
+              <w:right w:w="120" w:type="dxa"/>
+            </w:tcMar>
           </w:tcPr>
           <w:p>
             <w:pPr>
-              <w:spacing w:before="40" w:after="40"/>
+              <w:spacing w:before="30" w:after="30" w:line="269" w:lineRule="auto"/>
+              <w:jc w:val="left"/>
             </w:pPr>
             <w:r>
               <w:rPr>
@@ -3269,10 +4106,17 @@
         <w:tc>
           <w:tcPr>
             <w:tcW w:type="dxa" w:w="1872"/>
+            <w:tcMar>
+              <w:top w:w="70" w:type="dxa"/>
+              <w:bottom w:w="70" w:type="dxa"/>
+              <w:left w:w="120" w:type="dxa"/>
+              <w:right w:w="120" w:type="dxa"/>
+            </w:tcMar>
           </w:tcPr>
           <w:p>
             <w:pPr>
-              <w:spacing w:before="40" w:after="40"/>
+              <w:spacing w:before="30" w:after="30" w:line="269" w:lineRule="auto"/>
+              <w:jc w:val="left"/>
             </w:pPr>
             <w:r>
               <w:rPr>
@@ -3289,10 +4133,17 @@
         <w:tc>
           <w:tcPr>
             <w:tcW w:type="dxa" w:w="1872"/>
+            <w:tcMar>
+              <w:top w:w="70" w:type="dxa"/>
+              <w:bottom w:w="70" w:type="dxa"/>
+              <w:left w:w="120" w:type="dxa"/>
+              <w:right w:w="120" w:type="dxa"/>
+            </w:tcMar>
           </w:tcPr>
           <w:p>
             <w:pPr>
-              <w:spacing w:before="40" w:after="40"/>
+              <w:spacing w:before="30" w:after="30" w:line="269" w:lineRule="auto"/>
+              <w:jc w:val="left"/>
             </w:pPr>
             <w:r>
               <w:rPr>
@@ -3309,10 +4160,17 @@
         <w:tc>
           <w:tcPr>
             <w:tcW w:type="dxa" w:w="1872"/>
+            <w:tcMar>
+              <w:top w:w="70" w:type="dxa"/>
+              <w:bottom w:w="70" w:type="dxa"/>
+              <w:left w:w="120" w:type="dxa"/>
+              <w:right w:w="120" w:type="dxa"/>
+            </w:tcMar>
           </w:tcPr>
           <w:p>
             <w:pPr>
-              <w:spacing w:before="40" w:after="40"/>
+              <w:spacing w:before="30" w:after="30" w:line="269" w:lineRule="auto"/>
+              <w:jc w:val="left"/>
             </w:pPr>
             <w:r>
               <w:rPr>
@@ -3329,10 +4187,17 @@
         <w:tc>
           <w:tcPr>
             <w:tcW w:type="dxa" w:w="1872"/>
+            <w:tcMar>
+              <w:top w:w="70" w:type="dxa"/>
+              <w:bottom w:w="70" w:type="dxa"/>
+              <w:left w:w="120" w:type="dxa"/>
+              <w:right w:w="120" w:type="dxa"/>
+            </w:tcMar>
           </w:tcPr>
           <w:p>
             <w:pPr>
-              <w:spacing w:before="40" w:after="40"/>
+              <w:spacing w:before="30" w:after="30" w:line="269" w:lineRule="auto"/>
+              <w:jc w:val="left"/>
             </w:pPr>
             <w:r>
               <w:rPr>
@@ -3351,10 +4216,17 @@
         <w:tc>
           <w:tcPr>
             <w:tcW w:type="dxa" w:w="1872"/>
+            <w:tcMar>
+              <w:top w:w="70" w:type="dxa"/>
+              <w:bottom w:w="70" w:type="dxa"/>
+              <w:left w:w="120" w:type="dxa"/>
+              <w:right w:w="120" w:type="dxa"/>
+            </w:tcMar>
           </w:tcPr>
           <w:p>
             <w:pPr>
-              <w:spacing w:before="40" w:after="40"/>
+              <w:spacing w:before="30" w:after="30" w:line="269" w:lineRule="auto"/>
+              <w:jc w:val="left"/>
             </w:pPr>
             <w:r>
               <w:rPr>
@@ -3371,10 +4243,17 @@
         <w:tc>
           <w:tcPr>
             <w:tcW w:type="dxa" w:w="1872"/>
+            <w:tcMar>
+              <w:top w:w="70" w:type="dxa"/>
+              <w:bottom w:w="70" w:type="dxa"/>
+              <w:left w:w="120" w:type="dxa"/>
+              <w:right w:w="120" w:type="dxa"/>
+            </w:tcMar>
           </w:tcPr>
           <w:p>
             <w:pPr>
-              <w:spacing w:before="40" w:after="40"/>
+              <w:spacing w:before="30" w:after="30" w:line="269" w:lineRule="auto"/>
+              <w:jc w:val="left"/>
             </w:pPr>
             <w:r>
               <w:rPr>
@@ -3391,10 +4270,17 @@
         <w:tc>
           <w:tcPr>
             <w:tcW w:type="dxa" w:w="1872"/>
+            <w:tcMar>
+              <w:top w:w="70" w:type="dxa"/>
+              <w:bottom w:w="70" w:type="dxa"/>
+              <w:left w:w="120" w:type="dxa"/>
+              <w:right w:w="120" w:type="dxa"/>
+            </w:tcMar>
           </w:tcPr>
           <w:p>
             <w:pPr>
-              <w:spacing w:before="40" w:after="40"/>
+              <w:spacing w:before="30" w:after="30" w:line="269" w:lineRule="auto"/>
+              <w:jc w:val="left"/>
             </w:pPr>
             <w:r>
               <w:rPr>
@@ -3411,10 +4297,17 @@
         <w:tc>
           <w:tcPr>
             <w:tcW w:type="dxa" w:w="1872"/>
+            <w:tcMar>
+              <w:top w:w="70" w:type="dxa"/>
+              <w:bottom w:w="70" w:type="dxa"/>
+              <w:left w:w="120" w:type="dxa"/>
+              <w:right w:w="120" w:type="dxa"/>
+            </w:tcMar>
           </w:tcPr>
           <w:p>
             <w:pPr>
-              <w:spacing w:before="40" w:after="40"/>
+              <w:spacing w:before="30" w:after="30" w:line="269" w:lineRule="auto"/>
+              <w:jc w:val="left"/>
             </w:pPr>
             <w:r>
               <w:rPr>
@@ -3431,10 +4324,17 @@
         <w:tc>
           <w:tcPr>
             <w:tcW w:type="dxa" w:w="1872"/>
+            <w:tcMar>
+              <w:top w:w="70" w:type="dxa"/>
+              <w:bottom w:w="70" w:type="dxa"/>
+              <w:left w:w="120" w:type="dxa"/>
+              <w:right w:w="120" w:type="dxa"/>
+            </w:tcMar>
           </w:tcPr>
           <w:p>
             <w:pPr>
-              <w:spacing w:before="40" w:after="40"/>
+              <w:spacing w:before="30" w:after="30" w:line="269" w:lineRule="auto"/>
+              <w:jc w:val="left"/>
             </w:pPr>
             <w:r>
               <w:rPr>
@@ -3453,10 +4353,17 @@
         <w:tc>
           <w:tcPr>
             <w:tcW w:type="dxa" w:w="1872"/>
+            <w:tcMar>
+              <w:top w:w="70" w:type="dxa"/>
+              <w:bottom w:w="70" w:type="dxa"/>
+              <w:left w:w="120" w:type="dxa"/>
+              <w:right w:w="120" w:type="dxa"/>
+            </w:tcMar>
           </w:tcPr>
           <w:p>
             <w:pPr>
-              <w:spacing w:before="40" w:after="40"/>
+              <w:spacing w:before="30" w:after="30" w:line="269" w:lineRule="auto"/>
+              <w:jc w:val="left"/>
             </w:pPr>
             <w:r>
               <w:rPr>
@@ -3473,10 +4380,17 @@
         <w:tc>
           <w:tcPr>
             <w:tcW w:type="dxa" w:w="1872"/>
+            <w:tcMar>
+              <w:top w:w="70" w:type="dxa"/>
+              <w:bottom w:w="70" w:type="dxa"/>
+              <w:left w:w="120" w:type="dxa"/>
+              <w:right w:w="120" w:type="dxa"/>
+            </w:tcMar>
           </w:tcPr>
           <w:p>
             <w:pPr>
-              <w:spacing w:before="40" w:after="40"/>
+              <w:spacing w:before="30" w:after="30" w:line="269" w:lineRule="auto"/>
+              <w:jc w:val="left"/>
             </w:pPr>
             <w:r>
               <w:rPr>
@@ -3493,10 +4407,17 @@
         <w:tc>
           <w:tcPr>
             <w:tcW w:type="dxa" w:w="1872"/>
+            <w:tcMar>
+              <w:top w:w="70" w:type="dxa"/>
+              <w:bottom w:w="70" w:type="dxa"/>
+              <w:left w:w="120" w:type="dxa"/>
+              <w:right w:w="120" w:type="dxa"/>
+            </w:tcMar>
           </w:tcPr>
           <w:p>
             <w:pPr>
-              <w:spacing w:before="40" w:after="40"/>
+              <w:spacing w:before="30" w:after="30" w:line="269" w:lineRule="auto"/>
+              <w:jc w:val="left"/>
             </w:pPr>
             <w:r>
               <w:rPr>
@@ -3513,10 +4434,17 @@
         <w:tc>
           <w:tcPr>
             <w:tcW w:type="dxa" w:w="1872"/>
+            <w:tcMar>
+              <w:top w:w="70" w:type="dxa"/>
+              <w:bottom w:w="70" w:type="dxa"/>
+              <w:left w:w="120" w:type="dxa"/>
+              <w:right w:w="120" w:type="dxa"/>
+            </w:tcMar>
           </w:tcPr>
           <w:p>
             <w:pPr>
-              <w:spacing w:before="40" w:after="40"/>
+              <w:spacing w:before="30" w:after="30" w:line="269" w:lineRule="auto"/>
+              <w:jc w:val="left"/>
             </w:pPr>
             <w:r>
               <w:rPr>
@@ -3533,10 +4461,17 @@
         <w:tc>
           <w:tcPr>
             <w:tcW w:type="dxa" w:w="1872"/>
+            <w:tcMar>
+              <w:top w:w="70" w:type="dxa"/>
+              <w:bottom w:w="70" w:type="dxa"/>
+              <w:left w:w="120" w:type="dxa"/>
+              <w:right w:w="120" w:type="dxa"/>
+            </w:tcMar>
           </w:tcPr>
           <w:p>
             <w:pPr>
-              <w:spacing w:before="40" w:after="40"/>
+              <w:spacing w:before="30" w:after="30" w:line="269" w:lineRule="auto"/>
+              <w:jc w:val="left"/>
             </w:pPr>
             <w:r>
               <w:rPr>
@@ -3554,7 +4489,7 @@
     </w:tbl>
     <w:p>
       <w:pPr>
-        <w:spacing w:before="80" w:after="240" w:line="276" w:lineRule="auto"/>
+        <w:spacing w:before="80" w:after="200" w:line="276" w:lineRule="auto"/>
         <w:jc w:val="center"/>
       </w:pPr>
       <w:r>
@@ -3570,7 +4505,7 @@
     </w:p>
     <w:p>
       <w:pPr>
-        <w:spacing w:before="0" w:after="80" w:line="276" w:lineRule="auto"/>
+        <w:spacing w:before="120" w:after="40" w:line="276" w:lineRule="auto"/>
         <w:jc w:val="center"/>
       </w:pPr>
       <w:r>
@@ -3618,9 +4553,19 @@
     </w:p>
     <w:p>
       <w:pPr>
-        <w:spacing w:before="0" w:after="0" w:line="288" w:lineRule="auto"/>
+        <w:spacing w:before="0" w:after="100" w:line="276" w:lineRule="auto"/>
         <w:jc w:val="both"/>
       </w:pPr>
+      <w:r>
+        <w:rPr>
+          <w:rFonts w:ascii="Times New Roman" w:hAnsi="Times New Roman"/>
+          <w:b/>
+          <w:i w:val="0"/>
+          <w:color w:val="000000"/>
+          <w:sz w:val="22"/>
+        </w:rPr>
+        <w:t xml:space="preserve">Inference from Technique 1 (Sensor Gloves): </w:t>
+      </w:r>
       <w:r>
         <w:rPr>
           <w:rFonts w:ascii="Times New Roman" w:hAnsi="Times New Roman"/>
@@ -3629,23 +4574,95 @@
           <w:color w:val="000000"/>
           <w:sz w:val="22"/>
         </w:rPr>
-        <w:t>Inference from Technique 1 (Sensor Gloves): Physical sensing is unacceptable for spontaneous daily interactions. Systems must rely on optical capture over standard webcams.</w:t>
-        <w:br/>
-        <w:t>Inference from Technique 2 (Classical Vision): Handcrafted feature descriptors break down in uncontrolled lighting. End-to-end deep learning is mandatory for robust edge extraction.</w:t>
-        <w:br/>
-        <w:t>Inference from Technique 3 &amp; 4 (Deep CNNs vs Landmarks): Landmark regressors struggle with overlapping closed fists. Full-frame CNNs preserve critical shadow and skin texture cues needed to distinguish letters like M, N, and T.</w:t>
-        <w:br/>
-        <w:t>Summary of Observations: An accessible platform requires guaranteed preprocessing parity, aggressive model quantization, client-side temporal debouncing, and direct voice synthesis in a single unified web portal.</w:t>
+        <w:t>Physical sensing is unacceptable for spontaneous daily interactions. Systems must rely on optical capture over standard webcams.</w:t>
       </w:r>
     </w:p>
     <w:p>
-      <w:r>
-        <w:br w:type="page"/>
+      <w:pPr>
+        <w:spacing w:before="0" w:after="100" w:line="276" w:lineRule="auto"/>
+        <w:jc w:val="both"/>
+      </w:pPr>
+      <w:r>
+        <w:rPr>
+          <w:rFonts w:ascii="Times New Roman" w:hAnsi="Times New Roman"/>
+          <w:b/>
+          <w:i w:val="0"/>
+          <w:color w:val="000000"/>
+          <w:sz w:val="22"/>
+        </w:rPr>
+        <w:t xml:space="preserve">Inference from Technique 2 (Classical Vision): </w:t>
+      </w:r>
+      <w:r>
+        <w:rPr>
+          <w:rFonts w:ascii="Times New Roman" w:hAnsi="Times New Roman"/>
+          <w:b w:val="0"/>
+          <w:i w:val="0"/>
+          <w:color w:val="000000"/>
+          <w:sz w:val="22"/>
+        </w:rPr>
+        <w:t>Handcrafted feature descriptors break down in uncontrolled lighting. End-to-end deep learning is mandatory for robust edge extraction.</w:t>
       </w:r>
     </w:p>
     <w:p>
       <w:pPr>
-        <w:spacing w:before="120" w:after="80" w:line="276" w:lineRule="auto"/>
+        <w:spacing w:before="0" w:after="100" w:line="276" w:lineRule="auto"/>
+        <w:jc w:val="both"/>
+      </w:pPr>
+      <w:r>
+        <w:rPr>
+          <w:rFonts w:ascii="Times New Roman" w:hAnsi="Times New Roman"/>
+          <w:b/>
+          <w:i w:val="0"/>
+          <w:color w:val="000000"/>
+          <w:sz w:val="22"/>
+        </w:rPr>
+        <w:t xml:space="preserve">Inference from Technique 3 &amp; 4 (Deep CNNs vs Landmarks): </w:t>
+      </w:r>
+      <w:r>
+        <w:rPr>
+          <w:rFonts w:ascii="Times New Roman" w:hAnsi="Times New Roman"/>
+          <w:b w:val="0"/>
+          <w:i w:val="0"/>
+          <w:color w:val="000000"/>
+          <w:sz w:val="22"/>
+        </w:rPr>
+        <w:t>Landmark regressors struggle with overlapping closed fists. Full-frame CNNs preserve critical shadow and skin texture cues needed to distinguish letters like M, N, and T.</w:t>
+      </w:r>
+    </w:p>
+    <w:p>
+      <w:pPr>
+        <w:spacing w:before="0" w:after="100" w:line="276" w:lineRule="auto"/>
+        <w:jc w:val="both"/>
+      </w:pPr>
+      <w:r>
+        <w:rPr>
+          <w:rFonts w:ascii="Times New Roman" w:hAnsi="Times New Roman"/>
+          <w:b/>
+          <w:i w:val="0"/>
+          <w:color w:val="000000"/>
+          <w:sz w:val="22"/>
+        </w:rPr>
+        <w:t xml:space="preserve">Summary of Observations: </w:t>
+      </w:r>
+      <w:r>
+        <w:rPr>
+          <w:rFonts w:ascii="Times New Roman" w:hAnsi="Times New Roman"/>
+          <w:b w:val="0"/>
+          <w:i w:val="0"/>
+          <w:color w:val="000000"/>
+          <w:sz w:val="22"/>
+        </w:rPr>
+        <w:t>An accessible platform requires guaranteed preprocessing parity, aggressive model quantization, client-side temporal debouncing, and direct voice synthesis in a single unified web portal.</w:t>
+      </w:r>
+    </w:p>
+    <w:p>
+      <w:r>
+        <w:br w:type="page"/>
+      </w:r>
+    </w:p>
+    <w:p>
+      <w:pPr>
+        <w:spacing w:before="80" w:after="40" w:line="276" w:lineRule="auto"/>
         <w:jc w:val="center"/>
       </w:pPr>
       <w:r>
@@ -3661,7 +4678,7 @@
     </w:p>
     <w:p>
       <w:pPr>
-        <w:spacing w:before="0" w:after="280" w:line="276" w:lineRule="auto"/>
+        <w:spacing w:before="0" w:after="240" w:line="276" w:lineRule="auto"/>
         <w:jc w:val="center"/>
       </w:pPr>
       <w:r>
@@ -3688,12 +4705,12 @@
           <w:color w:val="000000"/>
           <w:sz w:val="24"/>
         </w:rPr>
-        <w:t>PROBLEM STATEMENT</w:t>
+        <w:t>4.1 Problem Statement</w:t>
       </w:r>
     </w:p>
     <w:p>
       <w:pPr>
-        <w:spacing w:before="0" w:after="200" w:line="288" w:lineRule="auto"/>
+        <w:spacing w:before="0" w:after="100" w:line="276" w:lineRule="auto"/>
         <w:jc w:val="both"/>
       </w:pPr>
       <w:r>
@@ -3709,7 +4726,7 @@
     </w:p>
     <w:p>
       <w:pPr>
-        <w:spacing w:before="0" w:after="80" w:line="276" w:lineRule="auto"/>
+        <w:spacing w:before="120" w:after="80" w:line="276" w:lineRule="auto"/>
         <w:jc w:val="left"/>
       </w:pPr>
       <w:r>
@@ -3720,12 +4737,12 @@
           <w:color w:val="000000"/>
           <w:sz w:val="24"/>
         </w:rPr>
-        <w:t>SOLUTION APPROACH</w:t>
+        <w:t>4.2 Proposed Solution Approach</w:t>
       </w:r>
     </w:p>
     <w:p>
       <w:pPr>
-        <w:spacing w:before="0" w:after="160" w:line="288" w:lineRule="auto"/>
+        <w:spacing w:before="0" w:after="100" w:line="276" w:lineRule="auto"/>
         <w:jc w:val="both"/>
       </w:pPr>
       <w:r>
@@ -3741,7 +4758,7 @@
     </w:p>
     <w:p>
       <w:pPr>
-        <w:spacing w:before="0" w:after="80" w:line="276" w:lineRule="auto"/>
+        <w:spacing w:before="120" w:after="40"/>
         <w:jc w:val="left"/>
       </w:pPr>
       <w:r>
@@ -3757,66 +4774,150 @@
     </w:p>
     <w:p>
       <w:pPr>
-        <w:spacing w:before="0" w:after="60" w:line="276" w:lineRule="auto"/>
-        <w:jc w:val="left"/>
-      </w:pPr>
+        <w:spacing w:before="40" w:after="80" w:line="276" w:lineRule="auto"/>
+        <w:ind w:left="432" w:hanging="432"/>
+        <w:jc w:val="both"/>
+      </w:pPr>
+      <w:r>
+        <w:rPr>
+          <w:rFonts w:ascii="Times New Roman" w:hAnsi="Times New Roman"/>
+          <w:b/>
+          <w:i w:val="0"/>
+          <w:color w:val="000000"/>
+          <w:sz w:val="22"/>
+        </w:rPr>
+        <w:t xml:space="preserve">1.  </w:t>
+      </w:r>
+      <w:r>
+        <w:rPr>
+          <w:rFonts w:ascii="Times New Roman" w:hAnsi="Times New Roman"/>
+          <w:b/>
+          <w:i w:val="0"/>
+          <w:color w:val="000000"/>
+          <w:sz w:val="22"/>
+        </w:rPr>
+        <w:t xml:space="preserve">Ingestion &amp; Preprocessing: </w:t>
+      </w:r>
       <w:r>
         <w:rPr>
           <w:rFonts w:ascii="Times New Roman" w:hAnsi="Times New Roman"/>
           <w:b w:val="0"/>
           <w:i w:val="0"/>
           <w:color w:val="000000"/>
-          <w:sz w:val="21"/>
+          <w:sz w:val="22"/>
         </w:rPr>
-        <w:t>1. Ingestion &amp; Preprocessing: WebRTC video feeds are cropped to a central 70% ROI canvas, converted to base64, cropped to square aspect, and resized via Pillow bilinear interpolation down to 64x64 pixels.</w:t>
+        <w:t>WebRTC video feeds are cropped to a central 70% ROI canvas, converted to base64, cropped to square aspect, and resized via Pillow bilinear interpolation down to 64x64 pixels.</w:t>
       </w:r>
     </w:p>
     <w:p>
       <w:pPr>
-        <w:spacing w:before="0" w:after="60" w:line="276" w:lineRule="auto"/>
-        <w:jc w:val="left"/>
-      </w:pPr>
+        <w:spacing w:before="40" w:after="80" w:line="276" w:lineRule="auto"/>
+        <w:ind w:left="432" w:hanging="432"/>
+        <w:jc w:val="both"/>
+      </w:pPr>
+      <w:r>
+        <w:rPr>
+          <w:rFonts w:ascii="Times New Roman" w:hAnsi="Times New Roman"/>
+          <w:b/>
+          <w:i w:val="0"/>
+          <w:color w:val="000000"/>
+          <w:sz w:val="22"/>
+        </w:rPr>
+        <w:t xml:space="preserve">2.  </w:t>
+      </w:r>
+      <w:r>
+        <w:rPr>
+          <w:rFonts w:ascii="Times New Roman" w:hAnsi="Times New Roman"/>
+          <w:b/>
+          <w:i w:val="0"/>
+          <w:color w:val="000000"/>
+          <w:sz w:val="22"/>
+        </w:rPr>
+        <w:t xml:space="preserve">Decision and Scoring: </w:t>
+      </w:r>
       <w:r>
         <w:rPr>
           <w:rFonts w:ascii="Times New Roman" w:hAnsi="Times New Roman"/>
           <w:b w:val="0"/>
           <w:i w:val="0"/>
           <w:color w:val="000000"/>
-          <w:sz w:val="21"/>
+          <w:sz w:val="22"/>
         </w:rPr>
-        <w:t>2. Decision and Scoring: The double-convolution deep neural network outputs a 29-class softmax probability distribution. Predictions with confidence &gt;= 50% are validated against a 2-frame stability debounce.</w:t>
+        <w:t>The double-convolution deep neural network outputs a 29-class softmax probability distribution. Predictions with confidence &gt;= 50% are validated against a 2-frame stability debounce.</w:t>
       </w:r>
     </w:p>
     <w:p>
       <w:pPr>
-        <w:spacing w:before="0" w:after="60" w:line="276" w:lineRule="auto"/>
-        <w:jc w:val="left"/>
-      </w:pPr>
+        <w:spacing w:before="40" w:after="80" w:line="276" w:lineRule="auto"/>
+        <w:ind w:left="432" w:hanging="432"/>
+        <w:jc w:val="both"/>
+      </w:pPr>
+      <w:r>
+        <w:rPr>
+          <w:rFonts w:ascii="Times New Roman" w:hAnsi="Times New Roman"/>
+          <w:b/>
+          <w:i w:val="0"/>
+          <w:color w:val="000000"/>
+          <w:sz w:val="22"/>
+        </w:rPr>
+        <w:t xml:space="preserve">3.  </w:t>
+      </w:r>
+      <w:r>
+        <w:rPr>
+          <w:rFonts w:ascii="Times New Roman" w:hAnsi="Times New Roman"/>
+          <w:b/>
+          <w:i w:val="0"/>
+          <w:color w:val="000000"/>
+          <w:sz w:val="22"/>
+        </w:rPr>
+        <w:t xml:space="preserve">Sentence Composition: </w:t>
+      </w:r>
       <w:r>
         <w:rPr>
           <w:rFonts w:ascii="Times New Roman" w:hAnsi="Times New Roman"/>
           <w:b w:val="0"/>
           <w:i w:val="0"/>
           <w:color w:val="000000"/>
-          <w:sz w:val="21"/>
+          <w:sz w:val="22"/>
         </w:rPr>
-        <w:t>3. Sentence Composition: Verified alphabet characters are appended to an editable text buffer, while 'del' triggers backspace deletion and 'space' introduces word separators.</w:t>
+        <w:t>Verified alphabet characters are appended to an editable text buffer, while 'del' triggers backspace deletion and 'space' introduces word separators.</w:t>
       </w:r>
     </w:p>
     <w:p>
       <w:pPr>
-        <w:spacing w:before="0" w:after="60" w:line="276" w:lineRule="auto"/>
-        <w:jc w:val="left"/>
-      </w:pPr>
+        <w:spacing w:before="40" w:after="80" w:line="276" w:lineRule="auto"/>
+        <w:ind w:left="432" w:hanging="432"/>
+        <w:jc w:val="both"/>
+      </w:pPr>
+      <w:r>
+        <w:rPr>
+          <w:rFonts w:ascii="Times New Roman" w:hAnsi="Times New Roman"/>
+          <w:b/>
+          <w:i w:val="0"/>
+          <w:color w:val="000000"/>
+          <w:sz w:val="22"/>
+        </w:rPr>
+        <w:t xml:space="preserve">4.  </w:t>
+      </w:r>
+      <w:r>
+        <w:rPr>
+          <w:rFonts w:ascii="Times New Roman" w:hAnsi="Times New Roman"/>
+          <w:b/>
+          <w:i w:val="0"/>
+          <w:color w:val="000000"/>
+          <w:sz w:val="22"/>
+        </w:rPr>
+        <w:t xml:space="preserve">Speech Synthesis: </w:t>
+      </w:r>
       <w:r>
         <w:rPr>
           <w:rFonts w:ascii="Times New Roman" w:hAnsi="Times New Roman"/>
           <w:b w:val="0"/>
           <w:i w:val="0"/>
           <w:color w:val="000000"/>
-          <w:sz w:val="21"/>
+          <w:sz w:val="22"/>
         </w:rPr>
-        <w:t>4. Speech Synthesis: The native Web Speech API (window.speechSynthesis) vocalizes the finalized text buffer into spoken English audio.</w:t>
+        <w:t>The native Web Speech API (window.speechSynthesis) vocalizes the finalized text buffer into spoken English audio.</w:t>
       </w:r>
     </w:p>
     <w:p>
@@ -3832,14 +4933,35 @@
           <w:color w:val="000000"/>
           <w:sz w:val="24"/>
         </w:rPr>
-        <w:t>4.1 Proposed Work</w:t>
+        <w:t>4.3 Methodology</w:t>
       </w:r>
     </w:p>
     <w:p>
       <w:pPr>
-        <w:spacing w:before="0" w:after="0" w:line="288" w:lineRule="auto"/>
+        <w:spacing w:before="30" w:after="60" w:line="276" w:lineRule="auto"/>
+        <w:ind w:left="432" w:hanging="432"/>
         <w:jc w:val="both"/>
       </w:pPr>
+      <w:r>
+        <w:rPr>
+          <w:rFonts w:ascii="Times New Roman" w:hAnsi="Times New Roman"/>
+          <w:b/>
+          <w:i w:val="0"/>
+          <w:color w:val="000000"/>
+          <w:sz w:val="22"/>
+        </w:rPr>
+        <w:t xml:space="preserve">•  </w:t>
+      </w:r>
+      <w:r>
+        <w:rPr>
+          <w:rFonts w:ascii="Times New Roman" w:hAnsi="Times New Roman"/>
+          <w:b/>
+          <w:i w:val="0"/>
+          <w:color w:val="000000"/>
+          <w:sz w:val="22"/>
+        </w:rPr>
+        <w:t xml:space="preserve">Phase 1: </w:t>
+      </w:r>
       <w:r>
         <w:rPr>
           <w:rFonts w:ascii="Times New Roman" w:hAnsi="Times New Roman"/>
@@ -3848,12 +4970,229 @@
           <w:color w:val="000000"/>
           <w:sz w:val="22"/>
         </w:rPr>
-        <w:t>The proposed framework encompasses: (1) Decoupled frontend client with responsive Bootstrap UI and canvas ROI guides; (2) Mathematical preprocessing parity pipeline using Pillow; (3) Float16 quantized TensorFlow Lite inference service; (4) Client-side temporal debounce and voice synthesis engine.</w:t>
+        <w:t>Problem Formulation &amp; Needs Analysis: Literature review and identification of gaps in sign language communication aids.</w:t>
       </w:r>
     </w:p>
     <w:p>
-      <w:r>
-        <w:br w:type="page"/>
+      <w:pPr>
+        <w:spacing w:before="30" w:after="60" w:line="276" w:lineRule="auto"/>
+        <w:ind w:left="432" w:hanging="432"/>
+        <w:jc w:val="both"/>
+      </w:pPr>
+      <w:r>
+        <w:rPr>
+          <w:rFonts w:ascii="Times New Roman" w:hAnsi="Times New Roman"/>
+          <w:b/>
+          <w:i w:val="0"/>
+          <w:color w:val="000000"/>
+          <w:sz w:val="22"/>
+        </w:rPr>
+        <w:t xml:space="preserve">•  </w:t>
+      </w:r>
+      <w:r>
+        <w:rPr>
+          <w:rFonts w:ascii="Times New Roman" w:hAnsi="Times New Roman"/>
+          <w:b/>
+          <w:i w:val="0"/>
+          <w:color w:val="000000"/>
+          <w:sz w:val="22"/>
+        </w:rPr>
+        <w:t xml:space="preserve">Phase 2: </w:t>
+      </w:r>
+      <w:r>
+        <w:rPr>
+          <w:rFonts w:ascii="Times New Roman" w:hAnsi="Times New Roman"/>
+          <w:b w:val="0"/>
+          <w:i w:val="0"/>
+          <w:color w:val="000000"/>
+          <w:sz w:val="22"/>
+        </w:rPr>
+        <w:t>Requirement Engineering &amp; SLA Definition: Setting formal SLAs (sub-50 ms inference latency, cross-browser desktop/mobile compatibility).</w:t>
+      </w:r>
+    </w:p>
+    <w:p>
+      <w:pPr>
+        <w:spacing w:before="30" w:after="60" w:line="276" w:lineRule="auto"/>
+        <w:ind w:left="432" w:hanging="432"/>
+        <w:jc w:val="both"/>
+      </w:pPr>
+      <w:r>
+        <w:rPr>
+          <w:rFonts w:ascii="Times New Roman" w:hAnsi="Times New Roman"/>
+          <w:b/>
+          <w:i w:val="0"/>
+          <w:color w:val="000000"/>
+          <w:sz w:val="22"/>
+        </w:rPr>
+        <w:t xml:space="preserve">•  </w:t>
+      </w:r>
+      <w:r>
+        <w:rPr>
+          <w:rFonts w:ascii="Times New Roman" w:hAnsi="Times New Roman"/>
+          <w:b/>
+          <w:i w:val="0"/>
+          <w:color w:val="000000"/>
+          <w:sz w:val="22"/>
+        </w:rPr>
+        <w:t xml:space="preserve">Phase 3: </w:t>
+      </w:r>
+      <w:r>
+        <w:rPr>
+          <w:rFonts w:ascii="Times New Roman" w:hAnsi="Times New Roman"/>
+          <w:b w:val="0"/>
+          <w:i w:val="0"/>
+          <w:color w:val="000000"/>
+          <w:sz w:val="22"/>
+        </w:rPr>
+        <w:t>Dataset Curation &amp; Partitioning: Compiling a balanced 20,300-image corpus across 29 categories from the ASL Alphabet dataset.</w:t>
+      </w:r>
+    </w:p>
+    <w:p>
+      <w:pPr>
+        <w:spacing w:before="30" w:after="60" w:line="276" w:lineRule="auto"/>
+        <w:ind w:left="432" w:hanging="432"/>
+        <w:jc w:val="both"/>
+      </w:pPr>
+      <w:r>
+        <w:rPr>
+          <w:rFonts w:ascii="Times New Roman" w:hAnsi="Times New Roman"/>
+          <w:b/>
+          <w:i w:val="0"/>
+          <w:color w:val="000000"/>
+          <w:sz w:val="22"/>
+        </w:rPr>
+        <w:t xml:space="preserve">•  </w:t>
+      </w:r>
+      <w:r>
+        <w:rPr>
+          <w:rFonts w:ascii="Times New Roman" w:hAnsi="Times New Roman"/>
+          <w:b/>
+          <w:i w:val="0"/>
+          <w:color w:val="000000"/>
+          <w:sz w:val="22"/>
+        </w:rPr>
+        <w:t xml:space="preserve">Phase 4: </w:t>
+      </w:r>
+      <w:r>
+        <w:rPr>
+          <w:rFonts w:ascii="Times New Roman" w:hAnsi="Times New Roman"/>
+          <w:b w:val="0"/>
+          <w:i w:val="0"/>
+          <w:color w:val="000000"/>
+          <w:sz w:val="22"/>
+        </w:rPr>
+        <w:t>Preprocessing Parity Engineering: Implementing identical center-square cropping and Pillow bilinear downsampling in training and API loaders.</w:t>
+      </w:r>
+    </w:p>
+    <w:p>
+      <w:pPr>
+        <w:spacing w:before="30" w:after="60" w:line="276" w:lineRule="auto"/>
+        <w:ind w:left="432" w:hanging="432"/>
+        <w:jc w:val="both"/>
+      </w:pPr>
+      <w:r>
+        <w:rPr>
+          <w:rFonts w:ascii="Times New Roman" w:hAnsi="Times New Roman"/>
+          <w:b/>
+          <w:i w:val="0"/>
+          <w:color w:val="000000"/>
+          <w:sz w:val="22"/>
+        </w:rPr>
+        <w:t xml:space="preserve">•  </w:t>
+      </w:r>
+      <w:r>
+        <w:rPr>
+          <w:rFonts w:ascii="Times New Roman" w:hAnsi="Times New Roman"/>
+          <w:b/>
+          <w:i w:val="0"/>
+          <w:color w:val="000000"/>
+          <w:sz w:val="22"/>
+        </w:rPr>
+        <w:t xml:space="preserve">Phase 5: </w:t>
+      </w:r>
+      <w:r>
+        <w:rPr>
+          <w:rFonts w:ascii="Times New Roman" w:hAnsi="Times New Roman"/>
+          <w:b w:val="0"/>
+          <w:i w:val="0"/>
+          <w:color w:val="000000"/>
+          <w:sz w:val="22"/>
+        </w:rPr>
+        <w:t>Deep CNN Architecture &amp; Training: Designing double-conv blocks, training for 14 epochs with Adam and learning rate decay, achieving 96.75% accuracy.</w:t>
+      </w:r>
+    </w:p>
+    <w:p>
+      <w:pPr>
+        <w:spacing w:before="30" w:after="60" w:line="276" w:lineRule="auto"/>
+        <w:ind w:left="432" w:hanging="432"/>
+        <w:jc w:val="both"/>
+      </w:pPr>
+      <w:r>
+        <w:rPr>
+          <w:rFonts w:ascii="Times New Roman" w:hAnsi="Times New Roman"/>
+          <w:b/>
+          <w:i w:val="0"/>
+          <w:color w:val="000000"/>
+          <w:sz w:val="22"/>
+        </w:rPr>
+        <w:t xml:space="preserve">•  </w:t>
+      </w:r>
+      <w:r>
+        <w:rPr>
+          <w:rFonts w:ascii="Times New Roman" w:hAnsi="Times New Roman"/>
+          <w:b/>
+          <w:i w:val="0"/>
+          <w:color w:val="000000"/>
+          <w:sz w:val="22"/>
+        </w:rPr>
+        <w:t xml:space="preserve">Phase 6: </w:t>
+      </w:r>
+      <w:r>
+        <w:rPr>
+          <w:rFonts w:ascii="Times New Roman" w:hAnsi="Times New Roman"/>
+          <w:b w:val="0"/>
+          <w:i w:val="0"/>
+          <w:color w:val="000000"/>
+          <w:sz w:val="22"/>
+        </w:rPr>
+        <w:t>Model Quantization &amp; Cloud Deployment: Compressing weights to float16 TFLite (4.29 MB) and deploying to Vercel serverless edge infrastructure.</w:t>
+      </w:r>
+    </w:p>
+    <w:p>
+      <w:pPr>
+        <w:spacing w:before="30" w:after="60" w:line="276" w:lineRule="auto"/>
+        <w:ind w:left="432" w:hanging="432"/>
+        <w:jc w:val="both"/>
+      </w:pPr>
+      <w:r>
+        <w:rPr>
+          <w:rFonts w:ascii="Times New Roman" w:hAnsi="Times New Roman"/>
+          <w:b/>
+          <w:i w:val="0"/>
+          <w:color w:val="000000"/>
+          <w:sz w:val="22"/>
+        </w:rPr>
+        <w:t xml:space="preserve">•  </w:t>
+      </w:r>
+      <w:r>
+        <w:rPr>
+          <w:rFonts w:ascii="Times New Roman" w:hAnsi="Times New Roman"/>
+          <w:b/>
+          <w:i w:val="0"/>
+          <w:color w:val="000000"/>
+          <w:sz w:val="22"/>
+        </w:rPr>
+        <w:t xml:space="preserve">Phase 7: </w:t>
+      </w:r>
+      <w:r>
+        <w:rPr>
+          <w:rFonts w:ascii="Times New Roman" w:hAnsi="Times New Roman"/>
+          <w:b w:val="0"/>
+          <w:i w:val="0"/>
+          <w:color w:val="000000"/>
+          <w:sz w:val="22"/>
+        </w:rPr>
+        <w:t>Software Testing &amp; Verification: Executing Pytest automated test suites, measuring latency, and validating confidence thresholds.</w:t>
       </w:r>
     </w:p>
     <w:p>
@@ -3869,141 +5208,13 @@
           <w:color w:val="000000"/>
           <w:sz w:val="24"/>
         </w:rPr>
-        <w:t>4.2 Methodology</w:t>
+        <w:t>4.4 Performance Metrics &amp; Threshold Optimization</w:t>
       </w:r>
     </w:p>
     <w:p>
       <w:pPr>
-        <w:spacing w:before="0" w:after="60" w:line="276" w:lineRule="auto"/>
-        <w:jc w:val="left"/>
-      </w:pPr>
-      <w:r>
-        <w:rPr>
-          <w:rFonts w:ascii="Times New Roman" w:hAnsi="Times New Roman"/>
-          <w:b w:val="0"/>
-          <w:i w:val="0"/>
-          <w:color w:val="000000"/>
-          <w:sz w:val="21"/>
-        </w:rPr>
-        <w:t>• Phase 1: Problem Formulation &amp; Needs Analysis: Literature review and identification of gaps in sign language communication aids.</w:t>
-      </w:r>
-    </w:p>
-    <w:p>
-      <w:pPr>
-        <w:spacing w:before="0" w:after="60" w:line="276" w:lineRule="auto"/>
-        <w:jc w:val="left"/>
-      </w:pPr>
-      <w:r>
-        <w:rPr>
-          <w:rFonts w:ascii="Times New Roman" w:hAnsi="Times New Roman"/>
-          <w:b w:val="0"/>
-          <w:i w:val="0"/>
-          <w:color w:val="000000"/>
-          <w:sz w:val="21"/>
-        </w:rPr>
-        <w:t>• Phase 2: Requirement Engineering &amp; SLA Definition: Setting formal SLAs (sub-50 ms inference latency, cross-browser desktop/mobile compatibility).</w:t>
-      </w:r>
-    </w:p>
-    <w:p>
-      <w:pPr>
-        <w:spacing w:before="0" w:after="60" w:line="276" w:lineRule="auto"/>
-        <w:jc w:val="left"/>
-      </w:pPr>
-      <w:r>
-        <w:rPr>
-          <w:rFonts w:ascii="Times New Roman" w:hAnsi="Times New Roman"/>
-          <w:b w:val="0"/>
-          <w:i w:val="0"/>
-          <w:color w:val="000000"/>
-          <w:sz w:val="21"/>
-        </w:rPr>
-        <w:t>• Phase 3: Dataset Curation &amp; Partitioning: Compiling a balanced 20,300-image corpus across 29 categories from the ASL Alphabet dataset.</w:t>
-      </w:r>
-    </w:p>
-    <w:p>
-      <w:pPr>
-        <w:spacing w:before="0" w:after="60" w:line="276" w:lineRule="auto"/>
-        <w:jc w:val="left"/>
-      </w:pPr>
-      <w:r>
-        <w:rPr>
-          <w:rFonts w:ascii="Times New Roman" w:hAnsi="Times New Roman"/>
-          <w:b w:val="0"/>
-          <w:i w:val="0"/>
-          <w:color w:val="000000"/>
-          <w:sz w:val="21"/>
-        </w:rPr>
-        <w:t>• Phase 4: Preprocessing Parity Engineering: Implementing identical center-square cropping and Pillow bilinear downsampling in training and API loaders.</w:t>
-      </w:r>
-    </w:p>
-    <w:p>
-      <w:pPr>
-        <w:spacing w:before="0" w:after="60" w:line="276" w:lineRule="auto"/>
-        <w:jc w:val="left"/>
-      </w:pPr>
-      <w:r>
-        <w:rPr>
-          <w:rFonts w:ascii="Times New Roman" w:hAnsi="Times New Roman"/>
-          <w:b w:val="0"/>
-          <w:i w:val="0"/>
-          <w:color w:val="000000"/>
-          <w:sz w:val="21"/>
-        </w:rPr>
-        <w:t>• Phase 5: Deep CNN Architecture &amp; Training: Designing double-conv blocks, training for 14 epochs with Adam and learning rate decay, achieving 96.75% accuracy.</w:t>
-      </w:r>
-    </w:p>
-    <w:p>
-      <w:pPr>
-        <w:spacing w:before="0" w:after="60" w:line="276" w:lineRule="auto"/>
-        <w:jc w:val="left"/>
-      </w:pPr>
-      <w:r>
-        <w:rPr>
-          <w:rFonts w:ascii="Times New Roman" w:hAnsi="Times New Roman"/>
-          <w:b w:val="0"/>
-          <w:i w:val="0"/>
-          <w:color w:val="000000"/>
-          <w:sz w:val="21"/>
-        </w:rPr>
-        <w:t>• Phase 6: Model Quantization &amp; Cloud Deployment: Compressing weights to float16 TFLite (4.29 MB) and deploying to Vercel serverless edge infrastructure.</w:t>
-      </w:r>
-    </w:p>
-    <w:p>
-      <w:pPr>
-        <w:spacing w:before="0" w:after="60" w:line="276" w:lineRule="auto"/>
-        <w:jc w:val="left"/>
-      </w:pPr>
-      <w:r>
-        <w:rPr>
-          <w:rFonts w:ascii="Times New Roman" w:hAnsi="Times New Roman"/>
-          <w:b w:val="0"/>
-          <w:i w:val="0"/>
-          <w:color w:val="000000"/>
-          <w:sz w:val="21"/>
-        </w:rPr>
-        <w:t>• Phase 7: Software Testing &amp; Verification: Executing Pytest automated test suites, measuring latency, and validating confidence thresholds.</w:t>
-      </w:r>
-    </w:p>
-    <w:p>
-      <w:pPr>
-        <w:spacing w:before="160" w:after="80" w:line="276" w:lineRule="auto"/>
-        <w:jc w:val="left"/>
-      </w:pPr>
-      <w:r>
-        <w:rPr>
-          <w:rFonts w:ascii="Times New Roman" w:hAnsi="Times New Roman"/>
-          <w:b/>
-          <w:i w:val="0"/>
-          <w:color w:val="000000"/>
-          <w:sz w:val="24"/>
-        </w:rPr>
-        <w:t>4.3 Performance Metrics &amp; System Verification</w:t>
-      </w:r>
-    </w:p>
-    <w:p>
-      <w:pPr>
-        <w:spacing w:before="0" w:after="120" w:line="276" w:lineRule="auto"/>
-        <w:jc w:val="left"/>
+        <w:spacing w:before="0" w:after="100" w:line="276" w:lineRule="auto"/>
+        <w:jc w:val="both"/>
       </w:pPr>
       <w:r>
         <w:rPr>
@@ -4013,9 +5224,23 @@
           <w:color w:val="000000"/>
           <w:sz w:val="22"/>
         </w:rPr>
-        <w:t>1. Classification Accuracy: EchoSign achieves an overall test accuracy of 96.75% across 2,030 held-out test images, correctly classifying 28 out of 29 classes with precision exceeding 92%.</w:t>
-        <w:br/>
-        <w:t>2. Confidence Threshold Optimization: Table 4.1 documents system behavior across acceptance thresholds.</w:t>
+        <w:t>Classification Accuracy: EchoSign achieves an overall test accuracy of 96.75% across 2,030 held-out test images, correctly classifying 28 out of 29 classes with precision exceeding 92%.</w:t>
+      </w:r>
+    </w:p>
+    <w:p>
+      <w:pPr>
+        <w:spacing w:before="0" w:after="100" w:line="276" w:lineRule="auto"/>
+        <w:jc w:val="both"/>
+      </w:pPr>
+      <w:r>
+        <w:rPr>
+          <w:rFonts w:ascii="Times New Roman" w:hAnsi="Times New Roman"/>
+          <w:b w:val="0"/>
+          <w:i w:val="0"/>
+          <w:color w:val="000000"/>
+          <w:sz w:val="22"/>
+        </w:rPr>
+        <w:t>Confidence Threshold Optimization: Table 4.1 documents system behavior across candidate acceptance thresholds.</w:t>
       </w:r>
     </w:p>
     <w:tbl>
@@ -4043,8 +5268,18 @@
           <w:tcPr>
             <w:tcW w:type="dxa" w:w="2340"/>
             <w:shd w:fill="1F497D"/>
+            <w:tcMar>
+              <w:top w:w="100" w:type="dxa"/>
+              <w:bottom w:w="100" w:type="dxa"/>
+              <w:left w:w="120" w:type="dxa"/>
+              <w:right w:w="120" w:type="dxa"/>
+            </w:tcMar>
           </w:tcPr>
           <w:p>
+            <w:pPr>
+              <w:spacing w:before="0" w:after="0"/>
+              <w:jc w:val="left"/>
+            </w:pPr>
             <w:r>
               <w:rPr>
                 <w:rFonts w:ascii="Times New Roman" w:hAnsi="Times New Roman"/>
@@ -4061,8 +5296,18 @@
           <w:tcPr>
             <w:tcW w:type="dxa" w:w="2340"/>
             <w:shd w:fill="1F497D"/>
+            <w:tcMar>
+              <w:top w:w="100" w:type="dxa"/>
+              <w:bottom w:w="100" w:type="dxa"/>
+              <w:left w:w="120" w:type="dxa"/>
+              <w:right w:w="120" w:type="dxa"/>
+            </w:tcMar>
           </w:tcPr>
           <w:p>
+            <w:pPr>
+              <w:spacing w:before="0" w:after="0"/>
+              <w:jc w:val="left"/>
+            </w:pPr>
             <w:r>
               <w:rPr>
                 <w:rFonts w:ascii="Times New Roman" w:hAnsi="Times New Roman"/>
@@ -4079,8 +5324,18 @@
           <w:tcPr>
             <w:tcW w:type="dxa" w:w="2340"/>
             <w:shd w:fill="1F497D"/>
+            <w:tcMar>
+              <w:top w:w="100" w:type="dxa"/>
+              <w:bottom w:w="100" w:type="dxa"/>
+              <w:left w:w="120" w:type="dxa"/>
+              <w:right w:w="120" w:type="dxa"/>
+            </w:tcMar>
           </w:tcPr>
           <w:p>
+            <w:pPr>
+              <w:spacing w:before="0" w:after="0"/>
+              <w:jc w:val="left"/>
+            </w:pPr>
             <w:r>
               <w:rPr>
                 <w:rFonts w:ascii="Times New Roman" w:hAnsi="Times New Roman"/>
@@ -4097,8 +5352,18 @@
           <w:tcPr>
             <w:tcW w:type="dxa" w:w="2340"/>
             <w:shd w:fill="1F497D"/>
+            <w:tcMar>
+              <w:top w:w="100" w:type="dxa"/>
+              <w:bottom w:w="100" w:type="dxa"/>
+              <w:left w:w="120" w:type="dxa"/>
+              <w:right w:w="120" w:type="dxa"/>
+            </w:tcMar>
           </w:tcPr>
           <w:p>
+            <w:pPr>
+              <w:spacing w:before="0" w:after="0"/>
+              <w:jc w:val="left"/>
+            </w:pPr>
             <w:r>
               <w:rPr>
                 <w:rFonts w:ascii="Times New Roman" w:hAnsi="Times New Roman"/>
@@ -4116,10 +5381,17 @@
         <w:tc>
           <w:tcPr>
             <w:tcW w:type="dxa" w:w="2340"/>
+            <w:tcMar>
+              <w:top w:w="70" w:type="dxa"/>
+              <w:bottom w:w="70" w:type="dxa"/>
+              <w:left w:w="120" w:type="dxa"/>
+              <w:right w:w="120" w:type="dxa"/>
+            </w:tcMar>
           </w:tcPr>
           <w:p>
             <w:pPr>
-              <w:spacing w:before="40" w:after="40"/>
+              <w:spacing w:before="30" w:after="30" w:line="269" w:lineRule="auto"/>
+              <w:jc w:val="left"/>
             </w:pPr>
             <w:r>
               <w:rPr>
@@ -4136,10 +5408,17 @@
         <w:tc>
           <w:tcPr>
             <w:tcW w:type="dxa" w:w="2340"/>
+            <w:tcMar>
+              <w:top w:w="70" w:type="dxa"/>
+              <w:bottom w:w="70" w:type="dxa"/>
+              <w:left w:w="120" w:type="dxa"/>
+              <w:right w:w="120" w:type="dxa"/>
+            </w:tcMar>
           </w:tcPr>
           <w:p>
             <w:pPr>
-              <w:spacing w:before="40" w:after="40"/>
+              <w:spacing w:before="30" w:after="30" w:line="269" w:lineRule="auto"/>
+              <w:jc w:val="left"/>
             </w:pPr>
             <w:r>
               <w:rPr>
@@ -4156,10 +5435,17 @@
         <w:tc>
           <w:tcPr>
             <w:tcW w:type="dxa" w:w="2340"/>
+            <w:tcMar>
+              <w:top w:w="70" w:type="dxa"/>
+              <w:bottom w:w="70" w:type="dxa"/>
+              <w:left w:w="120" w:type="dxa"/>
+              <w:right w:w="120" w:type="dxa"/>
+            </w:tcMar>
           </w:tcPr>
           <w:p>
             <w:pPr>
-              <w:spacing w:before="40" w:after="40"/>
+              <w:spacing w:before="30" w:after="30" w:line="269" w:lineRule="auto"/>
+              <w:jc w:val="left"/>
             </w:pPr>
             <w:r>
               <w:rPr>
@@ -4176,10 +5462,17 @@
         <w:tc>
           <w:tcPr>
             <w:tcW w:type="dxa" w:w="2340"/>
+            <w:tcMar>
+              <w:top w:w="70" w:type="dxa"/>
+              <w:bottom w:w="70" w:type="dxa"/>
+              <w:left w:w="120" w:type="dxa"/>
+              <w:right w:w="120" w:type="dxa"/>
+            </w:tcMar>
           </w:tcPr>
           <w:p>
             <w:pPr>
-              <w:spacing w:before="40" w:after="40"/>
+              <w:spacing w:before="30" w:after="30" w:line="269" w:lineRule="auto"/>
+              <w:jc w:val="left"/>
             </w:pPr>
             <w:r>
               <w:rPr>
@@ -4198,10 +5491,17 @@
         <w:tc>
           <w:tcPr>
             <w:tcW w:type="dxa" w:w="2340"/>
+            <w:tcMar>
+              <w:top w:w="70" w:type="dxa"/>
+              <w:bottom w:w="70" w:type="dxa"/>
+              <w:left w:w="120" w:type="dxa"/>
+              <w:right w:w="120" w:type="dxa"/>
+            </w:tcMar>
           </w:tcPr>
           <w:p>
             <w:pPr>
-              <w:spacing w:before="40" w:after="40"/>
+              <w:spacing w:before="30" w:after="30" w:line="269" w:lineRule="auto"/>
+              <w:jc w:val="left"/>
             </w:pPr>
             <w:r>
               <w:rPr>
@@ -4218,10 +5518,17 @@
         <w:tc>
           <w:tcPr>
             <w:tcW w:type="dxa" w:w="2340"/>
+            <w:tcMar>
+              <w:top w:w="70" w:type="dxa"/>
+              <w:bottom w:w="70" w:type="dxa"/>
+              <w:left w:w="120" w:type="dxa"/>
+              <w:right w:w="120" w:type="dxa"/>
+            </w:tcMar>
           </w:tcPr>
           <w:p>
             <w:pPr>
-              <w:spacing w:before="40" w:after="40"/>
+              <w:spacing w:before="30" w:after="30" w:line="269" w:lineRule="auto"/>
+              <w:jc w:val="left"/>
             </w:pPr>
             <w:r>
               <w:rPr>
@@ -4238,10 +5545,17 @@
         <w:tc>
           <w:tcPr>
             <w:tcW w:type="dxa" w:w="2340"/>
+            <w:tcMar>
+              <w:top w:w="70" w:type="dxa"/>
+              <w:bottom w:w="70" w:type="dxa"/>
+              <w:left w:w="120" w:type="dxa"/>
+              <w:right w:w="120" w:type="dxa"/>
+            </w:tcMar>
           </w:tcPr>
           <w:p>
             <w:pPr>
-              <w:spacing w:before="40" w:after="40"/>
+              <w:spacing w:before="30" w:after="30" w:line="269" w:lineRule="auto"/>
+              <w:jc w:val="left"/>
             </w:pPr>
             <w:r>
               <w:rPr>
@@ -4258,10 +5572,17 @@
         <w:tc>
           <w:tcPr>
             <w:tcW w:type="dxa" w:w="2340"/>
+            <w:tcMar>
+              <w:top w:w="70" w:type="dxa"/>
+              <w:bottom w:w="70" w:type="dxa"/>
+              <w:left w:w="120" w:type="dxa"/>
+              <w:right w:w="120" w:type="dxa"/>
+            </w:tcMar>
           </w:tcPr>
           <w:p>
             <w:pPr>
-              <w:spacing w:before="40" w:after="40"/>
+              <w:spacing w:before="30" w:after="30" w:line="269" w:lineRule="auto"/>
+              <w:jc w:val="left"/>
             </w:pPr>
             <w:r>
               <w:rPr>
@@ -4280,10 +5601,17 @@
         <w:tc>
           <w:tcPr>
             <w:tcW w:type="dxa" w:w="2340"/>
+            <w:tcMar>
+              <w:top w:w="70" w:type="dxa"/>
+              <w:bottom w:w="70" w:type="dxa"/>
+              <w:left w:w="120" w:type="dxa"/>
+              <w:right w:w="120" w:type="dxa"/>
+            </w:tcMar>
           </w:tcPr>
           <w:p>
             <w:pPr>
-              <w:spacing w:before="40" w:after="40"/>
+              <w:spacing w:before="30" w:after="30" w:line="269" w:lineRule="auto"/>
+              <w:jc w:val="left"/>
             </w:pPr>
             <w:r>
               <w:rPr>
@@ -4300,10 +5628,17 @@
         <w:tc>
           <w:tcPr>
             <w:tcW w:type="dxa" w:w="2340"/>
+            <w:tcMar>
+              <w:top w:w="70" w:type="dxa"/>
+              <w:bottom w:w="70" w:type="dxa"/>
+              <w:left w:w="120" w:type="dxa"/>
+              <w:right w:w="120" w:type="dxa"/>
+            </w:tcMar>
           </w:tcPr>
           <w:p>
             <w:pPr>
-              <w:spacing w:before="40" w:after="40"/>
+              <w:spacing w:before="30" w:after="30" w:line="269" w:lineRule="auto"/>
+              <w:jc w:val="left"/>
             </w:pPr>
             <w:r>
               <w:rPr>
@@ -4320,10 +5655,17 @@
         <w:tc>
           <w:tcPr>
             <w:tcW w:type="dxa" w:w="2340"/>
+            <w:tcMar>
+              <w:top w:w="70" w:type="dxa"/>
+              <w:bottom w:w="70" w:type="dxa"/>
+              <w:left w:w="120" w:type="dxa"/>
+              <w:right w:w="120" w:type="dxa"/>
+            </w:tcMar>
           </w:tcPr>
           <w:p>
             <w:pPr>
-              <w:spacing w:before="40" w:after="40"/>
+              <w:spacing w:before="30" w:after="30" w:line="269" w:lineRule="auto"/>
+              <w:jc w:val="left"/>
             </w:pPr>
             <w:r>
               <w:rPr>
@@ -4340,10 +5682,17 @@
         <w:tc>
           <w:tcPr>
             <w:tcW w:type="dxa" w:w="2340"/>
+            <w:tcMar>
+              <w:top w:w="70" w:type="dxa"/>
+              <w:bottom w:w="70" w:type="dxa"/>
+              <w:left w:w="120" w:type="dxa"/>
+              <w:right w:w="120" w:type="dxa"/>
+            </w:tcMar>
           </w:tcPr>
           <w:p>
             <w:pPr>
-              <w:spacing w:before="40" w:after="40"/>
+              <w:spacing w:before="30" w:after="30" w:line="269" w:lineRule="auto"/>
+              <w:jc w:val="left"/>
             </w:pPr>
             <w:r>
               <w:rPr>
@@ -4382,7 +5731,7 @@
     </w:p>
     <w:p>
       <w:pPr>
-        <w:spacing w:before="120" w:after="80" w:line="276" w:lineRule="auto"/>
+        <w:spacing w:before="80" w:after="40" w:line="276" w:lineRule="auto"/>
         <w:jc w:val="center"/>
       </w:pPr>
       <w:r>
@@ -4398,7 +5747,7 @@
     </w:p>
     <w:p>
       <w:pPr>
-        <w:spacing w:before="0" w:after="280" w:line="276" w:lineRule="auto"/>
+        <w:spacing w:before="0" w:after="240" w:line="276" w:lineRule="auto"/>
         <w:jc w:val="center"/>
       </w:pPr>
       <w:r>
@@ -4409,7 +5758,7 @@
           <w:color w:val="000000"/>
           <w:sz w:val="28"/>
         </w:rPr>
-        <w:t>SYSTEM ARCHITECTURE &amp; MODELING</w:t>
+        <w:t>SYSTEM ARCHITECTURE &amp; IMPLEMENTATION DETAILS</w:t>
       </w:r>
     </w:p>
     <w:p>
@@ -4430,7 +5779,7 @@
     </w:p>
     <w:p>
       <w:pPr>
-        <w:spacing w:before="0" w:after="0" w:line="288" w:lineRule="auto"/>
+        <w:spacing w:before="0" w:after="100" w:line="276" w:lineRule="auto"/>
         <w:jc w:val="both"/>
       </w:pPr>
       <w:r>
@@ -4442,24 +5791,196 @@
           <w:sz w:val="22"/>
         </w:rPr>
         <w:t>The system behavior is formally represented through hierarchical Data Flow Diagrams (DFD) illustrating core data transformations between camera ingestion, serverless preprocessing, tensor inference, and client vocalization.</w:t>
-        <w:br/>
-        <w:t>Subsystem Cardinality Mapping: The architecture defines a 1:1 relationship between an ingested base64 image and a preprocessed 64x64x3 tensor, and a 1:N mapping between a user's signing session and consecutive assembled sentence tokens.</w:t>
-        <w:br/>
-        <w:br/>
-        <w:t>DFD Functional Subsystems:</w:t>
-        <w:br/>
-        <w:t>• 1.0 Camera &amp; ROI Subsystem: Captures 70% centered video frames, serializes pixels to base64 JPEG strings.</w:t>
-        <w:br/>
-        <w:t>• 2.0 Ingestion &amp; Preprocessing Service: Validates MIME types, extracts center-square aspect crop min(W, H), and resamples via Pillow bilinear interpolation.</w:t>
-        <w:br/>
-        <w:t>• 3.0 Deep Inference Engine: Loads float16 TFLite model via `ai-edge-litert`, executes forward tensor pass, generating 29-class softmax vectors.</w:t>
-        <w:br/>
-        <w:t>• 4.0 Lexical &amp; Speech Synthesizer: Resolves top prediction, applies 2-frame debounce stability filter, appends character to sentence buffer, and synthesizes speech via Web Speech API.</w:t>
       </w:r>
     </w:p>
     <w:p>
-      <w:r>
-        <w:br w:type="page"/>
+      <w:pPr>
+        <w:spacing w:before="0" w:after="100" w:line="276" w:lineRule="auto"/>
+        <w:jc w:val="both"/>
+      </w:pPr>
+      <w:r>
+        <w:rPr>
+          <w:rFonts w:ascii="Times New Roman" w:hAnsi="Times New Roman"/>
+          <w:b/>
+          <w:i w:val="0"/>
+          <w:color w:val="000000"/>
+          <w:sz w:val="22"/>
+        </w:rPr>
+        <w:t xml:space="preserve">Subsystem Cardinality Mapping: </w:t>
+      </w:r>
+      <w:r>
+        <w:rPr>
+          <w:rFonts w:ascii="Times New Roman" w:hAnsi="Times New Roman"/>
+          <w:b w:val="0"/>
+          <w:i w:val="0"/>
+          <w:color w:val="000000"/>
+          <w:sz w:val="22"/>
+        </w:rPr>
+        <w:t>The architecture defines a 1:1 relationship between an ingested base64 image and a preprocessed 64x64x3 tensor, and a 1:N mapping between a user's signing session and consecutive assembled sentence tokens.</w:t>
+      </w:r>
+    </w:p>
+    <w:p>
+      <w:pPr>
+        <w:spacing w:before="120" w:after="40"/>
+        <w:jc w:val="left"/>
+      </w:pPr>
+      <w:r>
+        <w:rPr>
+          <w:rFonts w:ascii="Times New Roman" w:hAnsi="Times New Roman"/>
+          <w:b/>
+          <w:i w:val="0"/>
+          <w:color w:val="000000"/>
+          <w:sz w:val="22"/>
+        </w:rPr>
+        <w:t>DFD Functional Subsystems:</w:t>
+      </w:r>
+    </w:p>
+    <w:p>
+      <w:pPr>
+        <w:spacing w:before="30" w:after="60" w:line="276" w:lineRule="auto"/>
+        <w:ind w:left="432" w:hanging="432"/>
+        <w:jc w:val="both"/>
+      </w:pPr>
+      <w:r>
+        <w:rPr>
+          <w:rFonts w:ascii="Times New Roman" w:hAnsi="Times New Roman"/>
+          <w:b/>
+          <w:i w:val="0"/>
+          <w:color w:val="000000"/>
+          <w:sz w:val="22"/>
+        </w:rPr>
+        <w:t xml:space="preserve">•  </w:t>
+      </w:r>
+      <w:r>
+        <w:rPr>
+          <w:rFonts w:ascii="Times New Roman" w:hAnsi="Times New Roman"/>
+          <w:b/>
+          <w:i w:val="0"/>
+          <w:color w:val="000000"/>
+          <w:sz w:val="22"/>
+        </w:rPr>
+        <w:t xml:space="preserve">1.0 Camera &amp; ROI Subsystem: </w:t>
+      </w:r>
+      <w:r>
+        <w:rPr>
+          <w:rFonts w:ascii="Times New Roman" w:hAnsi="Times New Roman"/>
+          <w:b w:val="0"/>
+          <w:i w:val="0"/>
+          <w:color w:val="000000"/>
+          <w:sz w:val="22"/>
+        </w:rPr>
+        <w:t>Captures 70% centered video frames, serializes pixels to base64 JPEG strings.</w:t>
+      </w:r>
+    </w:p>
+    <w:p>
+      <w:pPr>
+        <w:spacing w:before="30" w:after="60" w:line="276" w:lineRule="auto"/>
+        <w:ind w:left="432" w:hanging="432"/>
+        <w:jc w:val="both"/>
+      </w:pPr>
+      <w:r>
+        <w:rPr>
+          <w:rFonts w:ascii="Times New Roman" w:hAnsi="Times New Roman"/>
+          <w:b/>
+          <w:i w:val="0"/>
+          <w:color w:val="000000"/>
+          <w:sz w:val="22"/>
+        </w:rPr>
+        <w:t xml:space="preserve">•  </w:t>
+      </w:r>
+      <w:r>
+        <w:rPr>
+          <w:rFonts w:ascii="Times New Roman" w:hAnsi="Times New Roman"/>
+          <w:b/>
+          <w:i w:val="0"/>
+          <w:color w:val="000000"/>
+          <w:sz w:val="22"/>
+        </w:rPr>
+        <w:t xml:space="preserve">2.0 Ingestion &amp; Preprocessing Service: </w:t>
+      </w:r>
+      <w:r>
+        <w:rPr>
+          <w:rFonts w:ascii="Times New Roman" w:hAnsi="Times New Roman"/>
+          <w:b w:val="0"/>
+          <w:i w:val="0"/>
+          <w:color w:val="000000"/>
+          <w:sz w:val="22"/>
+        </w:rPr>
+        <w:t>Validates MIME types, extracts center-square aspect crop min(W, H), and resamples via Pillow bilinear interpolation.</w:t>
+      </w:r>
+    </w:p>
+    <w:p>
+      <w:pPr>
+        <w:spacing w:before="30" w:after="60" w:line="276" w:lineRule="auto"/>
+        <w:ind w:left="432" w:hanging="432"/>
+        <w:jc w:val="both"/>
+      </w:pPr>
+      <w:r>
+        <w:rPr>
+          <w:rFonts w:ascii="Times New Roman" w:hAnsi="Times New Roman"/>
+          <w:b/>
+          <w:i w:val="0"/>
+          <w:color w:val="000000"/>
+          <w:sz w:val="22"/>
+        </w:rPr>
+        <w:t xml:space="preserve">•  </w:t>
+      </w:r>
+      <w:r>
+        <w:rPr>
+          <w:rFonts w:ascii="Times New Roman" w:hAnsi="Times New Roman"/>
+          <w:b/>
+          <w:i w:val="0"/>
+          <w:color w:val="000000"/>
+          <w:sz w:val="22"/>
+        </w:rPr>
+        <w:t xml:space="preserve">3.0 Deep Inference Engine: </w:t>
+      </w:r>
+      <w:r>
+        <w:rPr>
+          <w:rFonts w:ascii="Times New Roman" w:hAnsi="Times New Roman"/>
+          <w:b w:val="0"/>
+          <w:i w:val="0"/>
+          <w:color w:val="000000"/>
+          <w:sz w:val="22"/>
+        </w:rPr>
+        <w:t>Loads float16 TFLite model via `ai-edge-litert`, executes forward tensor pass, generating 29-class softmax vectors.</w:t>
+      </w:r>
+    </w:p>
+    <w:p>
+      <w:pPr>
+        <w:spacing w:before="30" w:after="60" w:line="276" w:lineRule="auto"/>
+        <w:ind w:left="432" w:hanging="432"/>
+        <w:jc w:val="both"/>
+      </w:pPr>
+      <w:r>
+        <w:rPr>
+          <w:rFonts w:ascii="Times New Roman" w:hAnsi="Times New Roman"/>
+          <w:b/>
+          <w:i w:val="0"/>
+          <w:color w:val="000000"/>
+          <w:sz w:val="22"/>
+        </w:rPr>
+        <w:t xml:space="preserve">•  </w:t>
+      </w:r>
+      <w:r>
+        <w:rPr>
+          <w:rFonts w:ascii="Times New Roman" w:hAnsi="Times New Roman"/>
+          <w:b/>
+          <w:i w:val="0"/>
+          <w:color w:val="000000"/>
+          <w:sz w:val="22"/>
+        </w:rPr>
+        <w:t xml:space="preserve">4.0 Lexical &amp; Speech Synthesizer: </w:t>
+      </w:r>
+      <w:r>
+        <w:rPr>
+          <w:rFonts w:ascii="Times New Roman" w:hAnsi="Times New Roman"/>
+          <w:b w:val="0"/>
+          <w:i w:val="0"/>
+          <w:color w:val="000000"/>
+          <w:sz w:val="22"/>
+        </w:rPr>
+        <w:t>Resolves top prediction, applies 2-frame debounce stability filter, appends character to sentence buffer, and synthesizes speech via Web Speech API.</w:t>
       </w:r>
     </w:p>
     <w:p>
@@ -4475,23 +5996,7 @@
           <w:color w:val="000000"/>
           <w:sz w:val="24"/>
         </w:rPr>
-        <w:t>5.2 Preprocessing, TFLite Schemas &amp; REST API Specifications</w:t>
-      </w:r>
-    </w:p>
-    <w:p>
-      <w:pPr>
-        <w:spacing w:before="0" w:after="120" w:line="276" w:lineRule="auto"/>
-        <w:jc w:val="left"/>
-      </w:pPr>
-      <w:r>
-        <w:rPr>
-          <w:rFonts w:ascii="Times New Roman" w:hAnsi="Times New Roman"/>
-          <w:b w:val="0"/>
-          <w:i w:val="0"/>
-          <w:color w:val="000000"/>
-          <w:sz w:val="22"/>
-        </w:rPr>
-        <w:t>The system enforces strict tensor schemas across all processing stages. Table 5.1 outlines field schemas and validation constraints.</w:t>
+        <w:t>5.2 Preprocessing Schemas &amp; REST API Specifications</w:t>
       </w:r>
     </w:p>
     <w:tbl>
@@ -4519,8 +6024,18 @@
           <w:tcPr>
             <w:tcW w:type="dxa" w:w="2340"/>
             <w:shd w:fill="1F497D"/>
+            <w:tcMar>
+              <w:top w:w="100" w:type="dxa"/>
+              <w:bottom w:w="100" w:type="dxa"/>
+              <w:left w:w="120" w:type="dxa"/>
+              <w:right w:w="120" w:type="dxa"/>
+            </w:tcMar>
           </w:tcPr>
           <w:p>
+            <w:pPr>
+              <w:spacing w:before="0" w:after="0"/>
+              <w:jc w:val="left"/>
+            </w:pPr>
             <w:r>
               <w:rPr>
                 <w:rFonts w:ascii="Times New Roman" w:hAnsi="Times New Roman"/>
@@ -4537,8 +6052,18 @@
           <w:tcPr>
             <w:tcW w:type="dxa" w:w="2340"/>
             <w:shd w:fill="1F497D"/>
+            <w:tcMar>
+              <w:top w:w="100" w:type="dxa"/>
+              <w:bottom w:w="100" w:type="dxa"/>
+              <w:left w:w="120" w:type="dxa"/>
+              <w:right w:w="120" w:type="dxa"/>
+            </w:tcMar>
           </w:tcPr>
           <w:p>
+            <w:pPr>
+              <w:spacing w:before="0" w:after="0"/>
+              <w:jc w:val="left"/>
+            </w:pPr>
             <w:r>
               <w:rPr>
                 <w:rFonts w:ascii="Times New Roman" w:hAnsi="Times New Roman"/>
@@ -4555,8 +6080,18 @@
           <w:tcPr>
             <w:tcW w:type="dxa" w:w="2340"/>
             <w:shd w:fill="1F497D"/>
+            <w:tcMar>
+              <w:top w:w="100" w:type="dxa"/>
+              <w:bottom w:w="100" w:type="dxa"/>
+              <w:left w:w="120" w:type="dxa"/>
+              <w:right w:w="120" w:type="dxa"/>
+            </w:tcMar>
           </w:tcPr>
           <w:p>
+            <w:pPr>
+              <w:spacing w:before="0" w:after="0"/>
+              <w:jc w:val="left"/>
+            </w:pPr>
             <w:r>
               <w:rPr>
                 <w:rFonts w:ascii="Times New Roman" w:hAnsi="Times New Roman"/>
@@ -4573,8 +6108,18 @@
           <w:tcPr>
             <w:tcW w:type="dxa" w:w="2340"/>
             <w:shd w:fill="1F497D"/>
+            <w:tcMar>
+              <w:top w:w="100" w:type="dxa"/>
+              <w:bottom w:w="100" w:type="dxa"/>
+              <w:left w:w="120" w:type="dxa"/>
+              <w:right w:w="120" w:type="dxa"/>
+            </w:tcMar>
           </w:tcPr>
           <w:p>
+            <w:pPr>
+              <w:spacing w:before="0" w:after="0"/>
+              <w:jc w:val="left"/>
+            </w:pPr>
             <w:r>
               <w:rPr>
                 <w:rFonts w:ascii="Times New Roman" w:hAnsi="Times New Roman"/>
@@ -4592,10 +6137,17 @@
         <w:tc>
           <w:tcPr>
             <w:tcW w:type="dxa" w:w="2340"/>
+            <w:tcMar>
+              <w:top w:w="70" w:type="dxa"/>
+              <w:bottom w:w="70" w:type="dxa"/>
+              <w:left w:w="120" w:type="dxa"/>
+              <w:right w:w="120" w:type="dxa"/>
+            </w:tcMar>
           </w:tcPr>
           <w:p>
             <w:pPr>
-              <w:spacing w:before="40" w:after="40"/>
+              <w:spacing w:before="30" w:after="30" w:line="269" w:lineRule="auto"/>
+              <w:jc w:val="left"/>
             </w:pPr>
             <w:r>
               <w:rPr>
@@ -4612,10 +6164,17 @@
         <w:tc>
           <w:tcPr>
             <w:tcW w:type="dxa" w:w="2340"/>
+            <w:tcMar>
+              <w:top w:w="70" w:type="dxa"/>
+              <w:bottom w:w="70" w:type="dxa"/>
+              <w:left w:w="120" w:type="dxa"/>
+              <w:right w:w="120" w:type="dxa"/>
+            </w:tcMar>
           </w:tcPr>
           <w:p>
             <w:pPr>
-              <w:spacing w:before="40" w:after="40"/>
+              <w:spacing w:before="30" w:after="30" w:line="269" w:lineRule="auto"/>
+              <w:jc w:val="left"/>
             </w:pPr>
             <w:r>
               <w:rPr>
@@ -4632,10 +6191,17 @@
         <w:tc>
           <w:tcPr>
             <w:tcW w:type="dxa" w:w="2340"/>
+            <w:tcMar>
+              <w:top w:w="70" w:type="dxa"/>
+              <w:bottom w:w="70" w:type="dxa"/>
+              <w:left w:w="120" w:type="dxa"/>
+              <w:right w:w="120" w:type="dxa"/>
+            </w:tcMar>
           </w:tcPr>
           <w:p>
             <w:pPr>
-              <w:spacing w:before="40" w:after="40"/>
+              <w:spacing w:before="30" w:after="30" w:line="269" w:lineRule="auto"/>
+              <w:jc w:val="left"/>
             </w:pPr>
             <w:r>
               <w:rPr>
@@ -4652,10 +6218,17 @@
         <w:tc>
           <w:tcPr>
             <w:tcW w:type="dxa" w:w="2340"/>
+            <w:tcMar>
+              <w:top w:w="70" w:type="dxa"/>
+              <w:bottom w:w="70" w:type="dxa"/>
+              <w:left w:w="120" w:type="dxa"/>
+              <w:right w:w="120" w:type="dxa"/>
+            </w:tcMar>
           </w:tcPr>
           <w:p>
             <w:pPr>
-              <w:spacing w:before="40" w:after="40"/>
+              <w:spacing w:before="30" w:after="30" w:line="269" w:lineRule="auto"/>
+              <w:jc w:val="left"/>
             </w:pPr>
             <w:r>
               <w:rPr>
@@ -4674,10 +6247,17 @@
         <w:tc>
           <w:tcPr>
             <w:tcW w:type="dxa" w:w="2340"/>
+            <w:tcMar>
+              <w:top w:w="70" w:type="dxa"/>
+              <w:bottom w:w="70" w:type="dxa"/>
+              <w:left w:w="120" w:type="dxa"/>
+              <w:right w:w="120" w:type="dxa"/>
+            </w:tcMar>
           </w:tcPr>
           <w:p>
             <w:pPr>
-              <w:spacing w:before="40" w:after="40"/>
+              <w:spacing w:before="30" w:after="30" w:line="269" w:lineRule="auto"/>
+              <w:jc w:val="left"/>
             </w:pPr>
             <w:r>
               <w:rPr>
@@ -4694,10 +6274,17 @@
         <w:tc>
           <w:tcPr>
             <w:tcW w:type="dxa" w:w="2340"/>
+            <w:tcMar>
+              <w:top w:w="70" w:type="dxa"/>
+              <w:bottom w:w="70" w:type="dxa"/>
+              <w:left w:w="120" w:type="dxa"/>
+              <w:right w:w="120" w:type="dxa"/>
+            </w:tcMar>
           </w:tcPr>
           <w:p>
             <w:pPr>
-              <w:spacing w:before="40" w:after="40"/>
+              <w:spacing w:before="30" w:after="30" w:line="269" w:lineRule="auto"/>
+              <w:jc w:val="left"/>
             </w:pPr>
             <w:r>
               <w:rPr>
@@ -4714,10 +6301,17 @@
         <w:tc>
           <w:tcPr>
             <w:tcW w:type="dxa" w:w="2340"/>
+            <w:tcMar>
+              <w:top w:w="70" w:type="dxa"/>
+              <w:bottom w:w="70" w:type="dxa"/>
+              <w:left w:w="120" w:type="dxa"/>
+              <w:right w:w="120" w:type="dxa"/>
+            </w:tcMar>
           </w:tcPr>
           <w:p>
             <w:pPr>
-              <w:spacing w:before="40" w:after="40"/>
+              <w:spacing w:before="30" w:after="30" w:line="269" w:lineRule="auto"/>
+              <w:jc w:val="left"/>
             </w:pPr>
             <w:r>
               <w:rPr>
@@ -4734,10 +6328,17 @@
         <w:tc>
           <w:tcPr>
             <w:tcW w:type="dxa" w:w="2340"/>
+            <w:tcMar>
+              <w:top w:w="70" w:type="dxa"/>
+              <w:bottom w:w="70" w:type="dxa"/>
+              <w:left w:w="120" w:type="dxa"/>
+              <w:right w:w="120" w:type="dxa"/>
+            </w:tcMar>
           </w:tcPr>
           <w:p>
             <w:pPr>
-              <w:spacing w:before="40" w:after="40"/>
+              <w:spacing w:before="30" w:after="30" w:line="269" w:lineRule="auto"/>
+              <w:jc w:val="left"/>
             </w:pPr>
             <w:r>
               <w:rPr>
@@ -4756,10 +6357,17 @@
         <w:tc>
           <w:tcPr>
             <w:tcW w:type="dxa" w:w="2340"/>
+            <w:tcMar>
+              <w:top w:w="70" w:type="dxa"/>
+              <w:bottom w:w="70" w:type="dxa"/>
+              <w:left w:w="120" w:type="dxa"/>
+              <w:right w:w="120" w:type="dxa"/>
+            </w:tcMar>
           </w:tcPr>
           <w:p>
             <w:pPr>
-              <w:spacing w:before="40" w:after="40"/>
+              <w:spacing w:before="30" w:after="30" w:line="269" w:lineRule="auto"/>
+              <w:jc w:val="left"/>
             </w:pPr>
             <w:r>
               <w:rPr>
@@ -4776,10 +6384,17 @@
         <w:tc>
           <w:tcPr>
             <w:tcW w:type="dxa" w:w="2340"/>
+            <w:tcMar>
+              <w:top w:w="70" w:type="dxa"/>
+              <w:bottom w:w="70" w:type="dxa"/>
+              <w:left w:w="120" w:type="dxa"/>
+              <w:right w:w="120" w:type="dxa"/>
+            </w:tcMar>
           </w:tcPr>
           <w:p>
             <w:pPr>
-              <w:spacing w:before="40" w:after="40"/>
+              <w:spacing w:before="30" w:after="30" w:line="269" w:lineRule="auto"/>
+              <w:jc w:val="left"/>
             </w:pPr>
             <w:r>
               <w:rPr>
@@ -4796,10 +6411,17 @@
         <w:tc>
           <w:tcPr>
             <w:tcW w:type="dxa" w:w="2340"/>
+            <w:tcMar>
+              <w:top w:w="70" w:type="dxa"/>
+              <w:bottom w:w="70" w:type="dxa"/>
+              <w:left w:w="120" w:type="dxa"/>
+              <w:right w:w="120" w:type="dxa"/>
+            </w:tcMar>
           </w:tcPr>
           <w:p>
             <w:pPr>
-              <w:spacing w:before="40" w:after="40"/>
+              <w:spacing w:before="30" w:after="30" w:line="269" w:lineRule="auto"/>
+              <w:jc w:val="left"/>
             </w:pPr>
             <w:r>
               <w:rPr>
@@ -4816,10 +6438,17 @@
         <w:tc>
           <w:tcPr>
             <w:tcW w:type="dxa" w:w="2340"/>
+            <w:tcMar>
+              <w:top w:w="70" w:type="dxa"/>
+              <w:bottom w:w="70" w:type="dxa"/>
+              <w:left w:w="120" w:type="dxa"/>
+              <w:right w:w="120" w:type="dxa"/>
+            </w:tcMar>
           </w:tcPr>
           <w:p>
             <w:pPr>
-              <w:spacing w:before="40" w:after="40"/>
+              <w:spacing w:before="30" w:after="30" w:line="269" w:lineRule="auto"/>
+              <w:jc w:val="left"/>
             </w:pPr>
             <w:r>
               <w:rPr>
@@ -4838,10 +6467,17 @@
         <w:tc>
           <w:tcPr>
             <w:tcW w:type="dxa" w:w="2340"/>
+            <w:tcMar>
+              <w:top w:w="70" w:type="dxa"/>
+              <w:bottom w:w="70" w:type="dxa"/>
+              <w:left w:w="120" w:type="dxa"/>
+              <w:right w:w="120" w:type="dxa"/>
+            </w:tcMar>
           </w:tcPr>
           <w:p>
             <w:pPr>
-              <w:spacing w:before="40" w:after="40"/>
+              <w:spacing w:before="30" w:after="30" w:line="269" w:lineRule="auto"/>
+              <w:jc w:val="left"/>
             </w:pPr>
             <w:r>
               <w:rPr>
@@ -4858,10 +6494,17 @@
         <w:tc>
           <w:tcPr>
             <w:tcW w:type="dxa" w:w="2340"/>
+            <w:tcMar>
+              <w:top w:w="70" w:type="dxa"/>
+              <w:bottom w:w="70" w:type="dxa"/>
+              <w:left w:w="120" w:type="dxa"/>
+              <w:right w:w="120" w:type="dxa"/>
+            </w:tcMar>
           </w:tcPr>
           <w:p>
             <w:pPr>
-              <w:spacing w:before="40" w:after="40"/>
+              <w:spacing w:before="30" w:after="30" w:line="269" w:lineRule="auto"/>
+              <w:jc w:val="left"/>
             </w:pPr>
             <w:r>
               <w:rPr>
@@ -4878,10 +6521,17 @@
         <w:tc>
           <w:tcPr>
             <w:tcW w:type="dxa" w:w="2340"/>
+            <w:tcMar>
+              <w:top w:w="70" w:type="dxa"/>
+              <w:bottom w:w="70" w:type="dxa"/>
+              <w:left w:w="120" w:type="dxa"/>
+              <w:right w:w="120" w:type="dxa"/>
+            </w:tcMar>
           </w:tcPr>
           <w:p>
             <w:pPr>
-              <w:spacing w:before="40" w:after="40"/>
+              <w:spacing w:before="30" w:after="30" w:line="269" w:lineRule="auto"/>
+              <w:jc w:val="left"/>
             </w:pPr>
             <w:r>
               <w:rPr>
@@ -4898,10 +6548,17 @@
         <w:tc>
           <w:tcPr>
             <w:tcW w:type="dxa" w:w="2340"/>
+            <w:tcMar>
+              <w:top w:w="70" w:type="dxa"/>
+              <w:bottom w:w="70" w:type="dxa"/>
+              <w:left w:w="120" w:type="dxa"/>
+              <w:right w:w="120" w:type="dxa"/>
+            </w:tcMar>
           </w:tcPr>
           <w:p>
             <w:pPr>
-              <w:spacing w:before="40" w:after="40"/>
+              <w:spacing w:before="30" w:after="30" w:line="269" w:lineRule="auto"/>
+              <w:jc w:val="left"/>
             </w:pPr>
             <w:r>
               <w:rPr>
@@ -4920,10 +6577,17 @@
         <w:tc>
           <w:tcPr>
             <w:tcW w:type="dxa" w:w="2340"/>
+            <w:tcMar>
+              <w:top w:w="70" w:type="dxa"/>
+              <w:bottom w:w="70" w:type="dxa"/>
+              <w:left w:w="120" w:type="dxa"/>
+              <w:right w:w="120" w:type="dxa"/>
+            </w:tcMar>
           </w:tcPr>
           <w:p>
             <w:pPr>
-              <w:spacing w:before="40" w:after="40"/>
+              <w:spacing w:before="30" w:after="30" w:line="269" w:lineRule="auto"/>
+              <w:jc w:val="left"/>
             </w:pPr>
             <w:r>
               <w:rPr>
@@ -4940,10 +6604,17 @@
         <w:tc>
           <w:tcPr>
             <w:tcW w:type="dxa" w:w="2340"/>
+            <w:tcMar>
+              <w:top w:w="70" w:type="dxa"/>
+              <w:bottom w:w="70" w:type="dxa"/>
+              <w:left w:w="120" w:type="dxa"/>
+              <w:right w:w="120" w:type="dxa"/>
+            </w:tcMar>
           </w:tcPr>
           <w:p>
             <w:pPr>
-              <w:spacing w:before="40" w:after="40"/>
+              <w:spacing w:before="30" w:after="30" w:line="269" w:lineRule="auto"/>
+              <w:jc w:val="left"/>
             </w:pPr>
             <w:r>
               <w:rPr>
@@ -4960,10 +6631,17 @@
         <w:tc>
           <w:tcPr>
             <w:tcW w:type="dxa" w:w="2340"/>
+            <w:tcMar>
+              <w:top w:w="70" w:type="dxa"/>
+              <w:bottom w:w="70" w:type="dxa"/>
+              <w:left w:w="120" w:type="dxa"/>
+              <w:right w:w="120" w:type="dxa"/>
+            </w:tcMar>
           </w:tcPr>
           <w:p>
             <w:pPr>
-              <w:spacing w:before="40" w:after="40"/>
+              <w:spacing w:before="30" w:after="30" w:line="269" w:lineRule="auto"/>
+              <w:jc w:val="left"/>
             </w:pPr>
             <w:r>
               <w:rPr>
@@ -4980,10 +6658,17 @@
         <w:tc>
           <w:tcPr>
             <w:tcW w:type="dxa" w:w="2340"/>
+            <w:tcMar>
+              <w:top w:w="70" w:type="dxa"/>
+              <w:bottom w:w="70" w:type="dxa"/>
+              <w:left w:w="120" w:type="dxa"/>
+              <w:right w:w="120" w:type="dxa"/>
+            </w:tcMar>
           </w:tcPr>
           <w:p>
             <w:pPr>
-              <w:spacing w:before="40" w:after="40"/>
+              <w:spacing w:before="30" w:after="30" w:line="269" w:lineRule="auto"/>
+              <w:jc w:val="left"/>
             </w:pPr>
             <w:r>
               <w:rPr>
@@ -5001,7 +6686,7 @@
     </w:tbl>
     <w:p>
       <w:pPr>
-        <w:spacing w:before="80" w:after="200" w:line="276" w:lineRule="auto"/>
+        <w:spacing w:before="80" w:after="160" w:line="276" w:lineRule="auto"/>
         <w:jc w:val="center"/>
       </w:pPr>
       <w:r>
@@ -5017,8 +6702,8 @@
     </w:p>
     <w:p>
       <w:pPr>
-        <w:spacing w:before="0" w:after="120" w:line="276" w:lineRule="auto"/>
-        <w:jc w:val="left"/>
+        <w:spacing w:before="0" w:after="100" w:line="276" w:lineRule="auto"/>
+        <w:jc w:val="both"/>
       </w:pPr>
       <w:r>
         <w:rPr>
@@ -5056,8 +6741,18 @@
           <w:tcPr>
             <w:tcW w:type="dxa" w:w="2340"/>
             <w:shd w:fill="1F497D"/>
+            <w:tcMar>
+              <w:top w:w="100" w:type="dxa"/>
+              <w:bottom w:w="100" w:type="dxa"/>
+              <w:left w:w="120" w:type="dxa"/>
+              <w:right w:w="120" w:type="dxa"/>
+            </w:tcMar>
           </w:tcPr>
           <w:p>
+            <w:pPr>
+              <w:spacing w:before="0" w:after="0"/>
+              <w:jc w:val="left"/>
+            </w:pPr>
             <w:r>
               <w:rPr>
                 <w:rFonts w:ascii="Times New Roman" w:hAnsi="Times New Roman"/>
@@ -5074,8 +6769,18 @@
           <w:tcPr>
             <w:tcW w:type="dxa" w:w="2340"/>
             <w:shd w:fill="1F497D"/>
+            <w:tcMar>
+              <w:top w:w="100" w:type="dxa"/>
+              <w:bottom w:w="100" w:type="dxa"/>
+              <w:left w:w="120" w:type="dxa"/>
+              <w:right w:w="120" w:type="dxa"/>
+            </w:tcMar>
           </w:tcPr>
           <w:p>
+            <w:pPr>
+              <w:spacing w:before="0" w:after="0"/>
+              <w:jc w:val="left"/>
+            </w:pPr>
             <w:r>
               <w:rPr>
                 <w:rFonts w:ascii="Times New Roman" w:hAnsi="Times New Roman"/>
@@ -5092,8 +6797,18 @@
           <w:tcPr>
             <w:tcW w:type="dxa" w:w="2340"/>
             <w:shd w:fill="1F497D"/>
+            <w:tcMar>
+              <w:top w:w="100" w:type="dxa"/>
+              <w:bottom w:w="100" w:type="dxa"/>
+              <w:left w:w="120" w:type="dxa"/>
+              <w:right w:w="120" w:type="dxa"/>
+            </w:tcMar>
           </w:tcPr>
           <w:p>
+            <w:pPr>
+              <w:spacing w:before="0" w:after="0"/>
+              <w:jc w:val="left"/>
+            </w:pPr>
             <w:r>
               <w:rPr>
                 <w:rFonts w:ascii="Times New Roman" w:hAnsi="Times New Roman"/>
@@ -5110,8 +6825,18 @@
           <w:tcPr>
             <w:tcW w:type="dxa" w:w="2340"/>
             <w:shd w:fill="1F497D"/>
+            <w:tcMar>
+              <w:top w:w="100" w:type="dxa"/>
+              <w:bottom w:w="100" w:type="dxa"/>
+              <w:left w:w="120" w:type="dxa"/>
+              <w:right w:w="120" w:type="dxa"/>
+            </w:tcMar>
           </w:tcPr>
           <w:p>
+            <w:pPr>
+              <w:spacing w:before="0" w:after="0"/>
+              <w:jc w:val="left"/>
+            </w:pPr>
             <w:r>
               <w:rPr>
                 <w:rFonts w:ascii="Times New Roman" w:hAnsi="Times New Roman"/>
@@ -5129,10 +6854,17 @@
         <w:tc>
           <w:tcPr>
             <w:tcW w:type="dxa" w:w="2340"/>
+            <w:tcMar>
+              <w:top w:w="70" w:type="dxa"/>
+              <w:bottom w:w="70" w:type="dxa"/>
+              <w:left w:w="120" w:type="dxa"/>
+              <w:right w:w="120" w:type="dxa"/>
+            </w:tcMar>
           </w:tcPr>
           <w:p>
             <w:pPr>
-              <w:spacing w:before="40" w:after="40"/>
+              <w:spacing w:before="30" w:after="30" w:line="269" w:lineRule="auto"/>
+              <w:jc w:val="left"/>
             </w:pPr>
             <w:r>
               <w:rPr>
@@ -5149,10 +6881,17 @@
         <w:tc>
           <w:tcPr>
             <w:tcW w:type="dxa" w:w="2340"/>
+            <w:tcMar>
+              <w:top w:w="70" w:type="dxa"/>
+              <w:bottom w:w="70" w:type="dxa"/>
+              <w:left w:w="120" w:type="dxa"/>
+              <w:right w:w="120" w:type="dxa"/>
+            </w:tcMar>
           </w:tcPr>
           <w:p>
             <w:pPr>
-              <w:spacing w:before="40" w:after="40"/>
+              <w:spacing w:before="30" w:after="30" w:line="269" w:lineRule="auto"/>
+              <w:jc w:val="left"/>
             </w:pPr>
             <w:r>
               <w:rPr>
@@ -5169,10 +6908,17 @@
         <w:tc>
           <w:tcPr>
             <w:tcW w:type="dxa" w:w="2340"/>
+            <w:tcMar>
+              <w:top w:w="70" w:type="dxa"/>
+              <w:bottom w:w="70" w:type="dxa"/>
+              <w:left w:w="120" w:type="dxa"/>
+              <w:right w:w="120" w:type="dxa"/>
+            </w:tcMar>
           </w:tcPr>
           <w:p>
             <w:pPr>
-              <w:spacing w:before="40" w:after="40"/>
+              <w:spacing w:before="30" w:after="30" w:line="269" w:lineRule="auto"/>
+              <w:jc w:val="left"/>
             </w:pPr>
             <w:r>
               <w:rPr>
@@ -5189,10 +6935,17 @@
         <w:tc>
           <w:tcPr>
             <w:tcW w:type="dxa" w:w="2340"/>
+            <w:tcMar>
+              <w:top w:w="70" w:type="dxa"/>
+              <w:bottom w:w="70" w:type="dxa"/>
+              <w:left w:w="120" w:type="dxa"/>
+              <w:right w:w="120" w:type="dxa"/>
+            </w:tcMar>
           </w:tcPr>
           <w:p>
             <w:pPr>
-              <w:spacing w:before="40" w:after="40"/>
+              <w:spacing w:before="30" w:after="30" w:line="269" w:lineRule="auto"/>
+              <w:jc w:val="left"/>
             </w:pPr>
             <w:r>
               <w:rPr>
@@ -5211,10 +6964,17 @@
         <w:tc>
           <w:tcPr>
             <w:tcW w:type="dxa" w:w="2340"/>
+            <w:tcMar>
+              <w:top w:w="70" w:type="dxa"/>
+              <w:bottom w:w="70" w:type="dxa"/>
+              <w:left w:w="120" w:type="dxa"/>
+              <w:right w:w="120" w:type="dxa"/>
+            </w:tcMar>
           </w:tcPr>
           <w:p>
             <w:pPr>
-              <w:spacing w:before="40" w:after="40"/>
+              <w:spacing w:before="30" w:after="30" w:line="269" w:lineRule="auto"/>
+              <w:jc w:val="left"/>
             </w:pPr>
             <w:r>
               <w:rPr>
@@ -5231,10 +6991,17 @@
         <w:tc>
           <w:tcPr>
             <w:tcW w:type="dxa" w:w="2340"/>
+            <w:tcMar>
+              <w:top w:w="70" w:type="dxa"/>
+              <w:bottom w:w="70" w:type="dxa"/>
+              <w:left w:w="120" w:type="dxa"/>
+              <w:right w:w="120" w:type="dxa"/>
+            </w:tcMar>
           </w:tcPr>
           <w:p>
             <w:pPr>
-              <w:spacing w:before="40" w:after="40"/>
+              <w:spacing w:before="30" w:after="30" w:line="269" w:lineRule="auto"/>
+              <w:jc w:val="left"/>
             </w:pPr>
             <w:r>
               <w:rPr>
@@ -5251,10 +7018,17 @@
         <w:tc>
           <w:tcPr>
             <w:tcW w:type="dxa" w:w="2340"/>
+            <w:tcMar>
+              <w:top w:w="70" w:type="dxa"/>
+              <w:bottom w:w="70" w:type="dxa"/>
+              <w:left w:w="120" w:type="dxa"/>
+              <w:right w:w="120" w:type="dxa"/>
+            </w:tcMar>
           </w:tcPr>
           <w:p>
             <w:pPr>
-              <w:spacing w:before="40" w:after="40"/>
+              <w:spacing w:before="30" w:after="30" w:line="269" w:lineRule="auto"/>
+              <w:jc w:val="left"/>
             </w:pPr>
             <w:r>
               <w:rPr>
@@ -5271,10 +7045,17 @@
         <w:tc>
           <w:tcPr>
             <w:tcW w:type="dxa" w:w="2340"/>
+            <w:tcMar>
+              <w:top w:w="70" w:type="dxa"/>
+              <w:bottom w:w="70" w:type="dxa"/>
+              <w:left w:w="120" w:type="dxa"/>
+              <w:right w:w="120" w:type="dxa"/>
+            </w:tcMar>
           </w:tcPr>
           <w:p>
             <w:pPr>
-              <w:spacing w:before="40" w:after="40"/>
+              <w:spacing w:before="30" w:after="30" w:line="269" w:lineRule="auto"/>
+              <w:jc w:val="left"/>
             </w:pPr>
             <w:r>
               <w:rPr>
@@ -5293,10 +7074,17 @@
         <w:tc>
           <w:tcPr>
             <w:tcW w:type="dxa" w:w="2340"/>
+            <w:tcMar>
+              <w:top w:w="70" w:type="dxa"/>
+              <w:bottom w:w="70" w:type="dxa"/>
+              <w:left w:w="120" w:type="dxa"/>
+              <w:right w:w="120" w:type="dxa"/>
+            </w:tcMar>
           </w:tcPr>
           <w:p>
             <w:pPr>
-              <w:spacing w:before="40" w:after="40"/>
+              <w:spacing w:before="30" w:after="30" w:line="269" w:lineRule="auto"/>
+              <w:jc w:val="left"/>
             </w:pPr>
             <w:r>
               <w:rPr>
@@ -5313,10 +7101,17 @@
         <w:tc>
           <w:tcPr>
             <w:tcW w:type="dxa" w:w="2340"/>
+            <w:tcMar>
+              <w:top w:w="70" w:type="dxa"/>
+              <w:bottom w:w="70" w:type="dxa"/>
+              <w:left w:w="120" w:type="dxa"/>
+              <w:right w:w="120" w:type="dxa"/>
+            </w:tcMar>
           </w:tcPr>
           <w:p>
             <w:pPr>
-              <w:spacing w:before="40" w:after="40"/>
+              <w:spacing w:before="30" w:after="30" w:line="269" w:lineRule="auto"/>
+              <w:jc w:val="left"/>
             </w:pPr>
             <w:r>
               <w:rPr>
@@ -5333,10 +7128,17 @@
         <w:tc>
           <w:tcPr>
             <w:tcW w:type="dxa" w:w="2340"/>
+            <w:tcMar>
+              <w:top w:w="70" w:type="dxa"/>
+              <w:bottom w:w="70" w:type="dxa"/>
+              <w:left w:w="120" w:type="dxa"/>
+              <w:right w:w="120" w:type="dxa"/>
+            </w:tcMar>
           </w:tcPr>
           <w:p>
             <w:pPr>
-              <w:spacing w:before="40" w:after="40"/>
+              <w:spacing w:before="30" w:after="30" w:line="269" w:lineRule="auto"/>
+              <w:jc w:val="left"/>
             </w:pPr>
             <w:r>
               <w:rPr>
@@ -5353,10 +7155,17 @@
         <w:tc>
           <w:tcPr>
             <w:tcW w:type="dxa" w:w="2340"/>
+            <w:tcMar>
+              <w:top w:w="70" w:type="dxa"/>
+              <w:bottom w:w="70" w:type="dxa"/>
+              <w:left w:w="120" w:type="dxa"/>
+              <w:right w:w="120" w:type="dxa"/>
+            </w:tcMar>
           </w:tcPr>
           <w:p>
             <w:pPr>
-              <w:spacing w:before="40" w:after="40"/>
+              <w:spacing w:before="30" w:after="30" w:line="269" w:lineRule="auto"/>
+              <w:jc w:val="left"/>
             </w:pPr>
             <w:r>
               <w:rPr>
@@ -5395,7 +7204,7 @@
     </w:p>
     <w:p>
       <w:pPr>
-        <w:spacing w:before="120" w:after="80" w:line="276" w:lineRule="auto"/>
+        <w:spacing w:before="80" w:after="80" w:line="276" w:lineRule="auto"/>
         <w:jc w:val="left"/>
       </w:pPr>
       <w:r>
@@ -5406,57 +7215,317 @@
           <w:color w:val="000000"/>
           <w:sz w:val="24"/>
         </w:rPr>
-        <w:t>5.3 Deep CNN Architecture &amp; Speech Synthesis Implementation</w:t>
+        <w:t>5.3 Deep CNN Architecture &amp; Mathematical Formulation</w:t>
       </w:r>
     </w:p>
     <w:p>
       <w:pPr>
-        <w:spacing w:before="0" w:after="0" w:line="276" w:lineRule="auto"/>
-        <w:jc w:val="left"/>
-      </w:pPr>
+        <w:spacing w:before="40" w:after="80" w:line="276" w:lineRule="auto"/>
+        <w:ind w:left="432" w:hanging="432"/>
+        <w:jc w:val="both"/>
+      </w:pPr>
+      <w:r>
+        <w:rPr>
+          <w:rFonts w:ascii="Times New Roman" w:hAnsi="Times New Roman"/>
+          <w:b/>
+          <w:i w:val="0"/>
+          <w:color w:val="000000"/>
+          <w:sz w:val="22"/>
+        </w:rPr>
+        <w:t xml:space="preserve">1.  </w:t>
+      </w:r>
+      <w:r>
+        <w:rPr>
+          <w:rFonts w:ascii="Times New Roman" w:hAnsi="Times New Roman"/>
+          <w:b/>
+          <w:i w:val="0"/>
+          <w:color w:val="000000"/>
+          <w:sz w:val="22"/>
+        </w:rPr>
+        <w:t xml:space="preserve">Center-Square Aspect-Ratio Crop Formulation: </w:t>
+      </w:r>
       <w:r>
         <w:rPr>
           <w:rFonts w:ascii="Times New Roman" w:hAnsi="Times New Roman"/>
           <w:b w:val="0"/>
           <w:i w:val="0"/>
           <w:color w:val="000000"/>
-          <w:sz w:val="21"/>
+          <w:sz w:val="22"/>
         </w:rPr>
-        <w:t>1. Center-Square Aspect-Ratio Crop Formulation:</w:t>
-        <w:br/>
-        <w:t>Given input frame I of width W and height H, let D = min(W, H). Spatial offsets are computed as:</w:t>
-        <w:br/>
-        <w:t xml:space="preserve">    x_start = floor((W - D) / 2),    y_start = floor((H - D) / 2)</w:t>
-        <w:br/>
-        <w:t xml:space="preserve">    I_crop = I[y_start : y_start + D,  x_start : x_start + D]</w:t>
-        <w:br/>
-        <w:br/>
-        <w:t>2. Bilinear Interpolation Resampling:</w:t>
-        <w:br/>
-        <w:t>Continuous target grid coordinates are mapped to four discrete neighbor pixels (x1, y1), (x1, y2), (x2, y1), (x2, y2). The resampled color intensity f(x, y) is calculated as:</w:t>
-        <w:br/>
-        <w:t xml:space="preserve">    f(x, y) = (1 - alpha)(1 - beta) I(y1, x1) + alpha(1 - beta) I(y1, x2) + (1 - alpha)beta I(y2, x1) + alpha beta I(y2, x2)</w:t>
-        <w:br/>
-        <w:t>Normalized input tensor: X = f(x, y) / 255.0, where X in [0.0, 1.0]^(1 x 64 x 64 x 3).</w:t>
-        <w:br/>
-        <w:br/>
-        <w:t>3. Convolutional Forward Propagation &amp; Softmax Formulation:</w:t>
-        <w:br/>
-        <w:t xml:space="preserve">    Z^(l) = ReLU( W^(l) * A^(l-1) + b^(l) )</w:t>
-        <w:br/>
-        <w:t>The output logits z in R^29 are normalized to categorical probabilities via Softmax:</w:t>
-        <w:br/>
-        <w:t xml:space="preserve">    p_i = exp(z_i) / sum(exp(z_j)),   for all i in {1, 2, ..., 29}</w:t>
-        <w:br/>
-        <w:br/>
-        <w:t>4. Temporal Debounce and Speech Synthesis:</w:t>
-        <w:br/>
-        <w:t>To eliminate accidental double-typing from hand transitions, the client enforces a 2-frame stability check: character C is committed if Predicted(t) == Predicted(t-1) with Confidence &gt;= 0.50. Upon user trigger, window.speechSynthesis.speak() instantiates an asynchronous SpeechSynthesisUtterance object to vocalize the finalized English sentence aloud.</w:t>
       </w:r>
     </w:p>
     <w:p>
-      <w:r>
-        <w:br w:type="page"/>
+      <w:pPr>
+        <w:spacing w:before="0" w:after="100" w:line="276" w:lineRule="auto"/>
+        <w:jc w:val="both"/>
+      </w:pPr>
+      <w:r>
+        <w:rPr>
+          <w:rFonts w:ascii="Times New Roman" w:hAnsi="Times New Roman"/>
+          <w:b w:val="0"/>
+          <w:i w:val="0"/>
+          <w:color w:val="000000"/>
+          <w:sz w:val="22"/>
+        </w:rPr>
+        <w:t>Given input frame I of width W and height H, let D = min(W, H). Spatial offsets are computed as:</w:t>
+      </w:r>
+    </w:p>
+    <w:p>
+      <w:pPr>
+        <w:spacing w:before="40" w:after="40" w:line="276" w:lineRule="auto"/>
+        <w:ind w:left="576"/>
+        <w:jc w:val="left"/>
+      </w:pPr>
+      <w:r>
+        <w:rPr>
+          <w:rFonts w:ascii="Consolas" w:hAnsi="Consolas"/>
+          <w:b w:val="0"/>
+          <w:i w:val="0"/>
+          <w:color w:val="141414"/>
+          <w:sz w:val="19"/>
+        </w:rPr>
+        <w:t>x_start = floor((W - D) / 2),    y_start = floor((H - D) / 2)</w:t>
+      </w:r>
+    </w:p>
+    <w:p>
+      <w:pPr>
+        <w:spacing w:before="40" w:after="40" w:line="276" w:lineRule="auto"/>
+        <w:ind w:left="576"/>
+        <w:jc w:val="left"/>
+      </w:pPr>
+      <w:r>
+        <w:rPr>
+          <w:rFonts w:ascii="Consolas" w:hAnsi="Consolas"/>
+          <w:b w:val="0"/>
+          <w:i w:val="0"/>
+          <w:color w:val="141414"/>
+          <w:sz w:val="19"/>
+        </w:rPr>
+        <w:t>I_crop = I[y_start : y_start + D,  x_start : x_start + D]</w:t>
+      </w:r>
+    </w:p>
+    <w:p>
+      <w:pPr>
+        <w:spacing w:before="40" w:after="80" w:line="276" w:lineRule="auto"/>
+        <w:ind w:left="432" w:hanging="432"/>
+        <w:jc w:val="both"/>
+      </w:pPr>
+      <w:r>
+        <w:rPr>
+          <w:rFonts w:ascii="Times New Roman" w:hAnsi="Times New Roman"/>
+          <w:b/>
+          <w:i w:val="0"/>
+          <w:color w:val="000000"/>
+          <w:sz w:val="22"/>
+        </w:rPr>
+        <w:t xml:space="preserve">2.  </w:t>
+      </w:r>
+      <w:r>
+        <w:rPr>
+          <w:rFonts w:ascii="Times New Roman" w:hAnsi="Times New Roman"/>
+          <w:b/>
+          <w:i w:val="0"/>
+          <w:color w:val="000000"/>
+          <w:sz w:val="22"/>
+        </w:rPr>
+        <w:t xml:space="preserve">Bilinear Interpolation Resampling Formulation: </w:t>
+      </w:r>
+      <w:r>
+        <w:rPr>
+          <w:rFonts w:ascii="Times New Roman" w:hAnsi="Times New Roman"/>
+          <w:b w:val="0"/>
+          <w:i w:val="0"/>
+          <w:color w:val="000000"/>
+          <w:sz w:val="22"/>
+        </w:rPr>
+      </w:r>
+    </w:p>
+    <w:p>
+      <w:pPr>
+        <w:spacing w:before="0" w:after="100" w:line="276" w:lineRule="auto"/>
+        <w:jc w:val="both"/>
+      </w:pPr>
+      <w:r>
+        <w:rPr>
+          <w:rFonts w:ascii="Times New Roman" w:hAnsi="Times New Roman"/>
+          <w:b w:val="0"/>
+          <w:i w:val="0"/>
+          <w:color w:val="000000"/>
+          <w:sz w:val="22"/>
+        </w:rPr>
+        <w:t>Continuous target grid coordinates are mapped to four discrete neighbor pixels (x1, y1), (x1, y2), (x2, y1), (x2, y2). The resampled color intensity f(x, y) is calculated as:</w:t>
+      </w:r>
+    </w:p>
+    <w:p>
+      <w:pPr>
+        <w:spacing w:before="40" w:after="40" w:line="276" w:lineRule="auto"/>
+        <w:ind w:left="576"/>
+        <w:jc w:val="left"/>
+      </w:pPr>
+      <w:r>
+        <w:rPr>
+          <w:rFonts w:ascii="Consolas" w:hAnsi="Consolas"/>
+          <w:b w:val="0"/>
+          <w:i w:val="0"/>
+          <w:color w:val="141414"/>
+          <w:sz w:val="19"/>
+        </w:rPr>
+        <w:t>f(x, y) = (1 - alpha)(1 - beta) I(y1, x1) + alpha(1 - beta) I(y1, x2) + (1 - alpha)beta I(y2, x1) + alpha beta I(y2, x2)</w:t>
+      </w:r>
+    </w:p>
+    <w:p>
+      <w:pPr>
+        <w:spacing w:before="40" w:after="40" w:line="276" w:lineRule="auto"/>
+        <w:ind w:left="576"/>
+        <w:jc w:val="left"/>
+      </w:pPr>
+      <w:r>
+        <w:rPr>
+          <w:rFonts w:ascii="Consolas" w:hAnsi="Consolas"/>
+          <w:b w:val="0"/>
+          <w:i w:val="0"/>
+          <w:color w:val="141414"/>
+          <w:sz w:val="19"/>
+        </w:rPr>
+        <w:t>X = f(x, y) / 255.0, where X in [0.0, 1.0]^(1 x 64 x 64 x 3)</w:t>
+      </w:r>
+    </w:p>
+    <w:p>
+      <w:pPr>
+        <w:spacing w:before="40" w:after="80" w:line="276" w:lineRule="auto"/>
+        <w:ind w:left="432" w:hanging="432"/>
+        <w:jc w:val="both"/>
+      </w:pPr>
+      <w:r>
+        <w:rPr>
+          <w:rFonts w:ascii="Times New Roman" w:hAnsi="Times New Roman"/>
+          <w:b/>
+          <w:i w:val="0"/>
+          <w:color w:val="000000"/>
+          <w:sz w:val="22"/>
+        </w:rPr>
+        <w:t xml:space="preserve">3.  </w:t>
+      </w:r>
+      <w:r>
+        <w:rPr>
+          <w:rFonts w:ascii="Times New Roman" w:hAnsi="Times New Roman"/>
+          <w:b/>
+          <w:i w:val="0"/>
+          <w:color w:val="000000"/>
+          <w:sz w:val="22"/>
+        </w:rPr>
+        <w:t xml:space="preserve">Convolutional Forward Propagation &amp; Softmax Formulation: </w:t>
+      </w:r>
+      <w:r>
+        <w:rPr>
+          <w:rFonts w:ascii="Times New Roman" w:hAnsi="Times New Roman"/>
+          <w:b w:val="0"/>
+          <w:i w:val="0"/>
+          <w:color w:val="000000"/>
+          <w:sz w:val="22"/>
+        </w:rPr>
+      </w:r>
+    </w:p>
+    <w:p>
+      <w:pPr>
+        <w:spacing w:before="40" w:after="40" w:line="276" w:lineRule="auto"/>
+        <w:ind w:left="576"/>
+        <w:jc w:val="left"/>
+      </w:pPr>
+      <w:r>
+        <w:rPr>
+          <w:rFonts w:ascii="Consolas" w:hAnsi="Consolas"/>
+          <w:b w:val="0"/>
+          <w:i w:val="0"/>
+          <w:color w:val="141414"/>
+          <w:sz w:val="19"/>
+        </w:rPr>
+        <w:t>Z^(l) = ReLU( W^(l) * A^(l-1) + b^(l) )</w:t>
+      </w:r>
+    </w:p>
+    <w:p>
+      <w:pPr>
+        <w:spacing w:before="0" w:after="100" w:line="276" w:lineRule="auto"/>
+        <w:jc w:val="both"/>
+      </w:pPr>
+      <w:r>
+        <w:rPr>
+          <w:rFonts w:ascii="Times New Roman" w:hAnsi="Times New Roman"/>
+          <w:b w:val="0"/>
+          <w:i w:val="0"/>
+          <w:color w:val="000000"/>
+          <w:sz w:val="22"/>
+        </w:rPr>
+        <w:t>The output logits z in R^29 are normalized to categorical probabilities via Softmax:</w:t>
+      </w:r>
+    </w:p>
+    <w:p>
+      <w:pPr>
+        <w:spacing w:before="40" w:after="40" w:line="276" w:lineRule="auto"/>
+        <w:ind w:left="576"/>
+        <w:jc w:val="left"/>
+      </w:pPr>
+      <w:r>
+        <w:rPr>
+          <w:rFonts w:ascii="Consolas" w:hAnsi="Consolas"/>
+          <w:b w:val="0"/>
+          <w:i w:val="0"/>
+          <w:color w:val="141414"/>
+          <w:sz w:val="19"/>
+        </w:rPr>
+        <w:t>p_i = exp(z_i) / sum(exp(z_j)),   for all i in {1, 2, ..., 29}</w:t>
+      </w:r>
+    </w:p>
+    <w:p>
+      <w:pPr>
+        <w:spacing w:before="40" w:after="80" w:line="276" w:lineRule="auto"/>
+        <w:ind w:left="432" w:hanging="432"/>
+        <w:jc w:val="both"/>
+      </w:pPr>
+      <w:r>
+        <w:rPr>
+          <w:rFonts w:ascii="Times New Roman" w:hAnsi="Times New Roman"/>
+          <w:b/>
+          <w:i w:val="0"/>
+          <w:color w:val="000000"/>
+          <w:sz w:val="22"/>
+        </w:rPr>
+        <w:t xml:space="preserve">4.  </w:t>
+      </w:r>
+      <w:r>
+        <w:rPr>
+          <w:rFonts w:ascii="Times New Roman" w:hAnsi="Times New Roman"/>
+          <w:b/>
+          <w:i w:val="0"/>
+          <w:color w:val="000000"/>
+          <w:sz w:val="22"/>
+        </w:rPr>
+        <w:t xml:space="preserve">Temporal Debounce and Speech Synthesis: </w:t>
+      </w:r>
+      <w:r>
+        <w:rPr>
+          <w:rFonts w:ascii="Times New Roman" w:hAnsi="Times New Roman"/>
+          <w:b w:val="0"/>
+          <w:i w:val="0"/>
+          <w:color w:val="000000"/>
+          <w:sz w:val="22"/>
+        </w:rPr>
+      </w:r>
+    </w:p>
+    <w:p>
+      <w:pPr>
+        <w:spacing w:before="0" w:after="100" w:line="276" w:lineRule="auto"/>
+        <w:jc w:val="both"/>
+      </w:pPr>
+      <w:r>
+        <w:rPr>
+          <w:rFonts w:ascii="Times New Roman" w:hAnsi="Times New Roman"/>
+          <w:b w:val="0"/>
+          <w:i w:val="0"/>
+          <w:color w:val="000000"/>
+          <w:sz w:val="22"/>
+        </w:rPr>
+        <w:t>To eliminate accidental double-typing from hand transitions, the client enforces a 2-frame stability check: character C is committed if Predicted(t) == Predicted(t-1) with Confidence &gt;= 0.50. Upon user trigger, window.speechSynthesis.speak() instantiates an asynchronous SpeechSynthesisUtterance object to vocalize the finalized English sentence aloud.</w:t>
       </w:r>
     </w:p>
     <w:p>
@@ -5477,8 +7546,8 @@
     </w:p>
     <w:p>
       <w:pPr>
-        <w:spacing w:before="0" w:after="120" w:line="276" w:lineRule="auto"/>
-        <w:jc w:val="left"/>
+        <w:spacing w:before="0" w:after="100" w:line="276" w:lineRule="auto"/>
+        <w:jc w:val="both"/>
       </w:pPr>
       <w:r>
         <w:rPr>
@@ -5488,7 +7557,7 @@
           <w:color w:val="000000"/>
           <w:sz w:val="22"/>
         </w:rPr>
-        <w:t>Automated testing was conducted across unit, preprocessing, API routing, and model layers using Pytest. Table 5.3 summarizes the execution results for the 8 core automated test suites.</w:t>
+        <w:t>Automated testing was conducted across unit, preprocessing, API routing, and model layers using Pytest. Table 5.3 summarizes execution results for the 8 core automated test suites.</w:t>
       </w:r>
     </w:p>
     <w:tbl>
@@ -5517,8 +7586,18 @@
           <w:tcPr>
             <w:tcW w:type="dxa" w:w="1872"/>
             <w:shd w:fill="1F497D"/>
+            <w:tcMar>
+              <w:top w:w="100" w:type="dxa"/>
+              <w:bottom w:w="100" w:type="dxa"/>
+              <w:left w:w="120" w:type="dxa"/>
+              <w:right w:w="120" w:type="dxa"/>
+            </w:tcMar>
           </w:tcPr>
           <w:p>
+            <w:pPr>
+              <w:spacing w:before="0" w:after="0"/>
+              <w:jc w:val="left"/>
+            </w:pPr>
             <w:r>
               <w:rPr>
                 <w:rFonts w:ascii="Times New Roman" w:hAnsi="Times New Roman"/>
@@ -5535,8 +7614,18 @@
           <w:tcPr>
             <w:tcW w:type="dxa" w:w="1872"/>
             <w:shd w:fill="1F497D"/>
+            <w:tcMar>
+              <w:top w:w="100" w:type="dxa"/>
+              <w:bottom w:w="100" w:type="dxa"/>
+              <w:left w:w="120" w:type="dxa"/>
+              <w:right w:w="120" w:type="dxa"/>
+            </w:tcMar>
           </w:tcPr>
           <w:p>
+            <w:pPr>
+              <w:spacing w:before="0" w:after="0"/>
+              <w:jc w:val="left"/>
+            </w:pPr>
             <w:r>
               <w:rPr>
                 <w:rFonts w:ascii="Times New Roman" w:hAnsi="Times New Roman"/>
@@ -5553,8 +7642,18 @@
           <w:tcPr>
             <w:tcW w:type="dxa" w:w="1872"/>
             <w:shd w:fill="1F497D"/>
+            <w:tcMar>
+              <w:top w:w="100" w:type="dxa"/>
+              <w:bottom w:w="100" w:type="dxa"/>
+              <w:left w:w="120" w:type="dxa"/>
+              <w:right w:w="120" w:type="dxa"/>
+            </w:tcMar>
           </w:tcPr>
           <w:p>
+            <w:pPr>
+              <w:spacing w:before="0" w:after="0"/>
+              <w:jc w:val="left"/>
+            </w:pPr>
             <w:r>
               <w:rPr>
                 <w:rFonts w:ascii="Times New Roman" w:hAnsi="Times New Roman"/>
@@ -5571,8 +7670,18 @@
           <w:tcPr>
             <w:tcW w:type="dxa" w:w="1872"/>
             <w:shd w:fill="1F497D"/>
+            <w:tcMar>
+              <w:top w:w="100" w:type="dxa"/>
+              <w:bottom w:w="100" w:type="dxa"/>
+              <w:left w:w="120" w:type="dxa"/>
+              <w:right w:w="120" w:type="dxa"/>
+            </w:tcMar>
           </w:tcPr>
           <w:p>
+            <w:pPr>
+              <w:spacing w:before="0" w:after="0"/>
+              <w:jc w:val="left"/>
+            </w:pPr>
             <w:r>
               <w:rPr>
                 <w:rFonts w:ascii="Times New Roman" w:hAnsi="Times New Roman"/>
@@ -5589,8 +7698,18 @@
           <w:tcPr>
             <w:tcW w:type="dxa" w:w="1872"/>
             <w:shd w:fill="1F497D"/>
+            <w:tcMar>
+              <w:top w:w="100" w:type="dxa"/>
+              <w:bottom w:w="100" w:type="dxa"/>
+              <w:left w:w="120" w:type="dxa"/>
+              <w:right w:w="120" w:type="dxa"/>
+            </w:tcMar>
           </w:tcPr>
           <w:p>
+            <w:pPr>
+              <w:spacing w:before="0" w:after="0"/>
+              <w:jc w:val="left"/>
+            </w:pPr>
             <w:r>
               <w:rPr>
                 <w:rFonts w:ascii="Times New Roman" w:hAnsi="Times New Roman"/>
@@ -5608,10 +7727,17 @@
         <w:tc>
           <w:tcPr>
             <w:tcW w:type="dxa" w:w="1872"/>
+            <w:tcMar>
+              <w:top w:w="70" w:type="dxa"/>
+              <w:bottom w:w="70" w:type="dxa"/>
+              <w:left w:w="120" w:type="dxa"/>
+              <w:right w:w="120" w:type="dxa"/>
+            </w:tcMar>
           </w:tcPr>
           <w:p>
             <w:pPr>
-              <w:spacing w:before="40" w:after="40"/>
+              <w:spacing w:before="30" w:after="30" w:line="269" w:lineRule="auto"/>
+              <w:jc w:val="left"/>
             </w:pPr>
             <w:r>
               <w:rPr>
@@ -5628,10 +7754,17 @@
         <w:tc>
           <w:tcPr>
             <w:tcW w:type="dxa" w:w="1872"/>
+            <w:tcMar>
+              <w:top w:w="70" w:type="dxa"/>
+              <w:bottom w:w="70" w:type="dxa"/>
+              <w:left w:w="120" w:type="dxa"/>
+              <w:right w:w="120" w:type="dxa"/>
+            </w:tcMar>
           </w:tcPr>
           <w:p>
             <w:pPr>
-              <w:spacing w:before="40" w:after="40"/>
+              <w:spacing w:before="30" w:after="30" w:line="269" w:lineRule="auto"/>
+              <w:jc w:val="left"/>
             </w:pPr>
             <w:r>
               <w:rPr>
@@ -5648,10 +7781,17 @@
         <w:tc>
           <w:tcPr>
             <w:tcW w:type="dxa" w:w="1872"/>
+            <w:tcMar>
+              <w:top w:w="70" w:type="dxa"/>
+              <w:bottom w:w="70" w:type="dxa"/>
+              <w:left w:w="120" w:type="dxa"/>
+              <w:right w:w="120" w:type="dxa"/>
+            </w:tcMar>
           </w:tcPr>
           <w:p>
             <w:pPr>
-              <w:spacing w:before="40" w:after="40"/>
+              <w:spacing w:before="30" w:after="30" w:line="269" w:lineRule="auto"/>
+              <w:jc w:val="left"/>
             </w:pPr>
             <w:r>
               <w:rPr>
@@ -5668,10 +7808,17 @@
         <w:tc>
           <w:tcPr>
             <w:tcW w:type="dxa" w:w="1872"/>
+            <w:tcMar>
+              <w:top w:w="70" w:type="dxa"/>
+              <w:bottom w:w="70" w:type="dxa"/>
+              <w:left w:w="120" w:type="dxa"/>
+              <w:right w:w="120" w:type="dxa"/>
+            </w:tcMar>
           </w:tcPr>
           <w:p>
             <w:pPr>
-              <w:spacing w:before="40" w:after="40"/>
+              <w:spacing w:before="30" w:after="30" w:line="269" w:lineRule="auto"/>
+              <w:jc w:val="left"/>
             </w:pPr>
             <w:r>
               <w:rPr>
@@ -5688,10 +7835,17 @@
         <w:tc>
           <w:tcPr>
             <w:tcW w:type="dxa" w:w="1872"/>
+            <w:tcMar>
+              <w:top w:w="70" w:type="dxa"/>
+              <w:bottom w:w="70" w:type="dxa"/>
+              <w:left w:w="120" w:type="dxa"/>
+              <w:right w:w="120" w:type="dxa"/>
+            </w:tcMar>
           </w:tcPr>
           <w:p>
             <w:pPr>
-              <w:spacing w:before="40" w:after="40"/>
+              <w:spacing w:before="30" w:after="30" w:line="269" w:lineRule="auto"/>
+              <w:jc w:val="left"/>
             </w:pPr>
             <w:r>
               <w:rPr>
@@ -5710,10 +7864,17 @@
         <w:tc>
           <w:tcPr>
             <w:tcW w:type="dxa" w:w="1872"/>
+            <w:tcMar>
+              <w:top w:w="70" w:type="dxa"/>
+              <w:bottom w:w="70" w:type="dxa"/>
+              <w:left w:w="120" w:type="dxa"/>
+              <w:right w:w="120" w:type="dxa"/>
+            </w:tcMar>
           </w:tcPr>
           <w:p>
             <w:pPr>
-              <w:spacing w:before="40" w:after="40"/>
+              <w:spacing w:before="30" w:after="30" w:line="269" w:lineRule="auto"/>
+              <w:jc w:val="left"/>
             </w:pPr>
             <w:r>
               <w:rPr>
@@ -5730,10 +7891,17 @@
         <w:tc>
           <w:tcPr>
             <w:tcW w:type="dxa" w:w="1872"/>
+            <w:tcMar>
+              <w:top w:w="70" w:type="dxa"/>
+              <w:bottom w:w="70" w:type="dxa"/>
+              <w:left w:w="120" w:type="dxa"/>
+              <w:right w:w="120" w:type="dxa"/>
+            </w:tcMar>
           </w:tcPr>
           <w:p>
             <w:pPr>
-              <w:spacing w:before="40" w:after="40"/>
+              <w:spacing w:before="30" w:after="30" w:line="269" w:lineRule="auto"/>
+              <w:jc w:val="left"/>
             </w:pPr>
             <w:r>
               <w:rPr>
@@ -5750,10 +7918,17 @@
         <w:tc>
           <w:tcPr>
             <w:tcW w:type="dxa" w:w="1872"/>
+            <w:tcMar>
+              <w:top w:w="70" w:type="dxa"/>
+              <w:bottom w:w="70" w:type="dxa"/>
+              <w:left w:w="120" w:type="dxa"/>
+              <w:right w:w="120" w:type="dxa"/>
+            </w:tcMar>
           </w:tcPr>
           <w:p>
             <w:pPr>
-              <w:spacing w:before="40" w:after="40"/>
+              <w:spacing w:before="30" w:after="30" w:line="269" w:lineRule="auto"/>
+              <w:jc w:val="left"/>
             </w:pPr>
             <w:r>
               <w:rPr>
@@ -5770,10 +7945,17 @@
         <w:tc>
           <w:tcPr>
             <w:tcW w:type="dxa" w:w="1872"/>
+            <w:tcMar>
+              <w:top w:w="70" w:type="dxa"/>
+              <w:bottom w:w="70" w:type="dxa"/>
+              <w:left w:w="120" w:type="dxa"/>
+              <w:right w:w="120" w:type="dxa"/>
+            </w:tcMar>
           </w:tcPr>
           <w:p>
             <w:pPr>
-              <w:spacing w:before="40" w:after="40"/>
+              <w:spacing w:before="30" w:after="30" w:line="269" w:lineRule="auto"/>
+              <w:jc w:val="left"/>
             </w:pPr>
             <w:r>
               <w:rPr>
@@ -5790,10 +7972,17 @@
         <w:tc>
           <w:tcPr>
             <w:tcW w:type="dxa" w:w="1872"/>
+            <w:tcMar>
+              <w:top w:w="70" w:type="dxa"/>
+              <w:bottom w:w="70" w:type="dxa"/>
+              <w:left w:w="120" w:type="dxa"/>
+              <w:right w:w="120" w:type="dxa"/>
+            </w:tcMar>
           </w:tcPr>
           <w:p>
             <w:pPr>
-              <w:spacing w:before="40" w:after="40"/>
+              <w:spacing w:before="30" w:after="30" w:line="269" w:lineRule="auto"/>
+              <w:jc w:val="left"/>
             </w:pPr>
             <w:r>
               <w:rPr>
@@ -5812,10 +8001,17 @@
         <w:tc>
           <w:tcPr>
             <w:tcW w:type="dxa" w:w="1872"/>
+            <w:tcMar>
+              <w:top w:w="70" w:type="dxa"/>
+              <w:bottom w:w="70" w:type="dxa"/>
+              <w:left w:w="120" w:type="dxa"/>
+              <w:right w:w="120" w:type="dxa"/>
+            </w:tcMar>
           </w:tcPr>
           <w:p>
             <w:pPr>
-              <w:spacing w:before="40" w:after="40"/>
+              <w:spacing w:before="30" w:after="30" w:line="269" w:lineRule="auto"/>
+              <w:jc w:val="left"/>
             </w:pPr>
             <w:r>
               <w:rPr>
@@ -5832,10 +8028,17 @@
         <w:tc>
           <w:tcPr>
             <w:tcW w:type="dxa" w:w="1872"/>
+            <w:tcMar>
+              <w:top w:w="70" w:type="dxa"/>
+              <w:bottom w:w="70" w:type="dxa"/>
+              <w:left w:w="120" w:type="dxa"/>
+              <w:right w:w="120" w:type="dxa"/>
+            </w:tcMar>
           </w:tcPr>
           <w:p>
             <w:pPr>
-              <w:spacing w:before="40" w:after="40"/>
+              <w:spacing w:before="30" w:after="30" w:line="269" w:lineRule="auto"/>
+              <w:jc w:val="left"/>
             </w:pPr>
             <w:r>
               <w:rPr>
@@ -5852,10 +8055,17 @@
         <w:tc>
           <w:tcPr>
             <w:tcW w:type="dxa" w:w="1872"/>
+            <w:tcMar>
+              <w:top w:w="70" w:type="dxa"/>
+              <w:bottom w:w="70" w:type="dxa"/>
+              <w:left w:w="120" w:type="dxa"/>
+              <w:right w:w="120" w:type="dxa"/>
+            </w:tcMar>
           </w:tcPr>
           <w:p>
             <w:pPr>
-              <w:spacing w:before="40" w:after="40"/>
+              <w:spacing w:before="30" w:after="30" w:line="269" w:lineRule="auto"/>
+              <w:jc w:val="left"/>
             </w:pPr>
             <w:r>
               <w:rPr>
@@ -5872,10 +8082,17 @@
         <w:tc>
           <w:tcPr>
             <w:tcW w:type="dxa" w:w="1872"/>
+            <w:tcMar>
+              <w:top w:w="70" w:type="dxa"/>
+              <w:bottom w:w="70" w:type="dxa"/>
+              <w:left w:w="120" w:type="dxa"/>
+              <w:right w:w="120" w:type="dxa"/>
+            </w:tcMar>
           </w:tcPr>
           <w:p>
             <w:pPr>
-              <w:spacing w:before="40" w:after="40"/>
+              <w:spacing w:before="30" w:after="30" w:line="269" w:lineRule="auto"/>
+              <w:jc w:val="left"/>
             </w:pPr>
             <w:r>
               <w:rPr>
@@ -5892,10 +8109,17 @@
         <w:tc>
           <w:tcPr>
             <w:tcW w:type="dxa" w:w="1872"/>
+            <w:tcMar>
+              <w:top w:w="70" w:type="dxa"/>
+              <w:bottom w:w="70" w:type="dxa"/>
+              <w:left w:w="120" w:type="dxa"/>
+              <w:right w:w="120" w:type="dxa"/>
+            </w:tcMar>
           </w:tcPr>
           <w:p>
             <w:pPr>
-              <w:spacing w:before="40" w:after="40"/>
+              <w:spacing w:before="30" w:after="30" w:line="269" w:lineRule="auto"/>
+              <w:jc w:val="left"/>
             </w:pPr>
             <w:r>
               <w:rPr>
@@ -5914,10 +8138,17 @@
         <w:tc>
           <w:tcPr>
             <w:tcW w:type="dxa" w:w="1872"/>
+            <w:tcMar>
+              <w:top w:w="70" w:type="dxa"/>
+              <w:bottom w:w="70" w:type="dxa"/>
+              <w:left w:w="120" w:type="dxa"/>
+              <w:right w:w="120" w:type="dxa"/>
+            </w:tcMar>
           </w:tcPr>
           <w:p>
             <w:pPr>
-              <w:spacing w:before="40" w:after="40"/>
+              <w:spacing w:before="30" w:after="30" w:line="269" w:lineRule="auto"/>
+              <w:jc w:val="left"/>
             </w:pPr>
             <w:r>
               <w:rPr>
@@ -5934,10 +8165,17 @@
         <w:tc>
           <w:tcPr>
             <w:tcW w:type="dxa" w:w="1872"/>
+            <w:tcMar>
+              <w:top w:w="70" w:type="dxa"/>
+              <w:bottom w:w="70" w:type="dxa"/>
+              <w:left w:w="120" w:type="dxa"/>
+              <w:right w:w="120" w:type="dxa"/>
+            </w:tcMar>
           </w:tcPr>
           <w:p>
             <w:pPr>
-              <w:spacing w:before="40" w:after="40"/>
+              <w:spacing w:before="30" w:after="30" w:line="269" w:lineRule="auto"/>
+              <w:jc w:val="left"/>
             </w:pPr>
             <w:r>
               <w:rPr>
@@ -5954,10 +8192,17 @@
         <w:tc>
           <w:tcPr>
             <w:tcW w:type="dxa" w:w="1872"/>
+            <w:tcMar>
+              <w:top w:w="70" w:type="dxa"/>
+              <w:bottom w:w="70" w:type="dxa"/>
+              <w:left w:w="120" w:type="dxa"/>
+              <w:right w:w="120" w:type="dxa"/>
+            </w:tcMar>
           </w:tcPr>
           <w:p>
             <w:pPr>
-              <w:spacing w:before="40" w:after="40"/>
+              <w:spacing w:before="30" w:after="30" w:line="269" w:lineRule="auto"/>
+              <w:jc w:val="left"/>
             </w:pPr>
             <w:r>
               <w:rPr>
@@ -5974,10 +8219,17 @@
         <w:tc>
           <w:tcPr>
             <w:tcW w:type="dxa" w:w="1872"/>
+            <w:tcMar>
+              <w:top w:w="70" w:type="dxa"/>
+              <w:bottom w:w="70" w:type="dxa"/>
+              <w:left w:w="120" w:type="dxa"/>
+              <w:right w:w="120" w:type="dxa"/>
+            </w:tcMar>
           </w:tcPr>
           <w:p>
             <w:pPr>
-              <w:spacing w:before="40" w:after="40"/>
+              <w:spacing w:before="30" w:after="30" w:line="269" w:lineRule="auto"/>
+              <w:jc w:val="left"/>
             </w:pPr>
             <w:r>
               <w:rPr>
@@ -5994,10 +8246,17 @@
         <w:tc>
           <w:tcPr>
             <w:tcW w:type="dxa" w:w="1872"/>
+            <w:tcMar>
+              <w:top w:w="70" w:type="dxa"/>
+              <w:bottom w:w="70" w:type="dxa"/>
+              <w:left w:w="120" w:type="dxa"/>
+              <w:right w:w="120" w:type="dxa"/>
+            </w:tcMar>
           </w:tcPr>
           <w:p>
             <w:pPr>
-              <w:spacing w:before="40" w:after="40"/>
+              <w:spacing w:before="30" w:after="30" w:line="269" w:lineRule="auto"/>
+              <w:jc w:val="left"/>
             </w:pPr>
             <w:r>
               <w:rPr>
@@ -6016,10 +8275,17 @@
         <w:tc>
           <w:tcPr>
             <w:tcW w:type="dxa" w:w="1872"/>
+            <w:tcMar>
+              <w:top w:w="70" w:type="dxa"/>
+              <w:bottom w:w="70" w:type="dxa"/>
+              <w:left w:w="120" w:type="dxa"/>
+              <w:right w:w="120" w:type="dxa"/>
+            </w:tcMar>
           </w:tcPr>
           <w:p>
             <w:pPr>
-              <w:spacing w:before="40" w:after="40"/>
+              <w:spacing w:before="30" w:after="30" w:line="269" w:lineRule="auto"/>
+              <w:jc w:val="left"/>
             </w:pPr>
             <w:r>
               <w:rPr>
@@ -6036,10 +8302,17 @@
         <w:tc>
           <w:tcPr>
             <w:tcW w:type="dxa" w:w="1872"/>
+            <w:tcMar>
+              <w:top w:w="70" w:type="dxa"/>
+              <w:bottom w:w="70" w:type="dxa"/>
+              <w:left w:w="120" w:type="dxa"/>
+              <w:right w:w="120" w:type="dxa"/>
+            </w:tcMar>
           </w:tcPr>
           <w:p>
             <w:pPr>
-              <w:spacing w:before="40" w:after="40"/>
+              <w:spacing w:before="30" w:after="30" w:line="269" w:lineRule="auto"/>
+              <w:jc w:val="left"/>
             </w:pPr>
             <w:r>
               <w:rPr>
@@ -6056,10 +8329,17 @@
         <w:tc>
           <w:tcPr>
             <w:tcW w:type="dxa" w:w="1872"/>
+            <w:tcMar>
+              <w:top w:w="70" w:type="dxa"/>
+              <w:bottom w:w="70" w:type="dxa"/>
+              <w:left w:w="120" w:type="dxa"/>
+              <w:right w:w="120" w:type="dxa"/>
+            </w:tcMar>
           </w:tcPr>
           <w:p>
             <w:pPr>
-              <w:spacing w:before="40" w:after="40"/>
+              <w:spacing w:before="30" w:after="30" w:line="269" w:lineRule="auto"/>
+              <w:jc w:val="left"/>
             </w:pPr>
             <w:r>
               <w:rPr>
@@ -6076,10 +8356,17 @@
         <w:tc>
           <w:tcPr>
             <w:tcW w:type="dxa" w:w="1872"/>
+            <w:tcMar>
+              <w:top w:w="70" w:type="dxa"/>
+              <w:bottom w:w="70" w:type="dxa"/>
+              <w:left w:w="120" w:type="dxa"/>
+              <w:right w:w="120" w:type="dxa"/>
+            </w:tcMar>
           </w:tcPr>
           <w:p>
             <w:pPr>
-              <w:spacing w:before="40" w:after="40"/>
+              <w:spacing w:before="30" w:after="30" w:line="269" w:lineRule="auto"/>
+              <w:jc w:val="left"/>
             </w:pPr>
             <w:r>
               <w:rPr>
@@ -6096,10 +8383,17 @@
         <w:tc>
           <w:tcPr>
             <w:tcW w:type="dxa" w:w="1872"/>
+            <w:tcMar>
+              <w:top w:w="70" w:type="dxa"/>
+              <w:bottom w:w="70" w:type="dxa"/>
+              <w:left w:w="120" w:type="dxa"/>
+              <w:right w:w="120" w:type="dxa"/>
+            </w:tcMar>
           </w:tcPr>
           <w:p>
             <w:pPr>
-              <w:spacing w:before="40" w:after="40"/>
+              <w:spacing w:before="30" w:after="30" w:line="269" w:lineRule="auto"/>
+              <w:jc w:val="left"/>
             </w:pPr>
             <w:r>
               <w:rPr>
@@ -6118,10 +8412,17 @@
         <w:tc>
           <w:tcPr>
             <w:tcW w:type="dxa" w:w="1872"/>
+            <w:tcMar>
+              <w:top w:w="70" w:type="dxa"/>
+              <w:bottom w:w="70" w:type="dxa"/>
+              <w:left w:w="120" w:type="dxa"/>
+              <w:right w:w="120" w:type="dxa"/>
+            </w:tcMar>
           </w:tcPr>
           <w:p>
             <w:pPr>
-              <w:spacing w:before="40" w:after="40"/>
+              <w:spacing w:before="30" w:after="30" w:line="269" w:lineRule="auto"/>
+              <w:jc w:val="left"/>
             </w:pPr>
             <w:r>
               <w:rPr>
@@ -6138,10 +8439,17 @@
         <w:tc>
           <w:tcPr>
             <w:tcW w:type="dxa" w:w="1872"/>
+            <w:tcMar>
+              <w:top w:w="70" w:type="dxa"/>
+              <w:bottom w:w="70" w:type="dxa"/>
+              <w:left w:w="120" w:type="dxa"/>
+              <w:right w:w="120" w:type="dxa"/>
+            </w:tcMar>
           </w:tcPr>
           <w:p>
             <w:pPr>
-              <w:spacing w:before="40" w:after="40"/>
+              <w:spacing w:before="30" w:after="30" w:line="269" w:lineRule="auto"/>
+              <w:jc w:val="left"/>
             </w:pPr>
             <w:r>
               <w:rPr>
@@ -6158,10 +8466,17 @@
         <w:tc>
           <w:tcPr>
             <w:tcW w:type="dxa" w:w="1872"/>
+            <w:tcMar>
+              <w:top w:w="70" w:type="dxa"/>
+              <w:bottom w:w="70" w:type="dxa"/>
+              <w:left w:w="120" w:type="dxa"/>
+              <w:right w:w="120" w:type="dxa"/>
+            </w:tcMar>
           </w:tcPr>
           <w:p>
             <w:pPr>
-              <w:spacing w:before="40" w:after="40"/>
+              <w:spacing w:before="30" w:after="30" w:line="269" w:lineRule="auto"/>
+              <w:jc w:val="left"/>
             </w:pPr>
             <w:r>
               <w:rPr>
@@ -6178,10 +8493,17 @@
         <w:tc>
           <w:tcPr>
             <w:tcW w:type="dxa" w:w="1872"/>
+            <w:tcMar>
+              <w:top w:w="70" w:type="dxa"/>
+              <w:bottom w:w="70" w:type="dxa"/>
+              <w:left w:w="120" w:type="dxa"/>
+              <w:right w:w="120" w:type="dxa"/>
+            </w:tcMar>
           </w:tcPr>
           <w:p>
             <w:pPr>
-              <w:spacing w:before="40" w:after="40"/>
+              <w:spacing w:before="30" w:after="30" w:line="269" w:lineRule="auto"/>
+              <w:jc w:val="left"/>
             </w:pPr>
             <w:r>
               <w:rPr>
@@ -6198,10 +8520,17 @@
         <w:tc>
           <w:tcPr>
             <w:tcW w:type="dxa" w:w="1872"/>
+            <w:tcMar>
+              <w:top w:w="70" w:type="dxa"/>
+              <w:bottom w:w="70" w:type="dxa"/>
+              <w:left w:w="120" w:type="dxa"/>
+              <w:right w:w="120" w:type="dxa"/>
+            </w:tcMar>
           </w:tcPr>
           <w:p>
             <w:pPr>
-              <w:spacing w:before="40" w:after="40"/>
+              <w:spacing w:before="30" w:after="30" w:line="269" w:lineRule="auto"/>
+              <w:jc w:val="left"/>
             </w:pPr>
             <w:r>
               <w:rPr>
@@ -6220,10 +8549,17 @@
         <w:tc>
           <w:tcPr>
             <w:tcW w:type="dxa" w:w="1872"/>
+            <w:tcMar>
+              <w:top w:w="70" w:type="dxa"/>
+              <w:bottom w:w="70" w:type="dxa"/>
+              <w:left w:w="120" w:type="dxa"/>
+              <w:right w:w="120" w:type="dxa"/>
+            </w:tcMar>
           </w:tcPr>
           <w:p>
             <w:pPr>
-              <w:spacing w:before="40" w:after="40"/>
+              <w:spacing w:before="30" w:after="30" w:line="269" w:lineRule="auto"/>
+              <w:jc w:val="left"/>
             </w:pPr>
             <w:r>
               <w:rPr>
@@ -6240,10 +8576,17 @@
         <w:tc>
           <w:tcPr>
             <w:tcW w:type="dxa" w:w="1872"/>
+            <w:tcMar>
+              <w:top w:w="70" w:type="dxa"/>
+              <w:bottom w:w="70" w:type="dxa"/>
+              <w:left w:w="120" w:type="dxa"/>
+              <w:right w:w="120" w:type="dxa"/>
+            </w:tcMar>
           </w:tcPr>
           <w:p>
             <w:pPr>
-              <w:spacing w:before="40" w:after="40"/>
+              <w:spacing w:before="30" w:after="30" w:line="269" w:lineRule="auto"/>
+              <w:jc w:val="left"/>
             </w:pPr>
             <w:r>
               <w:rPr>
@@ -6260,10 +8603,17 @@
         <w:tc>
           <w:tcPr>
             <w:tcW w:type="dxa" w:w="1872"/>
+            <w:tcMar>
+              <w:top w:w="70" w:type="dxa"/>
+              <w:bottom w:w="70" w:type="dxa"/>
+              <w:left w:w="120" w:type="dxa"/>
+              <w:right w:w="120" w:type="dxa"/>
+            </w:tcMar>
           </w:tcPr>
           <w:p>
             <w:pPr>
-              <w:spacing w:before="40" w:after="40"/>
+              <w:spacing w:before="30" w:after="30" w:line="269" w:lineRule="auto"/>
+              <w:jc w:val="left"/>
             </w:pPr>
             <w:r>
               <w:rPr>
@@ -6280,10 +8630,17 @@
         <w:tc>
           <w:tcPr>
             <w:tcW w:type="dxa" w:w="1872"/>
+            <w:tcMar>
+              <w:top w:w="70" w:type="dxa"/>
+              <w:bottom w:w="70" w:type="dxa"/>
+              <w:left w:w="120" w:type="dxa"/>
+              <w:right w:w="120" w:type="dxa"/>
+            </w:tcMar>
           </w:tcPr>
           <w:p>
             <w:pPr>
-              <w:spacing w:before="40" w:after="40"/>
+              <w:spacing w:before="30" w:after="30" w:line="269" w:lineRule="auto"/>
+              <w:jc w:val="left"/>
             </w:pPr>
             <w:r>
               <w:rPr>
@@ -6300,10 +8657,17 @@
         <w:tc>
           <w:tcPr>
             <w:tcW w:type="dxa" w:w="1872"/>
+            <w:tcMar>
+              <w:top w:w="70" w:type="dxa"/>
+              <w:bottom w:w="70" w:type="dxa"/>
+              <w:left w:w="120" w:type="dxa"/>
+              <w:right w:w="120" w:type="dxa"/>
+            </w:tcMar>
           </w:tcPr>
           <w:p>
             <w:pPr>
-              <w:spacing w:before="40" w:after="40"/>
+              <w:spacing w:before="30" w:after="30" w:line="269" w:lineRule="auto"/>
+              <w:jc w:val="left"/>
             </w:pPr>
             <w:r>
               <w:rPr>
@@ -6322,10 +8686,17 @@
         <w:tc>
           <w:tcPr>
             <w:tcW w:type="dxa" w:w="1872"/>
+            <w:tcMar>
+              <w:top w:w="70" w:type="dxa"/>
+              <w:bottom w:w="70" w:type="dxa"/>
+              <w:left w:w="120" w:type="dxa"/>
+              <w:right w:w="120" w:type="dxa"/>
+            </w:tcMar>
           </w:tcPr>
           <w:p>
             <w:pPr>
-              <w:spacing w:before="40" w:after="40"/>
+              <w:spacing w:before="30" w:after="30" w:line="269" w:lineRule="auto"/>
+              <w:jc w:val="left"/>
             </w:pPr>
             <w:r>
               <w:rPr>
@@ -6342,10 +8713,17 @@
         <w:tc>
           <w:tcPr>
             <w:tcW w:type="dxa" w:w="1872"/>
+            <w:tcMar>
+              <w:top w:w="70" w:type="dxa"/>
+              <w:bottom w:w="70" w:type="dxa"/>
+              <w:left w:w="120" w:type="dxa"/>
+              <w:right w:w="120" w:type="dxa"/>
+            </w:tcMar>
           </w:tcPr>
           <w:p>
             <w:pPr>
-              <w:spacing w:before="40" w:after="40"/>
+              <w:spacing w:before="30" w:after="30" w:line="269" w:lineRule="auto"/>
+              <w:jc w:val="left"/>
             </w:pPr>
             <w:r>
               <w:rPr>
@@ -6362,10 +8740,17 @@
         <w:tc>
           <w:tcPr>
             <w:tcW w:type="dxa" w:w="1872"/>
+            <w:tcMar>
+              <w:top w:w="70" w:type="dxa"/>
+              <w:bottom w:w="70" w:type="dxa"/>
+              <w:left w:w="120" w:type="dxa"/>
+              <w:right w:w="120" w:type="dxa"/>
+            </w:tcMar>
           </w:tcPr>
           <w:p>
             <w:pPr>
-              <w:spacing w:before="40" w:after="40"/>
+              <w:spacing w:before="30" w:after="30" w:line="269" w:lineRule="auto"/>
+              <w:jc w:val="left"/>
             </w:pPr>
             <w:r>
               <w:rPr>
@@ -6382,10 +8767,17 @@
         <w:tc>
           <w:tcPr>
             <w:tcW w:type="dxa" w:w="1872"/>
+            <w:tcMar>
+              <w:top w:w="70" w:type="dxa"/>
+              <w:bottom w:w="70" w:type="dxa"/>
+              <w:left w:w="120" w:type="dxa"/>
+              <w:right w:w="120" w:type="dxa"/>
+            </w:tcMar>
           </w:tcPr>
           <w:p>
             <w:pPr>
-              <w:spacing w:before="40" w:after="40"/>
+              <w:spacing w:before="30" w:after="30" w:line="269" w:lineRule="auto"/>
+              <w:jc w:val="left"/>
             </w:pPr>
             <w:r>
               <w:rPr>
@@ -6402,10 +8794,17 @@
         <w:tc>
           <w:tcPr>
             <w:tcW w:type="dxa" w:w="1872"/>
+            <w:tcMar>
+              <w:top w:w="70" w:type="dxa"/>
+              <w:bottom w:w="70" w:type="dxa"/>
+              <w:left w:w="120" w:type="dxa"/>
+              <w:right w:w="120" w:type="dxa"/>
+            </w:tcMar>
           </w:tcPr>
           <w:p>
             <w:pPr>
-              <w:spacing w:before="40" w:after="40"/>
+              <w:spacing w:before="30" w:after="30" w:line="269" w:lineRule="auto"/>
+              <w:jc w:val="left"/>
             </w:pPr>
             <w:r>
               <w:rPr>
@@ -6423,7 +8822,7 @@
     </w:tbl>
     <w:p>
       <w:pPr>
-        <w:spacing w:before="80" w:after="200" w:line="276" w:lineRule="auto"/>
+        <w:spacing w:before="80" w:after="160" w:line="276" w:lineRule="auto"/>
         <w:jc w:val="center"/>
       </w:pPr>
       <w:r>
@@ -6439,8 +8838,8 @@
     </w:p>
     <w:p>
       <w:pPr>
-        <w:spacing w:before="0" w:after="120" w:line="276" w:lineRule="auto"/>
-        <w:jc w:val="left"/>
+        <w:spacing w:before="0" w:after="100" w:line="276" w:lineRule="auto"/>
+        <w:jc w:val="both"/>
       </w:pPr>
       <w:r>
         <w:rPr>
@@ -6478,8 +8877,18 @@
           <w:tcPr>
             <w:tcW w:type="dxa" w:w="2340"/>
             <w:shd w:fill="1F497D"/>
+            <w:tcMar>
+              <w:top w:w="100" w:type="dxa"/>
+              <w:bottom w:w="100" w:type="dxa"/>
+              <w:left w:w="120" w:type="dxa"/>
+              <w:right w:w="120" w:type="dxa"/>
+            </w:tcMar>
           </w:tcPr>
           <w:p>
+            <w:pPr>
+              <w:spacing w:before="0" w:after="0"/>
+              <w:jc w:val="left"/>
+            </w:pPr>
             <w:r>
               <w:rPr>
                 <w:rFonts w:ascii="Times New Roman" w:hAnsi="Times New Roman"/>
@@ -6496,8 +8905,18 @@
           <w:tcPr>
             <w:tcW w:type="dxa" w:w="2340"/>
             <w:shd w:fill="1F497D"/>
+            <w:tcMar>
+              <w:top w:w="100" w:type="dxa"/>
+              <w:bottom w:w="100" w:type="dxa"/>
+              <w:left w:w="120" w:type="dxa"/>
+              <w:right w:w="120" w:type="dxa"/>
+            </w:tcMar>
           </w:tcPr>
           <w:p>
+            <w:pPr>
+              <w:spacing w:before="0" w:after="0"/>
+              <w:jc w:val="left"/>
+            </w:pPr>
             <w:r>
               <w:rPr>
                 <w:rFonts w:ascii="Times New Roman" w:hAnsi="Times New Roman"/>
@@ -6514,8 +8933,18 @@
           <w:tcPr>
             <w:tcW w:type="dxa" w:w="2340"/>
             <w:shd w:fill="1F497D"/>
+            <w:tcMar>
+              <w:top w:w="100" w:type="dxa"/>
+              <w:bottom w:w="100" w:type="dxa"/>
+              <w:left w:w="120" w:type="dxa"/>
+              <w:right w:w="120" w:type="dxa"/>
+            </w:tcMar>
           </w:tcPr>
           <w:p>
+            <w:pPr>
+              <w:spacing w:before="0" w:after="0"/>
+              <w:jc w:val="left"/>
+            </w:pPr>
             <w:r>
               <w:rPr>
                 <w:rFonts w:ascii="Times New Roman" w:hAnsi="Times New Roman"/>
@@ -6532,8 +8961,18 @@
           <w:tcPr>
             <w:tcW w:type="dxa" w:w="2340"/>
             <w:shd w:fill="1F497D"/>
+            <w:tcMar>
+              <w:top w:w="100" w:type="dxa"/>
+              <w:bottom w:w="100" w:type="dxa"/>
+              <w:left w:w="120" w:type="dxa"/>
+              <w:right w:w="120" w:type="dxa"/>
+            </w:tcMar>
           </w:tcPr>
           <w:p>
+            <w:pPr>
+              <w:spacing w:before="0" w:after="0"/>
+              <w:jc w:val="left"/>
+            </w:pPr>
             <w:r>
               <w:rPr>
                 <w:rFonts w:ascii="Times New Roman" w:hAnsi="Times New Roman"/>
@@ -6551,10 +8990,17 @@
         <w:tc>
           <w:tcPr>
             <w:tcW w:type="dxa" w:w="2340"/>
+            <w:tcMar>
+              <w:top w:w="70" w:type="dxa"/>
+              <w:bottom w:w="70" w:type="dxa"/>
+              <w:left w:w="120" w:type="dxa"/>
+              <w:right w:w="120" w:type="dxa"/>
+            </w:tcMar>
           </w:tcPr>
           <w:p>
             <w:pPr>
-              <w:spacing w:before="40" w:after="40"/>
+              <w:spacing w:before="30" w:after="30" w:line="269" w:lineRule="auto"/>
+              <w:jc w:val="left"/>
             </w:pPr>
             <w:r>
               <w:rPr>
@@ -6571,10 +9017,17 @@
         <w:tc>
           <w:tcPr>
             <w:tcW w:type="dxa" w:w="2340"/>
+            <w:tcMar>
+              <w:top w:w="70" w:type="dxa"/>
+              <w:bottom w:w="70" w:type="dxa"/>
+              <w:left w:w="120" w:type="dxa"/>
+              <w:right w:w="120" w:type="dxa"/>
+            </w:tcMar>
           </w:tcPr>
           <w:p>
             <w:pPr>
-              <w:spacing w:before="40" w:after="40"/>
+              <w:spacing w:before="30" w:after="30" w:line="269" w:lineRule="auto"/>
+              <w:jc w:val="left"/>
             </w:pPr>
             <w:r>
               <w:rPr>
@@ -6591,10 +9044,17 @@
         <w:tc>
           <w:tcPr>
             <w:tcW w:type="dxa" w:w="2340"/>
+            <w:tcMar>
+              <w:top w:w="70" w:type="dxa"/>
+              <w:bottom w:w="70" w:type="dxa"/>
+              <w:left w:w="120" w:type="dxa"/>
+              <w:right w:w="120" w:type="dxa"/>
+            </w:tcMar>
           </w:tcPr>
           <w:p>
             <w:pPr>
-              <w:spacing w:before="40" w:after="40"/>
+              <w:spacing w:before="30" w:after="30" w:line="269" w:lineRule="auto"/>
+              <w:jc w:val="left"/>
             </w:pPr>
             <w:r>
               <w:rPr>
@@ -6611,10 +9071,17 @@
         <w:tc>
           <w:tcPr>
             <w:tcW w:type="dxa" w:w="2340"/>
+            <w:tcMar>
+              <w:top w:w="70" w:type="dxa"/>
+              <w:bottom w:w="70" w:type="dxa"/>
+              <w:left w:w="120" w:type="dxa"/>
+              <w:right w:w="120" w:type="dxa"/>
+            </w:tcMar>
           </w:tcPr>
           <w:p>
             <w:pPr>
-              <w:spacing w:before="40" w:after="40"/>
+              <w:spacing w:before="30" w:after="30" w:line="269" w:lineRule="auto"/>
+              <w:jc w:val="left"/>
             </w:pPr>
             <w:r>
               <w:rPr>
@@ -6633,10 +9100,17 @@
         <w:tc>
           <w:tcPr>
             <w:tcW w:type="dxa" w:w="2340"/>
+            <w:tcMar>
+              <w:top w:w="70" w:type="dxa"/>
+              <w:bottom w:w="70" w:type="dxa"/>
+              <w:left w:w="120" w:type="dxa"/>
+              <w:right w:w="120" w:type="dxa"/>
+            </w:tcMar>
           </w:tcPr>
           <w:p>
             <w:pPr>
-              <w:spacing w:before="40" w:after="40"/>
+              <w:spacing w:before="30" w:after="30" w:line="269" w:lineRule="auto"/>
+              <w:jc w:val="left"/>
             </w:pPr>
             <w:r>
               <w:rPr>
@@ -6653,10 +9127,17 @@
         <w:tc>
           <w:tcPr>
             <w:tcW w:type="dxa" w:w="2340"/>
+            <w:tcMar>
+              <w:top w:w="70" w:type="dxa"/>
+              <w:bottom w:w="70" w:type="dxa"/>
+              <w:left w:w="120" w:type="dxa"/>
+              <w:right w:w="120" w:type="dxa"/>
+            </w:tcMar>
           </w:tcPr>
           <w:p>
             <w:pPr>
-              <w:spacing w:before="40" w:after="40"/>
+              <w:spacing w:before="30" w:after="30" w:line="269" w:lineRule="auto"/>
+              <w:jc w:val="left"/>
             </w:pPr>
             <w:r>
               <w:rPr>
@@ -6673,10 +9154,17 @@
         <w:tc>
           <w:tcPr>
             <w:tcW w:type="dxa" w:w="2340"/>
+            <w:tcMar>
+              <w:top w:w="70" w:type="dxa"/>
+              <w:bottom w:w="70" w:type="dxa"/>
+              <w:left w:w="120" w:type="dxa"/>
+              <w:right w:w="120" w:type="dxa"/>
+            </w:tcMar>
           </w:tcPr>
           <w:p>
             <w:pPr>
-              <w:spacing w:before="40" w:after="40"/>
+              <w:spacing w:before="30" w:after="30" w:line="269" w:lineRule="auto"/>
+              <w:jc w:val="left"/>
             </w:pPr>
             <w:r>
               <w:rPr>
@@ -6693,10 +9181,17 @@
         <w:tc>
           <w:tcPr>
             <w:tcW w:type="dxa" w:w="2340"/>
+            <w:tcMar>
+              <w:top w:w="70" w:type="dxa"/>
+              <w:bottom w:w="70" w:type="dxa"/>
+              <w:left w:w="120" w:type="dxa"/>
+              <w:right w:w="120" w:type="dxa"/>
+            </w:tcMar>
           </w:tcPr>
           <w:p>
             <w:pPr>
-              <w:spacing w:before="40" w:after="40"/>
+              <w:spacing w:before="30" w:after="30" w:line="269" w:lineRule="auto"/>
+              <w:jc w:val="left"/>
             </w:pPr>
             <w:r>
               <w:rPr>
@@ -6715,10 +9210,17 @@
         <w:tc>
           <w:tcPr>
             <w:tcW w:type="dxa" w:w="2340"/>
+            <w:tcMar>
+              <w:top w:w="70" w:type="dxa"/>
+              <w:bottom w:w="70" w:type="dxa"/>
+              <w:left w:w="120" w:type="dxa"/>
+              <w:right w:w="120" w:type="dxa"/>
+            </w:tcMar>
           </w:tcPr>
           <w:p>
             <w:pPr>
-              <w:spacing w:before="40" w:after="40"/>
+              <w:spacing w:before="30" w:after="30" w:line="269" w:lineRule="auto"/>
+              <w:jc w:val="left"/>
             </w:pPr>
             <w:r>
               <w:rPr>
@@ -6735,10 +9237,17 @@
         <w:tc>
           <w:tcPr>
             <w:tcW w:type="dxa" w:w="2340"/>
+            <w:tcMar>
+              <w:top w:w="70" w:type="dxa"/>
+              <w:bottom w:w="70" w:type="dxa"/>
+              <w:left w:w="120" w:type="dxa"/>
+              <w:right w:w="120" w:type="dxa"/>
+            </w:tcMar>
           </w:tcPr>
           <w:p>
             <w:pPr>
-              <w:spacing w:before="40" w:after="40"/>
+              <w:spacing w:before="30" w:after="30" w:line="269" w:lineRule="auto"/>
+              <w:jc w:val="left"/>
             </w:pPr>
             <w:r>
               <w:rPr>
@@ -6755,10 +9264,17 @@
         <w:tc>
           <w:tcPr>
             <w:tcW w:type="dxa" w:w="2340"/>
+            <w:tcMar>
+              <w:top w:w="70" w:type="dxa"/>
+              <w:bottom w:w="70" w:type="dxa"/>
+              <w:left w:w="120" w:type="dxa"/>
+              <w:right w:w="120" w:type="dxa"/>
+            </w:tcMar>
           </w:tcPr>
           <w:p>
             <w:pPr>
-              <w:spacing w:before="40" w:after="40"/>
+              <w:spacing w:before="30" w:after="30" w:line="269" w:lineRule="auto"/>
+              <w:jc w:val="left"/>
             </w:pPr>
             <w:r>
               <w:rPr>
@@ -6775,10 +9291,17 @@
         <w:tc>
           <w:tcPr>
             <w:tcW w:type="dxa" w:w="2340"/>
+            <w:tcMar>
+              <w:top w:w="70" w:type="dxa"/>
+              <w:bottom w:w="70" w:type="dxa"/>
+              <w:left w:w="120" w:type="dxa"/>
+              <w:right w:w="120" w:type="dxa"/>
+            </w:tcMar>
           </w:tcPr>
           <w:p>
             <w:pPr>
-              <w:spacing w:before="40" w:after="40"/>
+              <w:spacing w:before="30" w:after="30" w:line="269" w:lineRule="auto"/>
+              <w:jc w:val="left"/>
             </w:pPr>
             <w:r>
               <w:rPr>
@@ -6797,10 +9320,17 @@
         <w:tc>
           <w:tcPr>
             <w:tcW w:type="dxa" w:w="2340"/>
+            <w:tcMar>
+              <w:top w:w="70" w:type="dxa"/>
+              <w:bottom w:w="70" w:type="dxa"/>
+              <w:left w:w="120" w:type="dxa"/>
+              <w:right w:w="120" w:type="dxa"/>
+            </w:tcMar>
           </w:tcPr>
           <w:p>
             <w:pPr>
-              <w:spacing w:before="40" w:after="40"/>
+              <w:spacing w:before="30" w:after="30" w:line="269" w:lineRule="auto"/>
+              <w:jc w:val="left"/>
             </w:pPr>
             <w:r>
               <w:rPr>
@@ -6817,10 +9347,17 @@
         <w:tc>
           <w:tcPr>
             <w:tcW w:type="dxa" w:w="2340"/>
+            <w:tcMar>
+              <w:top w:w="70" w:type="dxa"/>
+              <w:bottom w:w="70" w:type="dxa"/>
+              <w:left w:w="120" w:type="dxa"/>
+              <w:right w:w="120" w:type="dxa"/>
+            </w:tcMar>
           </w:tcPr>
           <w:p>
             <w:pPr>
-              <w:spacing w:before="40" w:after="40"/>
+              <w:spacing w:before="30" w:after="30" w:line="269" w:lineRule="auto"/>
+              <w:jc w:val="left"/>
             </w:pPr>
             <w:r>
               <w:rPr>
@@ -6837,10 +9374,17 @@
         <w:tc>
           <w:tcPr>
             <w:tcW w:type="dxa" w:w="2340"/>
+            <w:tcMar>
+              <w:top w:w="70" w:type="dxa"/>
+              <w:bottom w:w="70" w:type="dxa"/>
+              <w:left w:w="120" w:type="dxa"/>
+              <w:right w:w="120" w:type="dxa"/>
+            </w:tcMar>
           </w:tcPr>
           <w:p>
             <w:pPr>
-              <w:spacing w:before="40" w:after="40"/>
+              <w:spacing w:before="30" w:after="30" w:line="269" w:lineRule="auto"/>
+              <w:jc w:val="left"/>
             </w:pPr>
             <w:r>
               <w:rPr>
@@ -6857,10 +9401,17 @@
         <w:tc>
           <w:tcPr>
             <w:tcW w:type="dxa" w:w="2340"/>
+            <w:tcMar>
+              <w:top w:w="70" w:type="dxa"/>
+              <w:bottom w:w="70" w:type="dxa"/>
+              <w:left w:w="120" w:type="dxa"/>
+              <w:right w:w="120" w:type="dxa"/>
+            </w:tcMar>
           </w:tcPr>
           <w:p>
             <w:pPr>
-              <w:spacing w:before="40" w:after="40"/>
+              <w:spacing w:before="30" w:after="30" w:line="269" w:lineRule="auto"/>
+              <w:jc w:val="left"/>
             </w:pPr>
             <w:r>
               <w:rPr>
@@ -6879,10 +9430,17 @@
         <w:tc>
           <w:tcPr>
             <w:tcW w:type="dxa" w:w="2340"/>
+            <w:tcMar>
+              <w:top w:w="70" w:type="dxa"/>
+              <w:bottom w:w="70" w:type="dxa"/>
+              <w:left w:w="120" w:type="dxa"/>
+              <w:right w:w="120" w:type="dxa"/>
+            </w:tcMar>
           </w:tcPr>
           <w:p>
             <w:pPr>
-              <w:spacing w:before="40" w:after="40"/>
+              <w:spacing w:before="30" w:after="30" w:line="269" w:lineRule="auto"/>
+              <w:jc w:val="left"/>
             </w:pPr>
             <w:r>
               <w:rPr>
@@ -6899,10 +9457,17 @@
         <w:tc>
           <w:tcPr>
             <w:tcW w:type="dxa" w:w="2340"/>
+            <w:tcMar>
+              <w:top w:w="70" w:type="dxa"/>
+              <w:bottom w:w="70" w:type="dxa"/>
+              <w:left w:w="120" w:type="dxa"/>
+              <w:right w:w="120" w:type="dxa"/>
+            </w:tcMar>
           </w:tcPr>
           <w:p>
             <w:pPr>
-              <w:spacing w:before="40" w:after="40"/>
+              <w:spacing w:before="30" w:after="30" w:line="269" w:lineRule="auto"/>
+              <w:jc w:val="left"/>
             </w:pPr>
             <w:r>
               <w:rPr>
@@ -6919,10 +9484,17 @@
         <w:tc>
           <w:tcPr>
             <w:tcW w:type="dxa" w:w="2340"/>
+            <w:tcMar>
+              <w:top w:w="70" w:type="dxa"/>
+              <w:bottom w:w="70" w:type="dxa"/>
+              <w:left w:w="120" w:type="dxa"/>
+              <w:right w:w="120" w:type="dxa"/>
+            </w:tcMar>
           </w:tcPr>
           <w:p>
             <w:pPr>
-              <w:spacing w:before="40" w:after="40"/>
+              <w:spacing w:before="30" w:after="30" w:line="269" w:lineRule="auto"/>
+              <w:jc w:val="left"/>
             </w:pPr>
             <w:r>
               <w:rPr>
@@ -6939,10 +9511,17 @@
         <w:tc>
           <w:tcPr>
             <w:tcW w:type="dxa" w:w="2340"/>
+            <w:tcMar>
+              <w:top w:w="70" w:type="dxa"/>
+              <w:bottom w:w="70" w:type="dxa"/>
+              <w:left w:w="120" w:type="dxa"/>
+              <w:right w:w="120" w:type="dxa"/>
+            </w:tcMar>
           </w:tcPr>
           <w:p>
             <w:pPr>
-              <w:spacing w:before="40" w:after="40"/>
+              <w:spacing w:before="30" w:after="30" w:line="269" w:lineRule="auto"/>
+              <w:jc w:val="left"/>
             </w:pPr>
             <w:r>
               <w:rPr>
@@ -6981,7 +9560,7 @@
     </w:p>
     <w:p>
       <w:pPr>
-        <w:spacing w:before="120" w:after="200" w:line="276" w:lineRule="auto"/>
+        <w:spacing w:before="80" w:after="160" w:line="276" w:lineRule="auto"/>
         <w:jc w:val="center"/>
       </w:pPr>
       <w:r>
@@ -6997,7 +9576,7 @@
     </w:p>
     <w:p>
       <w:pPr>
-        <w:spacing w:before="0" w:after="280" w:line="288" w:lineRule="auto"/>
+        <w:spacing w:before="0" w:after="100" w:line="276" w:lineRule="auto"/>
         <w:jc w:val="both"/>
       </w:pPr>
       <w:r>
@@ -7013,7 +9592,7 @@
     </w:p>
     <w:p>
       <w:pPr>
-        <w:spacing w:before="0" w:after="200" w:line="276" w:lineRule="auto"/>
+        <w:spacing w:before="160" w:after="160" w:line="276" w:lineRule="auto"/>
         <w:jc w:val="center"/>
       </w:pPr>
       <w:r>
@@ -7029,8 +9608,9 @@
     </w:p>
     <w:p>
       <w:pPr>
-        <w:spacing w:before="0" w:after="60" w:line="264" w:lineRule="auto"/>
-        <w:jc w:val="left"/>
+        <w:spacing w:before="0" w:after="50" w:line="269" w:lineRule="auto"/>
+        <w:ind w:left="432" w:hanging="432"/>
+        <w:jc w:val="both"/>
       </w:pPr>
       <w:r>
         <w:rPr>
@@ -7045,8 +9625,9 @@
     </w:p>
     <w:p>
       <w:pPr>
-        <w:spacing w:before="0" w:after="60" w:line="264" w:lineRule="auto"/>
-        <w:jc w:val="left"/>
+        <w:spacing w:before="0" w:after="50" w:line="269" w:lineRule="auto"/>
+        <w:ind w:left="432" w:hanging="432"/>
+        <w:jc w:val="both"/>
       </w:pPr>
       <w:r>
         <w:rPr>
@@ -7061,8 +9642,9 @@
     </w:p>
     <w:p>
       <w:pPr>
-        <w:spacing w:before="0" w:after="60" w:line="264" w:lineRule="auto"/>
-        <w:jc w:val="left"/>
+        <w:spacing w:before="0" w:after="50" w:line="269" w:lineRule="auto"/>
+        <w:ind w:left="432" w:hanging="432"/>
+        <w:jc w:val="both"/>
       </w:pPr>
       <w:r>
         <w:rPr>
@@ -7077,8 +9659,9 @@
     </w:p>
     <w:p>
       <w:pPr>
-        <w:spacing w:before="0" w:after="60" w:line="264" w:lineRule="auto"/>
-        <w:jc w:val="left"/>
+        <w:spacing w:before="0" w:after="50" w:line="269" w:lineRule="auto"/>
+        <w:ind w:left="432" w:hanging="432"/>
+        <w:jc w:val="both"/>
       </w:pPr>
       <w:r>
         <w:rPr>
@@ -7093,8 +9676,9 @@
     </w:p>
     <w:p>
       <w:pPr>
-        <w:spacing w:before="0" w:after="60" w:line="264" w:lineRule="auto"/>
-        <w:jc w:val="left"/>
+        <w:spacing w:before="0" w:after="50" w:line="269" w:lineRule="auto"/>
+        <w:ind w:left="432" w:hanging="432"/>
+        <w:jc w:val="both"/>
       </w:pPr>
       <w:r>
         <w:rPr>
@@ -7109,8 +9693,9 @@
     </w:p>
     <w:p>
       <w:pPr>
-        <w:spacing w:before="0" w:after="60" w:line="264" w:lineRule="auto"/>
-        <w:jc w:val="left"/>
+        <w:spacing w:before="0" w:after="50" w:line="269" w:lineRule="auto"/>
+        <w:ind w:left="432" w:hanging="432"/>
+        <w:jc w:val="both"/>
       </w:pPr>
       <w:r>
         <w:rPr>
@@ -7125,8 +9710,9 @@
     </w:p>
     <w:p>
       <w:pPr>
-        <w:spacing w:before="0" w:after="60" w:line="264" w:lineRule="auto"/>
-        <w:jc w:val="left"/>
+        <w:spacing w:before="0" w:after="50" w:line="269" w:lineRule="auto"/>
+        <w:ind w:left="432" w:hanging="432"/>
+        <w:jc w:val="both"/>
       </w:pPr>
       <w:r>
         <w:rPr>
@@ -7141,8 +9727,9 @@
     </w:p>
     <w:p>
       <w:pPr>
-        <w:spacing w:before="0" w:after="60" w:line="264" w:lineRule="auto"/>
-        <w:jc w:val="left"/>
+        <w:spacing w:before="0" w:after="50" w:line="269" w:lineRule="auto"/>
+        <w:ind w:left="432" w:hanging="432"/>
+        <w:jc w:val="both"/>
       </w:pPr>
       <w:r>
         <w:rPr>
@@ -7157,8 +9744,9 @@
     </w:p>
     <w:p>
       <w:pPr>
-        <w:spacing w:before="0" w:after="60" w:line="264" w:lineRule="auto"/>
-        <w:jc w:val="left"/>
+        <w:spacing w:before="0" w:after="50" w:line="269" w:lineRule="auto"/>
+        <w:ind w:left="432" w:hanging="432"/>
+        <w:jc w:val="both"/>
       </w:pPr>
       <w:r>
         <w:rPr>
@@ -7173,8 +9761,9 @@
     </w:p>
     <w:p>
       <w:pPr>
-        <w:spacing w:before="0" w:after="60" w:line="264" w:lineRule="auto"/>
-        <w:jc w:val="left"/>
+        <w:spacing w:before="0" w:after="50" w:line="269" w:lineRule="auto"/>
+        <w:ind w:left="432" w:hanging="432"/>
+        <w:jc w:val="both"/>
       </w:pPr>
       <w:r>
         <w:rPr>
@@ -7189,8 +9778,9 @@
     </w:p>
     <w:p>
       <w:pPr>
-        <w:spacing w:before="0" w:after="60" w:line="264" w:lineRule="auto"/>
-        <w:jc w:val="left"/>
+        <w:spacing w:before="0" w:after="50" w:line="269" w:lineRule="auto"/>
+        <w:ind w:left="432" w:hanging="432"/>
+        <w:jc w:val="both"/>
       </w:pPr>
       <w:r>
         <w:rPr>
@@ -7205,8 +9795,9 @@
     </w:p>
     <w:p>
       <w:pPr>
-        <w:spacing w:before="0" w:after="60" w:line="264" w:lineRule="auto"/>
-        <w:jc w:val="left"/>
+        <w:spacing w:before="0" w:after="50" w:line="269" w:lineRule="auto"/>
+        <w:ind w:left="432" w:hanging="432"/>
+        <w:jc w:val="both"/>
       </w:pPr>
       <w:r>
         <w:rPr>
